--- a/complianceReporting/form_template.docx
+++ b/complianceReporting/form_template.docx
@@ -1,6 +1,6 @@
 
 <file path=word/document.xml><?xml version="1.0" encoding="utf-8"?>
-<w:document xmlns:mc="http://schemas.openxmlformats.org/markup-compatibility/2006" xmlns:w="http://schemas.openxmlformats.org/wordprocessingml/2006/main" xmlns:w14="http://schemas.microsoft.com/office/word/2010/wordml" mc:Ignorable="w14 w15 w16se w16cid w16 w16cex w16sdtdh w16sdtfl w16du wp14">
+<w:document xmlns:wpc="http://schemas.microsoft.com/office/word/2010/wordprocessingCanvas" xmlns:cx="http://schemas.microsoft.com/office/drawing/2014/chartex" xmlns:cx1="http://schemas.microsoft.com/office/drawing/2015/9/8/chartex" xmlns:cx2="http://schemas.microsoft.com/office/drawing/2015/10/21/chartex" xmlns:cx3="http://schemas.microsoft.com/office/drawing/2016/5/9/chartex" xmlns:cx4="http://schemas.microsoft.com/office/drawing/2016/5/10/chartex" xmlns:cx5="http://schemas.microsoft.com/office/drawing/2016/5/11/chartex" xmlns:cx6="http://schemas.microsoft.com/office/drawing/2016/5/12/chartex" xmlns:cx7="http://schemas.microsoft.com/office/drawing/2016/5/13/chartex" xmlns:cx8="http://schemas.microsoft.com/office/drawing/2016/5/14/chartex" xmlns:mc="http://schemas.openxmlformats.org/markup-compatibility/2006" xmlns:aink="http://schemas.microsoft.com/office/drawing/2016/ink" xmlns:am3d="http://schemas.microsoft.com/office/drawing/2017/model3d" xmlns:o="urn:schemas-microsoft-com:office:office" xmlns:oel="http://schemas.microsoft.com/office/2019/extlst" xmlns:r="http://schemas.openxmlformats.org/officeDocument/2006/relationships" xmlns:m="http://schemas.openxmlformats.org/officeDocument/2006/math" xmlns:v="urn:schemas-microsoft-com:vml" xmlns:wp14="http://schemas.microsoft.com/office/word/2010/wordprocessingDrawing" xmlns:wp="http://schemas.openxmlformats.org/drawingml/2006/wordprocessingDrawing" xmlns:w10="urn:schemas-microsoft-com:office:word" xmlns:w="http://schemas.openxmlformats.org/wordprocessingml/2006/main" xmlns:w14="http://schemas.microsoft.com/office/word/2010/wordml" xmlns:w15="http://schemas.microsoft.com/office/word/2012/wordml" xmlns:w16cex="http://schemas.microsoft.com/office/word/2018/wordml/cex" xmlns:w16cid="http://schemas.microsoft.com/office/word/2016/wordml/cid" xmlns:w16="http://schemas.microsoft.com/office/word/2018/wordml" xmlns:w16du="http://schemas.microsoft.com/office/word/2023/wordml/word16du" xmlns:w16sdtdh="http://schemas.microsoft.com/office/word/2020/wordml/sdtdatahash" xmlns:w16sdtfl="http://schemas.microsoft.com/office/word/2024/wordml/sdtformatlock" xmlns:w16se="http://schemas.microsoft.com/office/word/2015/wordml/symex" xmlns:wpg="http://schemas.microsoft.com/office/word/2010/wordprocessingGroup" xmlns:wpi="http://schemas.microsoft.com/office/word/2010/wordprocessingInk" xmlns:wne="http://schemas.microsoft.com/office/word/2006/wordml" xmlns:wps="http://schemas.microsoft.com/office/word/2010/wordprocessingShape" mc:Ignorable="w14 w15 w16se w16cid w16 w16cex w16sdtdh w16sdtfl w16du wp14">
   <w:body>
     <w:p>
       <w:pPr>
@@ -258,9 +258,6 @@
                 <w:color w:val="00FFFF"/>
               </w:rPr>
             </w:pPr>
-            <w:r>
-              <w:t>{{T0_R4_C1}}</w:t>
-            </w:r>
           </w:p>
         </w:tc>
         <w:tc>
@@ -287,12 +284,12 @@
         <w:tblLook w:val="04A0" w:firstRow="1" w:lastRow="0" w:firstColumn="1" w:lastColumn="0" w:noHBand="0" w:noVBand="1"/>
       </w:tblPr>
       <w:tblGrid>
-        <w:gridCol w:w="1773"/>
-        <w:gridCol w:w="1774"/>
-        <w:gridCol w:w="1774"/>
-        <w:gridCol w:w="2045"/>
-        <w:gridCol w:w="1701"/>
-        <w:gridCol w:w="1575"/>
+        <w:gridCol w:w="1626"/>
+        <w:gridCol w:w="1626"/>
+        <w:gridCol w:w="2070"/>
+        <w:gridCol w:w="2133"/>
+        <w:gridCol w:w="1869"/>
+        <w:gridCol w:w="1772"/>
       </w:tblGrid>
       <w:tr>
         <w:trPr>
@@ -365,7 +362,6 @@
                   <w14:uncheckedState w14:val="2610" w14:font="MS Gothic"/>
                 </w14:checkbox>
               </w:sdtPr>
-              <w:sdtEndPr/>
               <w:sdtContent>
                 <w:r>
                   <w:rPr>
@@ -416,7 +412,6 @@
                   <w14:uncheckedState w14:val="2610" w14:font="MS Gothic"/>
                 </w14:checkbox>
               </w:sdtPr>
-              <w:sdtEndPr/>
               <w:sdtContent>
                 <w:r>
                   <w:rPr>
@@ -462,12 +457,61 @@
               <w:sdtPr>
                 <w:id w:val="-2147345896"/>
                 <w14:checkbox>
+                  <w14:checked w14:val="1"/>
+                  <w14:checkedState w14:val="2612" w14:font="MS Gothic"/>
+                  <w14:uncheckedState w14:val="2610" w14:font="MS Gothic"/>
+                </w14:checkbox>
+              </w:sdtPr>
+              <w:sdtContent>
+                <w:r>
+                  <w:rPr>
+                    <w:rFonts w:ascii="MS Gothic" w:eastAsia="MS Gothic" w:hAnsi="MS Gothic" w:hint="eastAsia"/>
+                  </w:rPr>
+                  <w:t>☒</w:t>
+                </w:r>
+              </w:sdtContent>
+            </w:sdt>
+            <w:r>
+              <w:t xml:space="preserve"> Zone 6</w:t>
+            </w:r>
+          </w:p>
+          <w:p>
+            <w:pPr>
+              <w:jc w:val="center"/>
+              <w:rPr>
+                <w:b/>
+              </w:rPr>
+            </w:pPr>
+            <w:r>
+              <w:t>(</w:t>
+            </w:r>
+            <w:r>
+              <w:t>4000 to 4999</w:t>
+            </w:r>
+            <w:r>
+              <w:t>)</w:t>
+            </w:r>
+          </w:p>
+        </w:tc>
+        <w:tc>
+          <w:tcPr>
+            <w:tcW w:w="2045" w:type="dxa"/>
+            <w:shd w:val="clear" w:color="auto" w:fill="FFFFFF" w:themeFill="background1"/>
+            <w:vAlign w:val="center"/>
+          </w:tcPr>
+          <w:p>
+            <w:pPr>
+              <w:jc w:val="center"/>
+            </w:pPr>
+            <w:sdt>
+              <w:sdtPr>
+                <w:id w:val="297572513"/>
+                <w14:checkbox>
                   <w14:checked w14:val="0"/>
                   <w14:checkedState w14:val="2612" w14:font="MS Gothic"/>
                   <w14:uncheckedState w14:val="2610" w14:font="MS Gothic"/>
                 </w14:checkbox>
               </w:sdtPr>
-              <w:sdtEndPr/>
               <w:sdtContent>
                 <w:r>
                   <w:rPr>
@@ -478,7 +522,7 @@
               </w:sdtContent>
             </w:sdt>
             <w:r>
-              <w:t xml:space="preserve"> Zone 6</w:t>
+              <w:t xml:space="preserve"> Zone 7A</w:t>
             </w:r>
           </w:p>
           <w:p>
@@ -492,7 +536,7 @@
               <w:t>(</w:t>
             </w:r>
             <w:r>
-              <w:t>4000 to 4999</w:t>
+              <w:t>5000 to 5999</w:t>
             </w:r>
             <w:r>
               <w:t>)</w:t>
@@ -501,9 +545,8 @@
         </w:tc>
         <w:tc>
           <w:tcPr>
-            <w:tcW w:w="2045" w:type="dxa"/>
-            <w:shd w:val="clear" w:color="auto" w:fill="FFFFFF" w:themeFill="background1"/>
-            <w:vAlign w:val="center"/>
+            <w:tcW w:w="1701" w:type="dxa"/>
+            <w:shd w:val="clear" w:color="auto" w:fill="FFFFFF" w:themeFill="background1"/>
           </w:tcPr>
           <w:p>
             <w:pPr>
@@ -511,14 +554,13 @@
             </w:pPr>
             <w:sdt>
               <w:sdtPr>
-                <w:id w:val="297572513"/>
+                <w:id w:val="1241752398"/>
                 <w14:checkbox>
                   <w14:checked w14:val="0"/>
                   <w14:checkedState w14:val="2612" w14:font="MS Gothic"/>
                   <w14:uncheckedState w14:val="2610" w14:font="MS Gothic"/>
                 </w14:checkbox>
               </w:sdtPr>
-              <w:sdtEndPr/>
               <w:sdtContent>
                 <w:r>
                   <w:rPr>
@@ -529,21 +571,18 @@
               </w:sdtContent>
             </w:sdt>
             <w:r>
-              <w:t xml:space="preserve"> Zone 7A</w:t>
-            </w:r>
-          </w:p>
-          <w:p>
-            <w:pPr>
-              <w:jc w:val="center"/>
-              <w:rPr>
-                <w:b/>
-              </w:rPr>
+              <w:t xml:space="preserve"> Zone 7B</w:t>
+            </w:r>
+          </w:p>
+          <w:p>
+            <w:pPr>
+              <w:jc w:val="center"/>
             </w:pPr>
             <w:r>
               <w:t>(</w:t>
             </w:r>
             <w:r>
-              <w:t>5000 to 5999</w:t>
+              <w:t>6000 to 6999</w:t>
             </w:r>
             <w:r>
               <w:t>)</w:t>
@@ -552,7 +591,7 @@
         </w:tc>
         <w:tc>
           <w:tcPr>
-            <w:tcW w:w="1701" w:type="dxa"/>
+            <w:tcW w:w="1575" w:type="dxa"/>
             <w:shd w:val="clear" w:color="auto" w:fill="FFFFFF" w:themeFill="background1"/>
           </w:tcPr>
           <w:p>
@@ -561,14 +600,13 @@
             </w:pPr>
             <w:sdt>
               <w:sdtPr>
-                <w:id w:val="1241752398"/>
+                <w:id w:val="1073554355"/>
                 <w14:checkbox>
                   <w14:checked w14:val="0"/>
                   <w14:checkedState w14:val="2612" w14:font="MS Gothic"/>
                   <w14:uncheckedState w14:val="2610" w14:font="MS Gothic"/>
                 </w14:checkbox>
               </w:sdtPr>
-              <w:sdtEndPr/>
               <w:sdtContent>
                 <w:r>
                   <w:rPr>
@@ -579,53 +617,6 @@
               </w:sdtContent>
             </w:sdt>
             <w:r>
-              <w:t xml:space="preserve"> Zone 7B</w:t>
-            </w:r>
-          </w:p>
-          <w:p>
-            <w:pPr>
-              <w:jc w:val="center"/>
-            </w:pPr>
-            <w:r>
-              <w:t>(</w:t>
-            </w:r>
-            <w:r>
-              <w:t>6000 to 6999</w:t>
-            </w:r>
-            <w:r>
-              <w:t>)</w:t>
-            </w:r>
-          </w:p>
-        </w:tc>
-        <w:tc>
-          <w:tcPr>
-            <w:tcW w:w="1575" w:type="dxa"/>
-            <w:shd w:val="clear" w:color="auto" w:fill="FFFFFF" w:themeFill="background1"/>
-          </w:tcPr>
-          <w:p>
-            <w:pPr>
-              <w:jc w:val="center"/>
-            </w:pPr>
-            <w:sdt>
-              <w:sdtPr>
-                <w:id w:val="1073554355"/>
-                <w14:checkbox>
-                  <w14:checked w14:val="0"/>
-                  <w14:checkedState w14:val="2612" w14:font="MS Gothic"/>
-                  <w14:uncheckedState w14:val="2610" w14:font="MS Gothic"/>
-                </w14:checkbox>
-              </w:sdtPr>
-              <w:sdtEndPr/>
-              <w:sdtContent>
-                <w:r>
-                  <w:rPr>
-                    <w:rFonts w:ascii="MS Gothic" w:eastAsia="MS Gothic" w:hAnsi="MS Gothic" w:hint="eastAsia"/>
-                  </w:rPr>
-                  <w:t>☐</w:t>
-                </w:r>
-              </w:sdtContent>
-            </w:sdt>
-            <w:r>
               <w:t xml:space="preserve"> Zone 8</w:t>
             </w:r>
           </w:p>
@@ -737,9 +728,6 @@
               </w:tabs>
               <w:spacing w:line="276" w:lineRule="auto"/>
             </w:pPr>
-            <w:r>
-              <w:t>{{T1_R3_C0}}</w:t>
-            </w:r>
           </w:p>
         </w:tc>
         <w:tc>
@@ -762,7 +750,7 @@
               <w:tblLook w:val="04A0" w:firstRow="1" w:lastRow="0" w:firstColumn="1" w:lastColumn="0" w:noHBand="0" w:noVBand="1"/>
             </w:tblPr>
             <w:tblGrid>
-              <w:gridCol w:w="1095"/>
+              <w:gridCol w:w="1391"/>
               <w:gridCol w:w="463"/>
             </w:tblGrid>
             <w:tr>
@@ -843,12 +831,12 @@
               <w:tblLook w:val="04A0" w:firstRow="1" w:lastRow="0" w:firstColumn="1" w:lastColumn="0" w:noHBand="0" w:noVBand="1"/>
             </w:tblPr>
             <w:tblGrid>
-              <w:gridCol w:w="1791"/>
-              <w:gridCol w:w="567"/>
-              <w:gridCol w:w="992"/>
-              <w:gridCol w:w="709"/>
-              <w:gridCol w:w="518"/>
-              <w:gridCol w:w="518"/>
+              <w:gridCol w:w="1391"/>
+              <w:gridCol w:w="548"/>
+              <w:gridCol w:w="1391"/>
+              <w:gridCol w:w="463"/>
+              <w:gridCol w:w="1391"/>
+              <w:gridCol w:w="374"/>
             </w:tblGrid>
             <w:tr>
               <w:tc>
@@ -1318,7 +1306,6 @@
               <w14:uncheckedState w14:val="2610" w14:font="MS Gothic"/>
             </w14:checkbox>
           </w:sdtPr>
-          <w:sdtEndPr/>
           <w:sdtContent>
             <w:tc>
               <w:tcPr>
@@ -1400,7 +1387,6 @@
                   <w14:uncheckedState w14:val="2610" w14:font="MS Gothic"/>
                 </w14:checkbox>
               </w:sdtPr>
-              <w:sdtEndPr/>
               <w:sdtContent>
                 <w:r>
                   <w:rPr>
@@ -1438,7 +1424,6 @@
                   <w14:uncheckedState w14:val="2610" w14:font="MS Gothic"/>
                 </w14:checkbox>
               </w:sdtPr>
-              <w:sdtEndPr/>
               <w:sdtContent>
                 <w:r>
                   <w:rPr>
@@ -1587,7 +1572,6 @@
                   <w14:uncheckedState w14:val="2610" w14:font="MS Gothic"/>
                 </w14:checkbox>
               </w:sdtPr>
-              <w:sdtEndPr/>
               <w:sdtContent>
                 <w:r>
                   <w:rPr>
@@ -1751,7 +1735,6 @@
                   <w14:uncheckedState w14:val="2610" w14:font="MS Gothic"/>
                 </w14:checkbox>
               </w:sdtPr>
-              <w:sdtEndPr/>
               <w:sdtContent>
                 <w:r>
                   <w:rPr>
@@ -1866,12 +1849,11 @@
           <w:sdtPr>
             <w:id w:val="-1839221977"/>
             <w14:checkbox>
-              <w14:checked w14:val="0"/>
+              <w14:checked w14:val="1"/>
               <w14:checkedState w14:val="2612" w14:font="MS Gothic"/>
               <w14:uncheckedState w14:val="2610" w14:font="MS Gothic"/>
             </w14:checkbox>
           </w:sdtPr>
-          <w:sdtEndPr/>
           <w:sdtContent>
             <w:tc>
               <w:tcPr>
@@ -1892,7 +1874,7 @@
                   <w:rPr>
                     <w:rFonts w:ascii="MS Gothic" w:eastAsia="MS Gothic" w:hAnsi="MS Gothic" w:hint="eastAsia"/>
                   </w:rPr>
-                  <w:t>☐</w:t>
+                  <w:t>☒</w:t>
                 </w:r>
               </w:p>
             </w:tc>
@@ -1952,7 +1934,6 @@
                   <w14:uncheckedState w14:val="2610" w14:font="MS Gothic"/>
                 </w14:checkbox>
               </w:sdtPr>
-              <w:sdtEndPr/>
               <w:sdtContent>
                 <w:r>
                   <w:rPr>
@@ -2102,7 +2083,6 @@
                   <w14:uncheckedState w14:val="2610" w14:font="MS Gothic"/>
                 </w14:checkbox>
               </w:sdtPr>
-              <w:sdtEndPr/>
               <w:sdtContent>
                 <w:r>
                   <w:rPr>
@@ -2253,7 +2233,6 @@
                   <w14:uncheckedState w14:val="2610" w14:font="MS Gothic"/>
                 </w14:checkbox>
               </w:sdtPr>
-              <w:sdtEndPr/>
               <w:sdtContent>
                 <w:r>
                   <w:rPr>
@@ -2381,7 +2360,11 @@
               <w:ind w:left="454" w:hanging="227"/>
             </w:pPr>
             <w:r>
-              <w:t>(if applicable) Party wall meeting outside wall, electric meter/vent pipe/duct in insulated wall, skylight shaft walls, slab edges in walkouts and heated slabs, masonry fireplaces</w:t>
+              <w:t xml:space="preserve">(if applicable) Party wall meeting outside wall, electric meter/vent pipe/duct in insulated wall, </w:t>
+            </w:r>
+            <w:r>
+              <w:lastRenderedPageBreak/>
+              <w:t>skylight shaft walls, slab edges in walkouts and heated slabs, masonry fireplaces</w:t>
             </w:r>
           </w:p>
         </w:tc>
@@ -2401,7 +2384,6 @@
                   <w14:uncheckedState w14:val="2610" w14:font="MS Gothic"/>
                 </w14:checkbox>
               </w:sdtPr>
-              <w:sdtEndPr/>
               <w:sdtContent>
                 <w:r>
                   <w:rPr>
@@ -2425,7 +2407,6 @@
                   <w14:uncheckedState w14:val="2610" w14:font="MS Gothic"/>
                 </w14:checkbox>
               </w:sdtPr>
-              <w:sdtEndPr/>
               <w:sdtContent>
                 <w:r>
                   <w:rPr>
@@ -2449,7 +2430,6 @@
                   <w14:uncheckedState w14:val="2610" w14:font="MS Gothic"/>
                 </w14:checkbox>
               </w:sdtPr>
-              <w:sdtEndPr/>
               <w:sdtContent>
                 <w:r>
                   <w:rPr>
@@ -2473,7 +2453,6 @@
                   <w14:uncheckedState w14:val="2610" w14:font="MS Gothic"/>
                 </w14:checkbox>
               </w:sdtPr>
-              <w:sdtEndPr/>
               <w:sdtContent>
                 <w:r>
                   <w:rPr>
@@ -2500,7 +2479,6 @@
                   <w14:uncheckedState w14:val="2610" w14:font="MS Gothic"/>
                 </w14:checkbox>
               </w:sdtPr>
-              <w:sdtEndPr/>
               <w:sdtContent>
                 <w:r>
                   <w:rPr>
@@ -2526,7 +2504,6 @@
         </w:numPr>
       </w:pPr>
       <w:r>
-        <w:lastRenderedPageBreak/>
         <w:t>Performance Compliance – Subsection 9.36.5</w:t>
       </w:r>
     </w:p>
@@ -2542,15 +2519,15 @@
         <w:tblLook w:val="04A0" w:firstRow="1" w:lastRow="0" w:firstColumn="1" w:lastColumn="0" w:noHBand="0" w:noVBand="1"/>
       </w:tblPr>
       <w:tblGrid>
-        <w:gridCol w:w="841"/>
-        <w:gridCol w:w="714"/>
-        <w:gridCol w:w="425"/>
-        <w:gridCol w:w="1212"/>
-        <w:gridCol w:w="205"/>
-        <w:gridCol w:w="993"/>
-        <w:gridCol w:w="1006"/>
-        <w:gridCol w:w="2537"/>
-        <w:gridCol w:w="2709"/>
+        <w:gridCol w:w="743"/>
+        <w:gridCol w:w="608"/>
+        <w:gridCol w:w="357"/>
+        <w:gridCol w:w="1034"/>
+        <w:gridCol w:w="157"/>
+        <w:gridCol w:w="781"/>
+        <w:gridCol w:w="980"/>
+        <w:gridCol w:w="2712"/>
+        <w:gridCol w:w="3724"/>
       </w:tblGrid>
       <w:tr>
         <w:trPr>
@@ -3180,7 +3157,7 @@
               <w:jc w:val="center"/>
             </w:pPr>
             <w:r>
-              <w:t>{{T5_R9_C2}}</w:t>
+              <w:t>N/A</w:t>
             </w:r>
           </w:p>
         </w:tc>
@@ -3195,7 +3172,7 @@
               <w:jc w:val="center"/>
             </w:pPr>
             <w:r>
-              <w:t>{{T5_R9_C3}}</w:t>
+              <w:t>N/A</w:t>
             </w:r>
           </w:p>
         </w:tc>
@@ -3892,7 +3869,6 @@
                   <w14:uncheckedState w14:val="2610" w14:font="MS Gothic"/>
                 </w14:checkbox>
               </w:sdtPr>
-              <w:sdtEndPr/>
               <w:sdtContent>
                 <w:r>
                   <w:rPr>
@@ -3972,7 +3948,6 @@
                   <w14:uncheckedState w14:val="2610" w14:font="MS Gothic"/>
                 </w14:checkbox>
               </w:sdtPr>
-              <w:sdtEndPr/>
               <w:sdtContent>
                 <w:r>
                   <w:rPr>
@@ -4047,18 +4022,17 @@
               <w:sdtPr>
                 <w:id w:val="1518816222"/>
                 <w14:checkbox>
-                  <w14:checked w14:val="0"/>
+                  <w14:checked w14:val="1"/>
                   <w14:checkedState w14:val="2612" w14:font="MS Gothic"/>
                   <w14:uncheckedState w14:val="2610" w14:font="MS Gothic"/>
                 </w14:checkbox>
               </w:sdtPr>
-              <w:sdtEndPr/>
               <w:sdtContent>
                 <w:r>
                   <w:rPr>
                     <w:rFonts w:ascii="MS Gothic" w:eastAsia="MS Gothic" w:hAnsi="MS Gothic" w:hint="eastAsia"/>
                   </w:rPr>
-                  <w:t>☐</w:t>
+                  <w:t>☒</w:t>
                 </w:r>
               </w:sdtContent>
             </w:sdt>
@@ -4078,18 +4052,17 @@
               <w:sdtPr>
                 <w:id w:val="-909764299"/>
                 <w14:checkbox>
-                  <w14:checked w14:val="0"/>
+                  <w14:checked w14:val="1"/>
                   <w14:checkedState w14:val="2612" w14:font="MS Gothic"/>
                   <w14:uncheckedState w14:val="2610" w14:font="MS Gothic"/>
                 </w14:checkbox>
               </w:sdtPr>
-              <w:sdtEndPr/>
               <w:sdtContent>
                 <w:r>
                   <w:rPr>
                     <w:rFonts w:ascii="MS Gothic" w:eastAsia="MS Gothic" w:hAnsi="MS Gothic" w:hint="eastAsia"/>
                   </w:rPr>
-                  <w:t>☐</w:t>
+                  <w:t>☒</w:t>
                 </w:r>
               </w:sdtContent>
             </w:sdt>
@@ -4107,7 +4080,6 @@
                   <w14:uncheckedState w14:val="2610" w14:font="MS Gothic"/>
                 </w14:checkbox>
               </w:sdtPr>
-              <w:sdtEndPr/>
               <w:sdtContent>
                 <w:r>
                   <w:rPr>
@@ -4440,18 +4412,17 @@
               <w:sdtPr>
                 <w:id w:val="-178893730"/>
                 <w14:checkbox>
-                  <w14:checked w14:val="0"/>
+                  <w14:checked w14:val="1"/>
                   <w14:checkedState w14:val="2612" w14:font="MS Gothic"/>
                   <w14:uncheckedState w14:val="2610" w14:font="MS Gothic"/>
                 </w14:checkbox>
               </w:sdtPr>
-              <w:sdtEndPr/>
               <w:sdtContent>
                 <w:r>
                   <w:rPr>
                     <w:rFonts w:ascii="MS Gothic" w:eastAsia="MS Gothic" w:hAnsi="MS Gothic" w:hint="eastAsia"/>
                   </w:rPr>
-                  <w:t>☐</w:t>
+                  <w:t>☒</w:t>
                 </w:r>
               </w:sdtContent>
             </w:sdt>
@@ -4683,7 +4654,6 @@
           </w:tcPr>
           <w:p>
             <w:r>
-              <w:lastRenderedPageBreak/>
               <w:t>Ventilation System</w:t>
             </w:r>
           </w:p>
@@ -4839,8 +4809,8 @@
               <w:tblLook w:val="04A0" w:firstRow="1" w:lastRow="0" w:firstColumn="1" w:lastColumn="0" w:noHBand="0" w:noVBand="1"/>
             </w:tblPr>
             <w:tblGrid>
-              <w:gridCol w:w="1329"/>
-              <w:gridCol w:w="598"/>
+              <w:gridCol w:w="711"/>
+              <w:gridCol w:w="1391"/>
               <w:gridCol w:w="394"/>
             </w:tblGrid>
             <w:tr>
@@ -5275,7 +5245,7 @@
             </w:tblPr>
             <w:tblGrid>
               <w:gridCol w:w="827"/>
-              <w:gridCol w:w="828"/>
+              <w:gridCol w:w="1391"/>
               <w:gridCol w:w="828"/>
             </w:tblGrid>
             <w:tr>
@@ -5347,7 +5317,6 @@
                   <w14:uncheckedState w14:val="2610" w14:font="MS Gothic"/>
                 </w14:checkbox>
               </w:sdtPr>
-              <w:sdtEndPr/>
               <w:sdtContent>
                 <w:r>
                   <w:rPr>
@@ -5393,7 +5362,6 @@
                   <w14:uncheckedState w14:val="2610" w14:font="MS Gothic"/>
                 </w14:checkbox>
               </w:sdtPr>
-              <w:sdtEndPr/>
               <w:sdtContent>
                 <w:r>
                   <w:rPr>
@@ -5478,9 +5446,9 @@
               <w:tblLook w:val="04A0" w:firstRow="1" w:lastRow="0" w:firstColumn="1" w:lastColumn="0" w:noHBand="0" w:noVBand="1"/>
             </w:tblPr>
             <w:tblGrid>
-              <w:gridCol w:w="737"/>
+              <w:gridCol w:w="1391"/>
               <w:gridCol w:w="400"/>
-              <w:gridCol w:w="680"/>
+              <w:gridCol w:w="1391"/>
             </w:tblGrid>
             <w:tr>
               <w:tc>
@@ -5682,7 +5650,6 @@
                   <w14:uncheckedState w14:val="2610" w14:font="MS Gothic"/>
                 </w14:checkbox>
               </w:sdtPr>
-              <w:sdtEndPr/>
               <w:sdtContent>
                 <w:r>
                   <w:rPr>
@@ -5710,7 +5677,6 @@
                   <w14:uncheckedState w14:val="2610" w14:font="MS Gothic"/>
                 </w14:checkbox>
               </w:sdtPr>
-              <w:sdtEndPr/>
               <w:sdtContent>
                 <w:r>
                   <w:rPr>
@@ -5906,18 +5872,17 @@
               <w:sdtPr>
                 <w:id w:val="-112290792"/>
                 <w14:checkbox>
-                  <w14:checked w14:val="0"/>
+                  <w14:checked w14:val="1"/>
                   <w14:checkedState w14:val="2612" w14:font="MS Gothic"/>
                   <w14:uncheckedState w14:val="2610" w14:font="MS Gothic"/>
                 </w14:checkbox>
               </w:sdtPr>
-              <w:sdtEndPr/>
               <w:sdtContent>
                 <w:r>
                   <w:rPr>
                     <w:rFonts w:ascii="MS Gothic" w:eastAsia="MS Gothic" w:hAnsi="MS Gothic" w:hint="eastAsia"/>
                   </w:rPr>
-                  <w:t>☐</w:t>
+                  <w:t>☒</w:t>
                 </w:r>
               </w:sdtContent>
             </w:sdt>
@@ -5938,7 +5903,6 @@
                   <w14:uncheckedState w14:val="2610" w14:font="MS Gothic"/>
                 </w14:checkbox>
               </w:sdtPr>
-              <w:sdtEndPr/>
               <w:sdtContent>
                 <w:r>
                   <w:rPr>
@@ -5974,7 +5938,7 @@
             </w:tblPr>
             <w:tblGrid>
               <w:gridCol w:w="8817"/>
-              <w:gridCol w:w="997"/>
+              <w:gridCol w:w="1502"/>
             </w:tblGrid>
             <w:tr>
               <w:tc>
@@ -5991,7 +5955,6 @@
                         <w14:uncheckedState w14:val="2610" w14:font="MS Gothic"/>
                       </w14:checkbox>
                     </w:sdtPr>
-                    <w:sdtEndPr/>
                     <w:sdtContent>
                       <w:r>
                         <w:rPr>
@@ -6288,7 +6251,7 @@
               </w:rPr>
             </w:pPr>
             <w:r>
-              <w:t>{{T13_R3_C1}}</w:t>
+              <w:t>N/A</w:t>
             </w:r>
           </w:p>
         </w:tc>
@@ -6329,12 +6292,63 @@
               <w:sdtPr>
                 <w:id w:val="-1495417099"/>
                 <w14:checkbox>
+                  <w14:checked w14:val="1"/>
+                  <w14:checkedState w14:val="2612" w14:font="MS Gothic"/>
+                  <w14:uncheckedState w14:val="2610" w14:font="MS Gothic"/>
+                </w14:checkbox>
+              </w:sdtPr>
+              <w:sdtContent>
+                <w:r>
+                  <w:rPr>
+                    <w:rFonts w:ascii="MS Gothic" w:eastAsia="MS Gothic" w:hAnsi="MS Gothic" w:hint="eastAsia"/>
+                  </w:rPr>
+                  <w:t>☒</w:t>
+                </w:r>
+              </w:sdtContent>
+            </w:sdt>
+            <w:r>
+              <w:t xml:space="preserve"> </w:t>
+            </w:r>
+            <w:r>
+              <w:rPr>
+                <w:i/>
+              </w:rPr>
+              <w:t>Subsection 9.36.5 of NBC 2020</w:t>
+            </w:r>
+            <w:r>
+              <w:rPr>
+                <w:i/>
+              </w:rPr>
+              <w:t xml:space="preserve">     </w:t>
+            </w:r>
+            <w:r>
+              <w:rPr>
+                <w:i/>
+                <w:u w:val="single"/>
+              </w:rPr>
+              <w:t>OR</w:t>
+            </w:r>
+            <w:r>
+              <w:rPr>
+                <w:i/>
+              </w:rPr>
+              <w:t xml:space="preserve">      </w:t>
+            </w:r>
+            <w:r>
+              <w:rPr>
+                <w:i/>
+              </w:rPr>
+              <w:t xml:space="preserve"> </w:t>
+            </w:r>
+            <w:sdt>
+              <w:sdtPr>
+                <w:id w:val="1338805489"/>
+                <w14:checkbox>
                   <w14:checked w14:val="0"/>
                   <w14:checkedState w14:val="2612" w14:font="MS Gothic"/>
                   <w14:uncheckedState w14:val="2610" w14:font="MS Gothic"/>
                 </w14:checkbox>
               </w:sdtPr>
-              <w:sdtEndPr/>
               <w:sdtContent>
                 <w:r>
                   <w:rPr>
@@ -6347,59 +6361,6 @@
             <w:r>
               <w:t xml:space="preserve"> </w:t>
             </w:r>
-            <w:r>
-              <w:rPr>
-                <w:i/>
-              </w:rPr>
-              <w:t>Subsection 9.36.5 of NBC 2020</w:t>
-            </w:r>
-            <w:r>
-              <w:rPr>
-                <w:i/>
-              </w:rPr>
-              <w:t xml:space="preserve">     </w:t>
-            </w:r>
-            <w:r>
-              <w:rPr>
-                <w:i/>
-                <w:u w:val="single"/>
-              </w:rPr>
-              <w:t>OR</w:t>
-            </w:r>
-            <w:r>
-              <w:rPr>
-                <w:i/>
-              </w:rPr>
-              <w:t xml:space="preserve">      </w:t>
-            </w:r>
-            <w:r>
-              <w:rPr>
-                <w:i/>
-              </w:rPr>
-              <w:t xml:space="preserve"> </w:t>
-            </w:r>
-            <w:sdt>
-              <w:sdtPr>
-                <w:id w:val="1338805489"/>
-                <w14:checkbox>
-                  <w14:checked w14:val="0"/>
-                  <w14:checkedState w14:val="2612" w14:font="MS Gothic"/>
-                  <w14:uncheckedState w14:val="2610" w14:font="MS Gothic"/>
-                </w14:checkbox>
-              </w:sdtPr>
-              <w:sdtEndPr/>
-              <w:sdtContent>
-                <w:r>
-                  <w:rPr>
-                    <w:rFonts w:ascii="MS Gothic" w:eastAsia="MS Gothic" w:hAnsi="MS Gothic" w:hint="eastAsia"/>
-                  </w:rPr>
-                  <w:t>☐</w:t>
-                </w:r>
-              </w:sdtContent>
-            </w:sdt>
-            <w:r>
-              <w:t xml:space="preserve"> </w:t>
-            </w:r>
             <w:proofErr w:type="spellStart"/>
             <w:r>
               <w:t>EnerGuide</w:t>
@@ -6444,11 +6405,7 @@
             <w:shd w:val="clear" w:color="auto" w:fill="DEEAF6" w:themeFill="accent1" w:themeFillTint="33"/>
             <w:vAlign w:val="center"/>
           </w:tcPr>
-          <w:p>
-            <w:r>
-              <w:t>{{T13_R5_C1}}</w:t>
-            </w:r>
-          </w:p>
+          <w:p/>
         </w:tc>
         <w:tc>
           <w:tcPr>
@@ -6479,11 +6436,7 @@
             <w:shd w:val="clear" w:color="auto" w:fill="DEEAF6" w:themeFill="accent1" w:themeFillTint="33"/>
             <w:vAlign w:val="center"/>
           </w:tcPr>
-          <w:p>
-            <w:r>
-              <w:t>{{T13_R5_C3}}</w:t>
-            </w:r>
-          </w:p>
+          <w:p/>
         </w:tc>
       </w:tr>
       <w:tr>
@@ -6561,6 +6514,7 @@
               <w:jc w:val="right"/>
             </w:pPr>
             <w:r>
+              <w:lastRenderedPageBreak/>
               <w:t>Name:</w:t>
             </w:r>
           </w:p>
@@ -6571,11 +6525,7 @@
             <w:shd w:val="clear" w:color="auto" w:fill="DEEAF6" w:themeFill="accent1" w:themeFillTint="33"/>
             <w:vAlign w:val="center"/>
           </w:tcPr>
-          <w:p>
-            <w:r>
-              <w:t>{{T13_R7_C1}}</w:t>
-            </w:r>
-          </w:p>
+          <w:p/>
         </w:tc>
         <w:tc>
           <w:tcPr>
@@ -6607,11 +6557,7 @@
             <w:shd w:val="clear" w:color="auto" w:fill="DEEAF6" w:themeFill="accent1" w:themeFillTint="33"/>
             <w:vAlign w:val="center"/>
           </w:tcPr>
-          <w:p>
-            <w:r>
-              <w:t>{{T13_R7_C3}}</w:t>
-            </w:r>
-          </w:p>
+          <w:p/>
         </w:tc>
       </w:tr>
       <w:tr>
@@ -6641,11 +6587,7 @@
             <w:shd w:val="clear" w:color="auto" w:fill="DEEAF6" w:themeFill="accent1" w:themeFillTint="33"/>
             <w:vAlign w:val="center"/>
           </w:tcPr>
-          <w:p>
-            <w:r>
-              <w:t>{{T13_R8_C1}}</w:t>
-            </w:r>
-          </w:p>
+          <w:p/>
         </w:tc>
         <w:tc>
           <w:tcPr>
@@ -6686,9 +6628,6 @@
                 <w:highlight w:val="cyan"/>
               </w:rPr>
             </w:pPr>
-            <w:r>
-              <w:t>{{T13_R8_C3}}</w:t>
-            </w:r>
           </w:p>
         </w:tc>
       </w:tr>
@@ -6752,11 +6691,7 @@
             <w:shd w:val="clear" w:color="auto" w:fill="DEEAF6" w:themeFill="accent1" w:themeFillTint="33"/>
             <w:vAlign w:val="center"/>
           </w:tcPr>
-          <w:p>
-            <w:r>
-              <w:t>{{T13_R10_C1}}</w:t>
-            </w:r>
-          </w:p>
+          <w:p/>
         </w:tc>
         <w:tc>
           <w:tcPr>
@@ -6787,6660 +6722,15 @@
             <w:shd w:val="clear" w:color="auto" w:fill="DEEAF6" w:themeFill="accent1" w:themeFillTint="33"/>
             <w:vAlign w:val="center"/>
           </w:tcPr>
-          <w:p>
-            <w:r>
-              <w:t>{{T13_R10_C3}}</w:t>
-            </w:r>
-          </w:p>
+          <w:p/>
         </w:tc>
       </w:tr>
     </w:tbl>
     <w:p>
       <w:pPr>
         <w:pStyle w:val="Heading2"/>
-        <w:numPr>
-          <w:ilvl w:val="1"/>
-          <w:numId w:val="3"/>
-        </w:numPr>
-      </w:pPr>
-      <w:r>
-        <w:lastRenderedPageBreak/>
-        <w:t>Prescriptive Compliance</w:t>
-      </w:r>
-    </w:p>
-    <w:p>
-      <w:pPr>
-        <w:spacing w:after="0"/>
       </w:pPr>
     </w:p>
-    <w:tbl>
-      <w:tblPr>
-        <w:tblStyle w:val="TableGrid"/>
-        <w:tblW w:w="0" w:type="auto"/>
-        <w:tblLook w:val="04A0" w:firstRow="1" w:lastRow="0" w:firstColumn="1" w:lastColumn="0" w:noHBand="0" w:noVBand="1"/>
-      </w:tblPr>
-      <w:tblGrid>
-        <w:gridCol w:w="560"/>
-        <w:gridCol w:w="71"/>
-        <w:gridCol w:w="826"/>
-        <w:gridCol w:w="329"/>
-        <w:gridCol w:w="250"/>
-        <w:gridCol w:w="1390"/>
-        <w:gridCol w:w="571"/>
-        <w:gridCol w:w="707"/>
-        <w:gridCol w:w="15"/>
-        <w:gridCol w:w="214"/>
-        <w:gridCol w:w="480"/>
-        <w:gridCol w:w="18"/>
-        <w:gridCol w:w="518"/>
-        <w:gridCol w:w="163"/>
-        <w:gridCol w:w="829"/>
-        <w:gridCol w:w="425"/>
-        <w:gridCol w:w="284"/>
-        <w:gridCol w:w="142"/>
-        <w:gridCol w:w="3304"/>
-      </w:tblGrid>
-      <w:tr>
-        <w:trPr>
-          <w:trHeight w:val="253"/>
-        </w:trPr>
-        <w:tc>
-          <w:tcPr>
-            <w:tcW w:w="11096" w:type="dxa"/>
-            <w:gridSpan w:val="19"/>
-            <w:shd w:val="clear" w:color="auto" w:fill="D9D9D9" w:themeFill="background1" w:themeFillShade="D9"/>
-            <w:vAlign w:val="center"/>
-          </w:tcPr>
-          <w:p>
-            <w:pPr>
-              <w:spacing w:line="276" w:lineRule="auto"/>
-              <w:rPr>
-                <w:b/>
-                <w:sz w:val="24"/>
-                <w:szCs w:val="24"/>
-              </w:rPr>
-            </w:pPr>
-            <w:r>
-              <w:rPr>
-                <w:b/>
-                <w:sz w:val="24"/>
-                <w:szCs w:val="24"/>
-              </w:rPr>
-              <w:t>Effective Thermal Resistance of Opaque Assemblies (RSI)</w:t>
-            </w:r>
-          </w:p>
-        </w:tc>
-      </w:tr>
-      <w:tr>
-        <w:trPr>
-          <w:trHeight w:val="329"/>
-        </w:trPr>
-        <w:tc>
-          <w:tcPr>
-            <w:tcW w:w="3426" w:type="dxa"/>
-            <w:gridSpan w:val="6"/>
-            <w:vMerge w:val="restart"/>
-            <w:shd w:val="clear" w:color="auto" w:fill="FFFFFF" w:themeFill="background1"/>
-            <w:vAlign w:val="center"/>
-          </w:tcPr>
-          <w:p>
-            <w:pPr>
-              <w:jc w:val="center"/>
-              <w:rPr>
-                <w:b/>
-              </w:rPr>
-            </w:pPr>
-            <w:r>
-              <w:rPr>
-                <w:b/>
-              </w:rPr>
-              <w:t xml:space="preserve">Assembly </w:t>
-            </w:r>
-          </w:p>
-        </w:tc>
-        <w:tc>
-          <w:tcPr>
-            <w:tcW w:w="4366" w:type="dxa"/>
-            <w:gridSpan w:val="12"/>
-            <w:shd w:val="clear" w:color="auto" w:fill="FFFFFF" w:themeFill="background1"/>
-            <w:vAlign w:val="center"/>
-          </w:tcPr>
-          <w:p>
-            <w:pPr>
-              <w:jc w:val="center"/>
-              <w:rPr>
-                <w:b/>
-              </w:rPr>
-            </w:pPr>
-            <w:r>
-              <w:rPr>
-                <w:b/>
-              </w:rPr>
-              <w:t>Climate Zone</w:t>
-            </w:r>
-          </w:p>
-        </w:tc>
-        <w:tc>
-          <w:tcPr>
-            <w:tcW w:w="3304" w:type="dxa"/>
-            <w:vMerge w:val="restart"/>
-            <w:shd w:val="clear" w:color="auto" w:fill="FFFFFF" w:themeFill="background1"/>
-            <w:vAlign w:val="center"/>
-          </w:tcPr>
-          <w:p>
-            <w:pPr>
-              <w:jc w:val="center"/>
-              <w:rPr>
-                <w:b/>
-              </w:rPr>
-            </w:pPr>
-            <w:r>
-              <w:rPr>
-                <w:b/>
-              </w:rPr>
-              <w:t>Proposed</w:t>
-            </w:r>
-            <w:r>
-              <w:rPr>
-                <w:b/>
-              </w:rPr>
-              <w:t xml:space="preserve"> </w:t>
-            </w:r>
-          </w:p>
-          <w:p>
-            <w:pPr>
-              <w:jc w:val="center"/>
-              <w:rPr>
-                <w:b/>
-              </w:rPr>
-            </w:pPr>
-            <w:r>
-              <w:rPr>
-                <w:b/>
-              </w:rPr>
-              <w:t>(min. effective RSI)</w:t>
-            </w:r>
-          </w:p>
-        </w:tc>
-      </w:tr>
-      <w:tr>
-        <w:trPr>
-          <w:cantSplit/>
-          <w:trHeight w:val="283"/>
-        </w:trPr>
-        <w:tc>
-          <w:tcPr>
-            <w:tcW w:w="3426" w:type="dxa"/>
-            <w:gridSpan w:val="6"/>
-            <w:vMerge/>
-            <w:shd w:val="clear" w:color="auto" w:fill="FFFFFF" w:themeFill="background1"/>
-            <w:vAlign w:val="center"/>
-          </w:tcPr>
-          <w:p/>
-        </w:tc>
-        <w:tc>
-          <w:tcPr>
-            <w:tcW w:w="571" w:type="dxa"/>
-            <w:shd w:val="clear" w:color="auto" w:fill="FFFFFF" w:themeFill="background1"/>
-            <w:vAlign w:val="center"/>
-          </w:tcPr>
-          <w:p>
-            <w:pPr>
-              <w:jc w:val="center"/>
-              <w:rPr>
-                <w:b/>
-              </w:rPr>
-            </w:pPr>
-            <w:r>
-              <w:rPr>
-                <w:b/>
-              </w:rPr>
-              <w:t>4</w:t>
-            </w:r>
-          </w:p>
-        </w:tc>
-        <w:tc>
-          <w:tcPr>
-            <w:tcW w:w="722" w:type="dxa"/>
-            <w:gridSpan w:val="2"/>
-            <w:shd w:val="clear" w:color="auto" w:fill="FFFFFF" w:themeFill="background1"/>
-            <w:vAlign w:val="center"/>
-          </w:tcPr>
-          <w:p>
-            <w:pPr>
-              <w:jc w:val="center"/>
-              <w:rPr>
-                <w:b/>
-              </w:rPr>
-            </w:pPr>
-            <w:r>
-              <w:rPr>
-                <w:b/>
-              </w:rPr>
-              <w:t>5</w:t>
-            </w:r>
-          </w:p>
-        </w:tc>
-        <w:tc>
-          <w:tcPr>
-            <w:tcW w:w="694" w:type="dxa"/>
-            <w:gridSpan w:val="2"/>
-            <w:shd w:val="clear" w:color="auto" w:fill="FFFFFF" w:themeFill="background1"/>
-            <w:vAlign w:val="center"/>
-          </w:tcPr>
-          <w:p>
-            <w:pPr>
-              <w:jc w:val="center"/>
-              <w:rPr>
-                <w:b/>
-              </w:rPr>
-            </w:pPr>
-            <w:r>
-              <w:rPr>
-                <w:b/>
-              </w:rPr>
-              <w:t>6</w:t>
-            </w:r>
-          </w:p>
-        </w:tc>
-        <w:tc>
-          <w:tcPr>
-            <w:tcW w:w="699" w:type="dxa"/>
-            <w:gridSpan w:val="3"/>
-            <w:shd w:val="clear" w:color="auto" w:fill="FFFFFF" w:themeFill="background1"/>
-            <w:vAlign w:val="center"/>
-          </w:tcPr>
-          <w:p>
-            <w:pPr>
-              <w:jc w:val="center"/>
-              <w:rPr>
-                <w:b/>
-              </w:rPr>
-            </w:pPr>
-            <w:r>
-              <w:rPr>
-                <w:b/>
-              </w:rPr>
-              <w:t>7A</w:t>
-            </w:r>
-          </w:p>
-        </w:tc>
-        <w:tc>
-          <w:tcPr>
-            <w:tcW w:w="829" w:type="dxa"/>
-            <w:shd w:val="clear" w:color="auto" w:fill="FFFFFF" w:themeFill="background1"/>
-            <w:vAlign w:val="center"/>
-          </w:tcPr>
-          <w:p>
-            <w:pPr>
-              <w:jc w:val="center"/>
-              <w:rPr>
-                <w:b/>
-              </w:rPr>
-            </w:pPr>
-            <w:r>
-              <w:rPr>
-                <w:b/>
-              </w:rPr>
-              <w:t>7B</w:t>
-            </w:r>
-          </w:p>
-        </w:tc>
-        <w:tc>
-          <w:tcPr>
-            <w:tcW w:w="851" w:type="dxa"/>
-            <w:gridSpan w:val="3"/>
-            <w:shd w:val="clear" w:color="auto" w:fill="FFFFFF" w:themeFill="background1"/>
-            <w:vAlign w:val="center"/>
-          </w:tcPr>
-          <w:p>
-            <w:pPr>
-              <w:jc w:val="center"/>
-              <w:rPr>
-                <w:b/>
-              </w:rPr>
-            </w:pPr>
-            <w:r>
-              <w:rPr>
-                <w:b/>
-              </w:rPr>
-              <w:t>8</w:t>
-            </w:r>
-          </w:p>
-        </w:tc>
-        <w:tc>
-          <w:tcPr>
-            <w:tcW w:w="3304" w:type="dxa"/>
-            <w:vMerge/>
-            <w:shd w:val="clear" w:color="auto" w:fill="DEEAF6" w:themeFill="accent1" w:themeFillTint="33"/>
-            <w:vAlign w:val="center"/>
-          </w:tcPr>
-          <w:p>
-            <w:pPr>
-              <w:jc w:val="center"/>
-            </w:pPr>
-            <w:r>
-              <w:t>{{T14_R2_C7}}</w:t>
-            </w:r>
-          </w:p>
-        </w:tc>
-      </w:tr>
-      <w:tr>
-        <w:trPr>
-          <w:cantSplit/>
-          <w:trHeight w:val="397"/>
-        </w:trPr>
-        <w:tc>
-          <w:tcPr>
-            <w:tcW w:w="631" w:type="dxa"/>
-            <w:gridSpan w:val="2"/>
-            <w:vMerge w:val="restart"/>
-            <w:shd w:val="clear" w:color="auto" w:fill="FFFFFF" w:themeFill="background1"/>
-            <w:textDirection w:val="btLr"/>
-            <w:vAlign w:val="center"/>
-          </w:tcPr>
-          <w:p>
-            <w:pPr>
-              <w:ind w:left="113" w:right="113"/>
-              <w:jc w:val="center"/>
-              <w:rPr>
-                <w:sz w:val="20"/>
-                <w:szCs w:val="20"/>
-              </w:rPr>
-            </w:pPr>
-            <w:r>
-              <w:rPr>
-                <w:sz w:val="20"/>
-                <w:szCs w:val="20"/>
-              </w:rPr>
-              <w:t>Above-ground</w:t>
-            </w:r>
-          </w:p>
-        </w:tc>
-        <w:tc>
-          <w:tcPr>
-            <w:tcW w:w="1405" w:type="dxa"/>
-            <w:gridSpan w:val="3"/>
-            <w:vMerge w:val="restart"/>
-            <w:shd w:val="clear" w:color="auto" w:fill="FFFFFF" w:themeFill="background1"/>
-            <w:vAlign w:val="center"/>
-          </w:tcPr>
-          <w:p>
-            <w:r>
-              <w:t>Ceilings below attics</w:t>
-            </w:r>
-          </w:p>
-        </w:tc>
-        <w:tc>
-          <w:tcPr>
-            <w:tcW w:w="1390" w:type="dxa"/>
-            <w:shd w:val="clear" w:color="auto" w:fill="FFFFFF" w:themeFill="background1"/>
-            <w:vAlign w:val="center"/>
-          </w:tcPr>
-          <w:p>
-            <w:pPr>
-              <w:rPr>
-                <w:sz w:val="20"/>
-                <w:szCs w:val="20"/>
-              </w:rPr>
-            </w:pPr>
-            <w:sdt>
-              <w:sdtPr>
-                <w:rPr>
-                  <w:sz w:val="20"/>
-                  <w:szCs w:val="20"/>
-                </w:rPr>
-                <w:id w:val="1893527346"/>
-                <w14:checkbox>
-                  <w14:checked w14:val="0"/>
-                  <w14:checkedState w14:val="2612" w14:font="MS Gothic"/>
-                  <w14:uncheckedState w14:val="2610" w14:font="MS Gothic"/>
-                </w14:checkbox>
-              </w:sdtPr>
-              <w:sdtEndPr/>
-              <w:sdtContent>
-                <w:r>
-                  <w:rPr>
-                    <w:rFonts w:ascii="MS Gothic" w:eastAsia="MS Gothic" w:hAnsi="MS Gothic" w:hint="eastAsia"/>
-                    <w:sz w:val="20"/>
-                    <w:szCs w:val="20"/>
-                  </w:rPr>
-                  <w:t>☐</w:t>
-                </w:r>
-              </w:sdtContent>
-            </w:sdt>
-            <w:r>
-              <w:rPr>
-                <w:sz w:val="20"/>
-                <w:szCs w:val="20"/>
-              </w:rPr>
-              <w:t xml:space="preserve"> w/out HRV</w:t>
-            </w:r>
-          </w:p>
-        </w:tc>
-        <w:tc>
-          <w:tcPr>
-            <w:tcW w:w="571" w:type="dxa"/>
-            <w:shd w:val="clear" w:color="auto" w:fill="FFFFFF" w:themeFill="background1"/>
-            <w:vAlign w:val="center"/>
-          </w:tcPr>
-          <w:p>
-            <w:pPr>
-              <w:jc w:val="center"/>
-              <w:rPr>
-                <w:sz w:val="20"/>
-                <w:szCs w:val="20"/>
-              </w:rPr>
-            </w:pPr>
-            <w:r>
-              <w:rPr>
-                <w:sz w:val="20"/>
-                <w:szCs w:val="20"/>
-              </w:rPr>
-              <w:t>6.91</w:t>
-            </w:r>
-          </w:p>
-        </w:tc>
-        <w:tc>
-          <w:tcPr>
-            <w:tcW w:w="1416" w:type="dxa"/>
-            <w:gridSpan w:val="4"/>
-            <w:shd w:val="clear" w:color="auto" w:fill="FFFFFF" w:themeFill="background1"/>
-            <w:vAlign w:val="center"/>
-          </w:tcPr>
-          <w:p>
-            <w:pPr>
-              <w:jc w:val="center"/>
-              <w:rPr>
-                <w:sz w:val="20"/>
-                <w:szCs w:val="20"/>
-              </w:rPr>
-            </w:pPr>
-            <w:r>
-              <w:rPr>
-                <w:sz w:val="20"/>
-                <w:szCs w:val="20"/>
-              </w:rPr>
-              <w:t>8.67</w:t>
-            </w:r>
-          </w:p>
-        </w:tc>
-        <w:tc>
-          <w:tcPr>
-            <w:tcW w:w="2379" w:type="dxa"/>
-            <w:gridSpan w:val="7"/>
-            <w:shd w:val="clear" w:color="auto" w:fill="FFFFFF" w:themeFill="background1"/>
-            <w:vAlign w:val="center"/>
-          </w:tcPr>
-          <w:p>
-            <w:pPr>
-              <w:jc w:val="center"/>
-              <w:rPr>
-                <w:sz w:val="20"/>
-                <w:szCs w:val="20"/>
-              </w:rPr>
-            </w:pPr>
-            <w:r>
-              <w:rPr>
-                <w:sz w:val="20"/>
-                <w:szCs w:val="20"/>
-              </w:rPr>
-              <w:t>10.43</w:t>
-            </w:r>
-          </w:p>
-        </w:tc>
-        <w:tc>
-          <w:tcPr>
-            <w:tcW w:w="3304" w:type="dxa"/>
-            <w:shd w:val="clear" w:color="auto" w:fill="DEEAF6" w:themeFill="accent1" w:themeFillTint="33"/>
-            <w:vAlign w:val="center"/>
-          </w:tcPr>
-          <w:p>
-            <w:pPr>
-              <w:jc w:val="center"/>
-            </w:pPr>
-            <w:r>
-              <w:t>{{T14_R3_C6}}</w:t>
-            </w:r>
-          </w:p>
-        </w:tc>
-      </w:tr>
-      <w:tr>
-        <w:trPr>
-          <w:cantSplit/>
-          <w:trHeight w:val="397"/>
-        </w:trPr>
-        <w:tc>
-          <w:tcPr>
-            <w:tcW w:w="631" w:type="dxa"/>
-            <w:gridSpan w:val="2"/>
-            <w:vMerge/>
-            <w:shd w:val="clear" w:color="auto" w:fill="FFFFFF" w:themeFill="background1"/>
-            <w:textDirection w:val="btLr"/>
-            <w:vAlign w:val="center"/>
-          </w:tcPr>
-          <w:p>
-            <w:pPr>
-              <w:ind w:left="113" w:right="113"/>
-              <w:jc w:val="center"/>
-              <w:rPr>
-                <w:sz w:val="20"/>
-                <w:szCs w:val="20"/>
-              </w:rPr>
-            </w:pPr>
-          </w:p>
-        </w:tc>
-        <w:tc>
-          <w:tcPr>
-            <w:tcW w:w="1405" w:type="dxa"/>
-            <w:gridSpan w:val="3"/>
-            <w:vMerge/>
-            <w:shd w:val="clear" w:color="auto" w:fill="FFFFFF" w:themeFill="background1"/>
-            <w:vAlign w:val="center"/>
-          </w:tcPr>
-          <w:p>
-            <w:pPr>
-              <w:rPr>
-                <w:sz w:val="20"/>
-                <w:szCs w:val="20"/>
-              </w:rPr>
-            </w:pPr>
-          </w:p>
-        </w:tc>
-        <w:tc>
-          <w:tcPr>
-            <w:tcW w:w="1390" w:type="dxa"/>
-            <w:shd w:val="clear" w:color="auto" w:fill="FFFFFF" w:themeFill="background1"/>
-            <w:vAlign w:val="center"/>
-          </w:tcPr>
-          <w:p>
-            <w:pPr>
-              <w:rPr>
-                <w:sz w:val="20"/>
-                <w:szCs w:val="20"/>
-              </w:rPr>
-            </w:pPr>
-            <w:sdt>
-              <w:sdtPr>
-                <w:rPr>
-                  <w:sz w:val="20"/>
-                  <w:szCs w:val="20"/>
-                </w:rPr>
-                <w:id w:val="-2042047193"/>
-                <w14:checkbox>
-                  <w14:checked w14:val="0"/>
-                  <w14:checkedState w14:val="2612" w14:font="MS Gothic"/>
-                  <w14:uncheckedState w14:val="2610" w14:font="MS Gothic"/>
-                </w14:checkbox>
-              </w:sdtPr>
-              <w:sdtEndPr/>
-              <w:sdtContent>
-                <w:r>
-                  <w:rPr>
-                    <w:rFonts w:ascii="MS Gothic" w:eastAsia="MS Gothic" w:hAnsi="MS Gothic" w:hint="eastAsia"/>
-                    <w:sz w:val="20"/>
-                    <w:szCs w:val="20"/>
-                  </w:rPr>
-                  <w:t>☐</w:t>
-                </w:r>
-              </w:sdtContent>
-            </w:sdt>
-            <w:r>
-              <w:rPr>
-                <w:sz w:val="20"/>
-                <w:szCs w:val="20"/>
-              </w:rPr>
-              <w:t xml:space="preserve"> w/ HRV</w:t>
-            </w:r>
-          </w:p>
-        </w:tc>
-        <w:tc>
-          <w:tcPr>
-            <w:tcW w:w="1278" w:type="dxa"/>
-            <w:gridSpan w:val="2"/>
-            <w:shd w:val="clear" w:color="auto" w:fill="FFFFFF" w:themeFill="background1"/>
-            <w:vAlign w:val="center"/>
-          </w:tcPr>
-          <w:p>
-            <w:pPr>
-              <w:jc w:val="center"/>
-              <w:rPr>
-                <w:sz w:val="20"/>
-                <w:szCs w:val="20"/>
-              </w:rPr>
-            </w:pPr>
-            <w:r>
-              <w:rPr>
-                <w:sz w:val="20"/>
-                <w:szCs w:val="20"/>
-              </w:rPr>
-              <w:t>6.91</w:t>
-            </w:r>
-          </w:p>
-        </w:tc>
-        <w:tc>
-          <w:tcPr>
-            <w:tcW w:w="1408" w:type="dxa"/>
-            <w:gridSpan w:val="6"/>
-            <w:shd w:val="clear" w:color="auto" w:fill="FFFFFF" w:themeFill="background1"/>
-            <w:vAlign w:val="center"/>
-          </w:tcPr>
-          <w:p>
-            <w:pPr>
-              <w:jc w:val="center"/>
-              <w:rPr>
-                <w:sz w:val="20"/>
-                <w:szCs w:val="20"/>
-              </w:rPr>
-            </w:pPr>
-            <w:r>
-              <w:rPr>
-                <w:sz w:val="20"/>
-                <w:szCs w:val="20"/>
-              </w:rPr>
-              <w:t>8.67</w:t>
-            </w:r>
-          </w:p>
-        </w:tc>
-        <w:tc>
-          <w:tcPr>
-            <w:tcW w:w="1680" w:type="dxa"/>
-            <w:gridSpan w:val="4"/>
-            <w:shd w:val="clear" w:color="auto" w:fill="FFFFFF" w:themeFill="background1"/>
-            <w:vAlign w:val="center"/>
-          </w:tcPr>
-          <w:p>
-            <w:pPr>
-              <w:jc w:val="center"/>
-              <w:rPr>
-                <w:sz w:val="20"/>
-                <w:szCs w:val="20"/>
-              </w:rPr>
-            </w:pPr>
-            <w:r>
-              <w:rPr>
-                <w:sz w:val="20"/>
-                <w:szCs w:val="20"/>
-              </w:rPr>
-              <w:t>10.43</w:t>
-            </w:r>
-          </w:p>
-        </w:tc>
-        <w:tc>
-          <w:tcPr>
-            <w:tcW w:w="3304" w:type="dxa"/>
-            <w:shd w:val="clear" w:color="auto" w:fill="DEEAF6" w:themeFill="accent1" w:themeFillTint="33"/>
-            <w:vAlign w:val="center"/>
-          </w:tcPr>
-          <w:p>
-            <w:pPr>
-              <w:jc w:val="center"/>
-            </w:pPr>
-            <w:r>
-              <w:t>{{T14_R4_C6}}</w:t>
-            </w:r>
-          </w:p>
-        </w:tc>
-      </w:tr>
-      <w:tr>
-        <w:trPr>
-          <w:trHeight w:val="395"/>
-        </w:trPr>
-        <w:tc>
-          <w:tcPr>
-            <w:tcW w:w="631" w:type="dxa"/>
-            <w:gridSpan w:val="2"/>
-            <w:vMerge/>
-            <w:shd w:val="clear" w:color="auto" w:fill="FFFFFF" w:themeFill="background1"/>
-            <w:vAlign w:val="center"/>
-          </w:tcPr>
-          <w:p>
-            <w:pPr>
-              <w:jc w:val="center"/>
-            </w:pPr>
-          </w:p>
-        </w:tc>
-        <w:tc>
-          <w:tcPr>
-            <w:tcW w:w="2795" w:type="dxa"/>
-            <w:gridSpan w:val="4"/>
-            <w:shd w:val="clear" w:color="auto" w:fill="FFFFFF" w:themeFill="background1"/>
-            <w:vAlign w:val="center"/>
-          </w:tcPr>
-          <w:p>
-            <w:r>
-              <w:t>Cathedral ceilings</w:t>
-            </w:r>
-            <w:r>
-              <w:t xml:space="preserve">, </w:t>
-            </w:r>
-            <w:r>
-              <w:t>flat roofs</w:t>
-            </w:r>
-          </w:p>
-        </w:tc>
-        <w:tc>
-          <w:tcPr>
-            <w:tcW w:w="1987" w:type="dxa"/>
-            <w:gridSpan w:val="5"/>
-            <w:shd w:val="clear" w:color="auto" w:fill="FFFFFF" w:themeFill="background1"/>
-            <w:vAlign w:val="center"/>
-          </w:tcPr>
-          <w:p>
-            <w:pPr>
-              <w:jc w:val="center"/>
-              <w:rPr>
-                <w:sz w:val="20"/>
-                <w:szCs w:val="20"/>
-              </w:rPr>
-            </w:pPr>
-            <w:r>
-              <w:rPr>
-                <w:sz w:val="20"/>
-                <w:szCs w:val="20"/>
-              </w:rPr>
-              <w:t>4.67</w:t>
-            </w:r>
-          </w:p>
-        </w:tc>
-        <w:tc>
-          <w:tcPr>
-            <w:tcW w:w="2379" w:type="dxa"/>
-            <w:gridSpan w:val="7"/>
-            <w:shd w:val="clear" w:color="auto" w:fill="FFFFFF" w:themeFill="background1"/>
-            <w:vAlign w:val="center"/>
-          </w:tcPr>
-          <w:p>
-            <w:pPr>
-              <w:jc w:val="center"/>
-              <w:rPr>
-                <w:sz w:val="20"/>
-                <w:szCs w:val="20"/>
-              </w:rPr>
-            </w:pPr>
-            <w:r>
-              <w:rPr>
-                <w:sz w:val="20"/>
-                <w:szCs w:val="20"/>
-              </w:rPr>
-              <w:t>5.02</w:t>
-            </w:r>
-          </w:p>
-        </w:tc>
-        <w:tc>
-          <w:tcPr>
-            <w:tcW w:w="3304" w:type="dxa"/>
-            <w:shd w:val="clear" w:color="auto" w:fill="DEEAF6" w:themeFill="accent1" w:themeFillTint="33"/>
-            <w:vAlign w:val="center"/>
-          </w:tcPr>
-          <w:p>
-            <w:pPr>
-              <w:jc w:val="center"/>
-            </w:pPr>
-            <w:r>
-              <w:t>{{T14_R5_C4}}</w:t>
-            </w:r>
-          </w:p>
-        </w:tc>
-      </w:tr>
-      <w:tr>
-        <w:trPr>
-          <w:trHeight w:val="397"/>
-        </w:trPr>
-        <w:tc>
-          <w:tcPr>
-            <w:tcW w:w="631" w:type="dxa"/>
-            <w:gridSpan w:val="2"/>
-            <w:vMerge/>
-            <w:shd w:val="clear" w:color="auto" w:fill="FFFFFF" w:themeFill="background1"/>
-            <w:vAlign w:val="center"/>
-          </w:tcPr>
-          <w:p>
-            <w:pPr>
-              <w:jc w:val="center"/>
-            </w:pPr>
-          </w:p>
-        </w:tc>
-        <w:tc>
-          <w:tcPr>
-            <w:tcW w:w="1405" w:type="dxa"/>
-            <w:gridSpan w:val="3"/>
-            <w:vMerge w:val="restart"/>
-            <w:shd w:val="clear" w:color="auto" w:fill="FFFFFF" w:themeFill="background1"/>
-            <w:vAlign w:val="center"/>
-          </w:tcPr>
-          <w:p>
-            <w:r>
-              <w:t>Walls</w:t>
-            </w:r>
-          </w:p>
-        </w:tc>
-        <w:tc>
-          <w:tcPr>
-            <w:tcW w:w="1390" w:type="dxa"/>
-            <w:shd w:val="clear" w:color="auto" w:fill="FFFFFF" w:themeFill="background1"/>
-            <w:vAlign w:val="center"/>
-          </w:tcPr>
-          <w:p>
-            <w:sdt>
-              <w:sdtPr>
-                <w:rPr>
-                  <w:sz w:val="20"/>
-                  <w:szCs w:val="20"/>
-                </w:rPr>
-                <w:id w:val="-835461175"/>
-                <w14:checkbox>
-                  <w14:checked w14:val="0"/>
-                  <w14:checkedState w14:val="2612" w14:font="MS Gothic"/>
-                  <w14:uncheckedState w14:val="2610" w14:font="MS Gothic"/>
-                </w14:checkbox>
-              </w:sdtPr>
-              <w:sdtEndPr/>
-              <w:sdtContent>
-                <w:r>
-                  <w:rPr>
-                    <w:rFonts w:ascii="MS Gothic" w:eastAsia="MS Gothic" w:hAnsi="MS Gothic" w:hint="eastAsia"/>
-                    <w:sz w:val="20"/>
-                    <w:szCs w:val="20"/>
-                  </w:rPr>
-                  <w:t>☐</w:t>
-                </w:r>
-              </w:sdtContent>
-            </w:sdt>
-            <w:r>
-              <w:rPr>
-                <w:sz w:val="20"/>
-                <w:szCs w:val="20"/>
-              </w:rPr>
-              <w:t xml:space="preserve"> w/out HRV</w:t>
-            </w:r>
-          </w:p>
-        </w:tc>
-        <w:tc>
-          <w:tcPr>
-            <w:tcW w:w="571" w:type="dxa"/>
-            <w:shd w:val="clear" w:color="auto" w:fill="FFFFFF" w:themeFill="background1"/>
-            <w:vAlign w:val="center"/>
-          </w:tcPr>
-          <w:p>
-            <w:pPr>
-              <w:jc w:val="center"/>
-              <w:rPr>
-                <w:sz w:val="20"/>
-                <w:szCs w:val="20"/>
-              </w:rPr>
-            </w:pPr>
-            <w:r>
-              <w:rPr>
-                <w:sz w:val="20"/>
-                <w:szCs w:val="20"/>
-              </w:rPr>
-              <w:t>2.78</w:t>
-            </w:r>
-          </w:p>
-        </w:tc>
-        <w:tc>
-          <w:tcPr>
-            <w:tcW w:w="2115" w:type="dxa"/>
-            <w:gridSpan w:val="7"/>
-            <w:shd w:val="clear" w:color="auto" w:fill="FFFFFF" w:themeFill="background1"/>
-            <w:vAlign w:val="center"/>
-          </w:tcPr>
-          <w:p>
-            <w:pPr>
-              <w:jc w:val="center"/>
-              <w:rPr>
-                <w:sz w:val="20"/>
-                <w:szCs w:val="20"/>
-              </w:rPr>
-            </w:pPr>
-            <w:r>
-              <w:rPr>
-                <w:sz w:val="20"/>
-                <w:szCs w:val="20"/>
-              </w:rPr>
-              <w:t>3.08</w:t>
-            </w:r>
-          </w:p>
-        </w:tc>
-        <w:tc>
-          <w:tcPr>
-            <w:tcW w:w="1680" w:type="dxa"/>
-            <w:gridSpan w:val="4"/>
-            <w:shd w:val="clear" w:color="auto" w:fill="FFFFFF" w:themeFill="background1"/>
-            <w:vAlign w:val="center"/>
-          </w:tcPr>
-          <w:p>
-            <w:pPr>
-              <w:jc w:val="center"/>
-              <w:rPr>
-                <w:sz w:val="20"/>
-                <w:szCs w:val="20"/>
-              </w:rPr>
-            </w:pPr>
-            <w:r>
-              <w:rPr>
-                <w:sz w:val="20"/>
-                <w:szCs w:val="20"/>
-              </w:rPr>
-              <w:t>3.85</w:t>
-            </w:r>
-          </w:p>
-        </w:tc>
-        <w:tc>
-          <w:tcPr>
-            <w:tcW w:w="3304" w:type="dxa"/>
-            <w:shd w:val="clear" w:color="auto" w:fill="DEEAF6" w:themeFill="accent1" w:themeFillTint="33"/>
-            <w:vAlign w:val="center"/>
-          </w:tcPr>
-          <w:p>
-            <w:pPr>
-              <w:jc w:val="center"/>
-            </w:pPr>
-            <w:r>
-              <w:t>{{T14_R6_C6}}</w:t>
-            </w:r>
-          </w:p>
-        </w:tc>
-      </w:tr>
-      <w:tr>
-        <w:trPr>
-          <w:trHeight w:val="397"/>
-        </w:trPr>
-        <w:tc>
-          <w:tcPr>
-            <w:tcW w:w="631" w:type="dxa"/>
-            <w:gridSpan w:val="2"/>
-            <w:vMerge/>
-            <w:shd w:val="clear" w:color="auto" w:fill="FFFFFF" w:themeFill="background1"/>
-            <w:vAlign w:val="center"/>
-          </w:tcPr>
-          <w:p>
-            <w:pPr>
-              <w:jc w:val="center"/>
-            </w:pPr>
-          </w:p>
-        </w:tc>
-        <w:tc>
-          <w:tcPr>
-            <w:tcW w:w="1405" w:type="dxa"/>
-            <w:gridSpan w:val="3"/>
-            <w:vMerge/>
-            <w:shd w:val="clear" w:color="auto" w:fill="FFFFFF" w:themeFill="background1"/>
-            <w:vAlign w:val="center"/>
-          </w:tcPr>
-          <w:p/>
-        </w:tc>
-        <w:tc>
-          <w:tcPr>
-            <w:tcW w:w="1390" w:type="dxa"/>
-            <w:shd w:val="clear" w:color="auto" w:fill="FFFFFF" w:themeFill="background1"/>
-            <w:vAlign w:val="center"/>
-          </w:tcPr>
-          <w:p>
-            <w:sdt>
-              <w:sdtPr>
-                <w:rPr>
-                  <w:sz w:val="20"/>
-                  <w:szCs w:val="20"/>
-                </w:rPr>
-                <w:id w:val="2079320982"/>
-                <w14:checkbox>
-                  <w14:checked w14:val="0"/>
-                  <w14:checkedState w14:val="2612" w14:font="MS Gothic"/>
-                  <w14:uncheckedState w14:val="2610" w14:font="MS Gothic"/>
-                </w14:checkbox>
-              </w:sdtPr>
-              <w:sdtEndPr/>
-              <w:sdtContent>
-                <w:r>
-                  <w:rPr>
-                    <w:rFonts w:ascii="MS Gothic" w:eastAsia="MS Gothic" w:hAnsi="MS Gothic" w:hint="eastAsia"/>
-                    <w:sz w:val="20"/>
-                    <w:szCs w:val="20"/>
-                  </w:rPr>
-                  <w:t>☐</w:t>
-                </w:r>
-              </w:sdtContent>
-            </w:sdt>
-            <w:r>
-              <w:rPr>
-                <w:sz w:val="20"/>
-                <w:szCs w:val="20"/>
-              </w:rPr>
-              <w:t xml:space="preserve"> w/ HRV</w:t>
-            </w:r>
-          </w:p>
-        </w:tc>
-        <w:tc>
-          <w:tcPr>
-            <w:tcW w:w="571" w:type="dxa"/>
-            <w:shd w:val="clear" w:color="auto" w:fill="FFFFFF" w:themeFill="background1"/>
-            <w:vAlign w:val="center"/>
-          </w:tcPr>
-          <w:p>
-            <w:pPr>
-              <w:jc w:val="center"/>
-              <w:rPr>
-                <w:sz w:val="20"/>
-                <w:szCs w:val="20"/>
-              </w:rPr>
-            </w:pPr>
-            <w:r>
-              <w:rPr>
-                <w:sz w:val="20"/>
-                <w:szCs w:val="20"/>
-              </w:rPr>
-              <w:t>2.78</w:t>
-            </w:r>
-          </w:p>
-        </w:tc>
-        <w:tc>
-          <w:tcPr>
-            <w:tcW w:w="2115" w:type="dxa"/>
-            <w:gridSpan w:val="7"/>
-            <w:shd w:val="clear" w:color="auto" w:fill="FFFFFF" w:themeFill="background1"/>
-            <w:vAlign w:val="center"/>
-          </w:tcPr>
-          <w:p>
-            <w:pPr>
-              <w:jc w:val="center"/>
-              <w:rPr>
-                <w:sz w:val="20"/>
-                <w:szCs w:val="20"/>
-              </w:rPr>
-            </w:pPr>
-            <w:r>
-              <w:rPr>
-                <w:sz w:val="20"/>
-                <w:szCs w:val="20"/>
-              </w:rPr>
-              <w:t>2.97</w:t>
-            </w:r>
-          </w:p>
-        </w:tc>
-        <w:tc>
-          <w:tcPr>
-            <w:tcW w:w="1680" w:type="dxa"/>
-            <w:gridSpan w:val="4"/>
-            <w:shd w:val="clear" w:color="auto" w:fill="FFFFFF" w:themeFill="background1"/>
-            <w:vAlign w:val="center"/>
-          </w:tcPr>
-          <w:p>
-            <w:pPr>
-              <w:jc w:val="center"/>
-              <w:rPr>
-                <w:sz w:val="20"/>
-                <w:szCs w:val="20"/>
-              </w:rPr>
-            </w:pPr>
-            <w:r>
-              <w:rPr>
-                <w:sz w:val="20"/>
-                <w:szCs w:val="20"/>
-              </w:rPr>
-              <w:t>3.08</w:t>
-            </w:r>
-          </w:p>
-        </w:tc>
-        <w:tc>
-          <w:tcPr>
-            <w:tcW w:w="3304" w:type="dxa"/>
-            <w:shd w:val="clear" w:color="auto" w:fill="DEEAF6" w:themeFill="accent1" w:themeFillTint="33"/>
-            <w:vAlign w:val="center"/>
-          </w:tcPr>
-          <w:p>
-            <w:pPr>
-              <w:jc w:val="center"/>
-            </w:pPr>
-            <w:r>
-              <w:t>{{T14_R7_C6}}</w:t>
-            </w:r>
-          </w:p>
-        </w:tc>
-      </w:tr>
-      <w:tr>
-        <w:trPr>
-          <w:trHeight w:val="397"/>
-        </w:trPr>
-        <w:tc>
-          <w:tcPr>
-            <w:tcW w:w="631" w:type="dxa"/>
-            <w:gridSpan w:val="2"/>
-            <w:vMerge/>
-            <w:shd w:val="clear" w:color="auto" w:fill="FFFFFF" w:themeFill="background1"/>
-            <w:vAlign w:val="center"/>
-          </w:tcPr>
-          <w:p>
-            <w:pPr>
-              <w:jc w:val="center"/>
-            </w:pPr>
-          </w:p>
-        </w:tc>
-        <w:tc>
-          <w:tcPr>
-            <w:tcW w:w="2795" w:type="dxa"/>
-            <w:gridSpan w:val="4"/>
-            <w:shd w:val="clear" w:color="auto" w:fill="FFFFFF" w:themeFill="background1"/>
-            <w:vAlign w:val="center"/>
-          </w:tcPr>
-          <w:p>
-            <w:r>
-              <w:t>Floors over unheated spaces</w:t>
-            </w:r>
-          </w:p>
-        </w:tc>
-        <w:tc>
-          <w:tcPr>
-            <w:tcW w:w="1987" w:type="dxa"/>
-            <w:gridSpan w:val="5"/>
-            <w:shd w:val="clear" w:color="auto" w:fill="FFFFFF" w:themeFill="background1"/>
-            <w:vAlign w:val="center"/>
-          </w:tcPr>
-          <w:p>
-            <w:pPr>
-              <w:jc w:val="center"/>
-              <w:rPr>
-                <w:sz w:val="20"/>
-                <w:szCs w:val="20"/>
-              </w:rPr>
-            </w:pPr>
-            <w:r>
-              <w:rPr>
-                <w:sz w:val="20"/>
-                <w:szCs w:val="20"/>
-              </w:rPr>
-              <w:t>4.67</w:t>
-            </w:r>
-          </w:p>
-        </w:tc>
-        <w:tc>
-          <w:tcPr>
-            <w:tcW w:w="2379" w:type="dxa"/>
-            <w:gridSpan w:val="7"/>
-            <w:shd w:val="clear" w:color="auto" w:fill="FFFFFF" w:themeFill="background1"/>
-            <w:vAlign w:val="center"/>
-          </w:tcPr>
-          <w:p>
-            <w:pPr>
-              <w:jc w:val="center"/>
-              <w:rPr>
-                <w:sz w:val="20"/>
-                <w:szCs w:val="20"/>
-              </w:rPr>
-            </w:pPr>
-            <w:r>
-              <w:rPr>
-                <w:sz w:val="20"/>
-                <w:szCs w:val="20"/>
-              </w:rPr>
-              <w:t>5.02</w:t>
-            </w:r>
-          </w:p>
-        </w:tc>
-        <w:tc>
-          <w:tcPr>
-            <w:tcW w:w="3304" w:type="dxa"/>
-            <w:shd w:val="clear" w:color="auto" w:fill="DEEAF6" w:themeFill="accent1" w:themeFillTint="33"/>
-            <w:vAlign w:val="center"/>
-          </w:tcPr>
-          <w:p>
-            <w:pPr>
-              <w:jc w:val="center"/>
-            </w:pPr>
-            <w:r>
-              <w:t>{{T14_R8_C4}}</w:t>
-            </w:r>
-          </w:p>
-        </w:tc>
-      </w:tr>
-      <w:tr>
-        <w:trPr>
-          <w:cantSplit/>
-          <w:trHeight w:val="397"/>
-        </w:trPr>
-        <w:tc>
-          <w:tcPr>
-            <w:tcW w:w="631" w:type="dxa"/>
-            <w:gridSpan w:val="2"/>
-            <w:vMerge w:val="restart"/>
-            <w:shd w:val="clear" w:color="auto" w:fill="FFFFFF" w:themeFill="background1"/>
-            <w:textDirection w:val="btLr"/>
-            <w:vAlign w:val="center"/>
-          </w:tcPr>
-          <w:p>
-            <w:pPr>
-              <w:ind w:left="113" w:right="113"/>
-              <w:jc w:val="center"/>
-              <w:rPr>
-                <w:sz w:val="20"/>
-                <w:szCs w:val="20"/>
-              </w:rPr>
-            </w:pPr>
-            <w:r>
-              <w:rPr>
-                <w:sz w:val="20"/>
-                <w:szCs w:val="20"/>
-              </w:rPr>
-              <w:t>Below-Grade or in Contact with Ground</w:t>
-            </w:r>
-          </w:p>
-        </w:tc>
-        <w:tc>
-          <w:tcPr>
-            <w:tcW w:w="1405" w:type="dxa"/>
-            <w:gridSpan w:val="3"/>
-            <w:vMerge w:val="restart"/>
-            <w:shd w:val="clear" w:color="auto" w:fill="FFFFFF" w:themeFill="background1"/>
-            <w:vAlign w:val="center"/>
-          </w:tcPr>
-          <w:p>
-            <w:r>
-              <w:t>Foundation walls</w:t>
-            </w:r>
-          </w:p>
-        </w:tc>
-        <w:tc>
-          <w:tcPr>
-            <w:tcW w:w="1390" w:type="dxa"/>
-            <w:shd w:val="clear" w:color="auto" w:fill="FFFFFF" w:themeFill="background1"/>
-            <w:vAlign w:val="center"/>
-          </w:tcPr>
-          <w:p>
-            <w:sdt>
-              <w:sdtPr>
-                <w:rPr>
-                  <w:sz w:val="20"/>
-                  <w:szCs w:val="20"/>
-                </w:rPr>
-                <w:id w:val="1137607803"/>
-                <w14:checkbox>
-                  <w14:checked w14:val="0"/>
-                  <w14:checkedState w14:val="2612" w14:font="MS Gothic"/>
-                  <w14:uncheckedState w14:val="2610" w14:font="MS Gothic"/>
-                </w14:checkbox>
-              </w:sdtPr>
-              <w:sdtEndPr/>
-              <w:sdtContent>
-                <w:r>
-                  <w:rPr>
-                    <w:rFonts w:ascii="MS Gothic" w:eastAsia="MS Gothic" w:hAnsi="MS Gothic" w:hint="eastAsia"/>
-                    <w:sz w:val="20"/>
-                    <w:szCs w:val="20"/>
-                  </w:rPr>
-                  <w:t>☐</w:t>
-                </w:r>
-              </w:sdtContent>
-            </w:sdt>
-            <w:r>
-              <w:rPr>
-                <w:sz w:val="20"/>
-                <w:szCs w:val="20"/>
-              </w:rPr>
-              <w:t xml:space="preserve"> w/out HRV</w:t>
-            </w:r>
-          </w:p>
-        </w:tc>
-        <w:tc>
-          <w:tcPr>
-            <w:tcW w:w="571" w:type="dxa"/>
-            <w:shd w:val="clear" w:color="auto" w:fill="FFFFFF" w:themeFill="background1"/>
-            <w:vAlign w:val="center"/>
-          </w:tcPr>
-          <w:p>
-            <w:pPr>
-              <w:jc w:val="center"/>
-              <w:rPr>
-                <w:sz w:val="20"/>
-                <w:szCs w:val="20"/>
-              </w:rPr>
-            </w:pPr>
-            <w:r>
-              <w:rPr>
-                <w:sz w:val="20"/>
-                <w:szCs w:val="20"/>
-              </w:rPr>
-              <w:t>1.99</w:t>
-            </w:r>
-          </w:p>
-        </w:tc>
-        <w:tc>
-          <w:tcPr>
-            <w:tcW w:w="1416" w:type="dxa"/>
-            <w:gridSpan w:val="4"/>
-            <w:shd w:val="clear" w:color="auto" w:fill="FFFFFF" w:themeFill="background1"/>
-            <w:vAlign w:val="center"/>
-          </w:tcPr>
-          <w:p>
-            <w:pPr>
-              <w:jc w:val="center"/>
-              <w:rPr>
-                <w:sz w:val="20"/>
-                <w:szCs w:val="20"/>
-              </w:rPr>
-            </w:pPr>
-            <w:r>
-              <w:rPr>
-                <w:sz w:val="20"/>
-                <w:szCs w:val="20"/>
-              </w:rPr>
-              <w:t>2.98</w:t>
-            </w:r>
-          </w:p>
-        </w:tc>
-        <w:tc>
-          <w:tcPr>
-            <w:tcW w:w="1528" w:type="dxa"/>
-            <w:gridSpan w:val="4"/>
-            <w:shd w:val="clear" w:color="auto" w:fill="FFFFFF" w:themeFill="background1"/>
-            <w:vAlign w:val="center"/>
-          </w:tcPr>
-          <w:p>
-            <w:pPr>
-              <w:jc w:val="center"/>
-              <w:rPr>
-                <w:sz w:val="20"/>
-                <w:szCs w:val="20"/>
-              </w:rPr>
-            </w:pPr>
-            <w:r>
-              <w:rPr>
-                <w:sz w:val="20"/>
-                <w:szCs w:val="20"/>
-              </w:rPr>
-              <w:t>3.46</w:t>
-            </w:r>
-          </w:p>
-        </w:tc>
-        <w:tc>
-          <w:tcPr>
-            <w:tcW w:w="851" w:type="dxa"/>
-            <w:gridSpan w:val="3"/>
-            <w:shd w:val="clear" w:color="auto" w:fill="FFFFFF" w:themeFill="background1"/>
-            <w:vAlign w:val="center"/>
-          </w:tcPr>
-          <w:p>
-            <w:pPr>
-              <w:jc w:val="center"/>
-              <w:rPr>
-                <w:sz w:val="20"/>
-                <w:szCs w:val="20"/>
-              </w:rPr>
-            </w:pPr>
-            <w:r>
-              <w:rPr>
-                <w:sz w:val="20"/>
-                <w:szCs w:val="20"/>
-              </w:rPr>
-              <w:t>3.97</w:t>
-            </w:r>
-          </w:p>
-        </w:tc>
-        <w:tc>
-          <w:tcPr>
-            <w:tcW w:w="3304" w:type="dxa"/>
-            <w:shd w:val="clear" w:color="auto" w:fill="DEEAF6" w:themeFill="accent1" w:themeFillTint="33"/>
-            <w:vAlign w:val="center"/>
-          </w:tcPr>
-          <w:p>
-            <w:pPr>
-              <w:jc w:val="center"/>
-            </w:pPr>
-            <w:r>
-              <w:t>{{T14_R9_C7}}</w:t>
-            </w:r>
-          </w:p>
-        </w:tc>
-      </w:tr>
-      <w:tr>
-        <w:trPr>
-          <w:cantSplit/>
-          <w:trHeight w:val="397"/>
-        </w:trPr>
-        <w:tc>
-          <w:tcPr>
-            <w:tcW w:w="631" w:type="dxa"/>
-            <w:gridSpan w:val="2"/>
-            <w:vMerge/>
-            <w:shd w:val="clear" w:color="auto" w:fill="FFFFFF" w:themeFill="background1"/>
-            <w:textDirection w:val="btLr"/>
-            <w:vAlign w:val="center"/>
-          </w:tcPr>
-          <w:p>
-            <w:pPr>
-              <w:ind w:left="113" w:right="113"/>
-              <w:jc w:val="center"/>
-              <w:rPr>
-                <w:sz w:val="20"/>
-                <w:szCs w:val="20"/>
-              </w:rPr>
-            </w:pPr>
-          </w:p>
-        </w:tc>
-        <w:tc>
-          <w:tcPr>
-            <w:tcW w:w="1405" w:type="dxa"/>
-            <w:gridSpan w:val="3"/>
-            <w:vMerge/>
-            <w:shd w:val="clear" w:color="auto" w:fill="FFFFFF" w:themeFill="background1"/>
-            <w:vAlign w:val="center"/>
-          </w:tcPr>
-          <w:p/>
-        </w:tc>
-        <w:tc>
-          <w:tcPr>
-            <w:tcW w:w="1390" w:type="dxa"/>
-            <w:shd w:val="clear" w:color="auto" w:fill="FFFFFF" w:themeFill="background1"/>
-            <w:vAlign w:val="center"/>
-          </w:tcPr>
-          <w:p>
-            <w:sdt>
-              <w:sdtPr>
-                <w:rPr>
-                  <w:sz w:val="20"/>
-                  <w:szCs w:val="20"/>
-                </w:rPr>
-                <w:id w:val="-1170412065"/>
-                <w14:checkbox>
-                  <w14:checked w14:val="0"/>
-                  <w14:checkedState w14:val="2612" w14:font="MS Gothic"/>
-                  <w14:uncheckedState w14:val="2610" w14:font="MS Gothic"/>
-                </w14:checkbox>
-              </w:sdtPr>
-              <w:sdtEndPr/>
-              <w:sdtContent>
-                <w:r>
-                  <w:rPr>
-                    <w:rFonts w:ascii="MS Gothic" w:eastAsia="MS Gothic" w:hAnsi="MS Gothic" w:hint="eastAsia"/>
-                    <w:sz w:val="20"/>
-                    <w:szCs w:val="20"/>
-                  </w:rPr>
-                  <w:t>☐</w:t>
-                </w:r>
-              </w:sdtContent>
-            </w:sdt>
-            <w:r>
-              <w:rPr>
-                <w:sz w:val="20"/>
-                <w:szCs w:val="20"/>
-              </w:rPr>
-              <w:t xml:space="preserve"> w/ HRV</w:t>
-            </w:r>
-          </w:p>
-        </w:tc>
-        <w:tc>
-          <w:tcPr>
-            <w:tcW w:w="571" w:type="dxa"/>
-            <w:shd w:val="clear" w:color="auto" w:fill="FFFFFF" w:themeFill="background1"/>
-            <w:vAlign w:val="center"/>
-          </w:tcPr>
-          <w:p>
-            <w:pPr>
-              <w:jc w:val="center"/>
-              <w:rPr>
-                <w:sz w:val="20"/>
-                <w:szCs w:val="20"/>
-              </w:rPr>
-            </w:pPr>
-            <w:r>
-              <w:rPr>
-                <w:sz w:val="20"/>
-                <w:szCs w:val="20"/>
-              </w:rPr>
-              <w:t>1.99</w:t>
-            </w:r>
-          </w:p>
-        </w:tc>
-        <w:tc>
-          <w:tcPr>
-            <w:tcW w:w="3795" w:type="dxa"/>
-            <w:gridSpan w:val="11"/>
-            <w:shd w:val="clear" w:color="auto" w:fill="FFFFFF" w:themeFill="background1"/>
-            <w:vAlign w:val="center"/>
-          </w:tcPr>
-          <w:p>
-            <w:pPr>
-              <w:jc w:val="center"/>
-              <w:rPr>
-                <w:sz w:val="20"/>
-                <w:szCs w:val="20"/>
-              </w:rPr>
-            </w:pPr>
-            <w:r>
-              <w:rPr>
-                <w:sz w:val="20"/>
-                <w:szCs w:val="20"/>
-              </w:rPr>
-              <w:t>2.98</w:t>
-            </w:r>
-          </w:p>
-        </w:tc>
-        <w:tc>
-          <w:tcPr>
-            <w:tcW w:w="3304" w:type="dxa"/>
-            <w:shd w:val="clear" w:color="auto" w:fill="DEEAF6" w:themeFill="accent1" w:themeFillTint="33"/>
-            <w:vAlign w:val="center"/>
-          </w:tcPr>
-          <w:p>
-            <w:pPr>
-              <w:jc w:val="center"/>
-            </w:pPr>
-            <w:r>
-              <w:t>{{T14_R10_C5}}</w:t>
-            </w:r>
-          </w:p>
-        </w:tc>
-      </w:tr>
-      <w:tr>
-        <w:trPr>
-          <w:cantSplit/>
-          <w:trHeight w:val="397"/>
-        </w:trPr>
-        <w:tc>
-          <w:tcPr>
-            <w:tcW w:w="631" w:type="dxa"/>
-            <w:gridSpan w:val="2"/>
-            <w:vMerge/>
-            <w:shd w:val="clear" w:color="auto" w:fill="FFFFFF" w:themeFill="background1"/>
-            <w:vAlign w:val="center"/>
-          </w:tcPr>
-          <w:p>
-            <w:pPr>
-              <w:jc w:val="center"/>
-            </w:pPr>
-          </w:p>
-        </w:tc>
-        <w:tc>
-          <w:tcPr>
-            <w:tcW w:w="1155" w:type="dxa"/>
-            <w:gridSpan w:val="2"/>
-            <w:vMerge w:val="restart"/>
-            <w:shd w:val="clear" w:color="auto" w:fill="FFFFFF" w:themeFill="background1"/>
-            <w:vAlign w:val="center"/>
-          </w:tcPr>
-          <w:p>
-            <w:r>
-              <w:t>Unheated floors</w:t>
-            </w:r>
-          </w:p>
-        </w:tc>
-        <w:tc>
-          <w:tcPr>
-            <w:tcW w:w="1640" w:type="dxa"/>
-            <w:gridSpan w:val="2"/>
-            <w:shd w:val="clear" w:color="auto" w:fill="FFFFFF" w:themeFill="background1"/>
-            <w:vAlign w:val="center"/>
-          </w:tcPr>
-          <w:p>
-            <w:r>
-              <w:t>below frost line</w:t>
-            </w:r>
-          </w:p>
-        </w:tc>
-        <w:tc>
-          <w:tcPr>
-            <w:tcW w:w="4366" w:type="dxa"/>
-            <w:gridSpan w:val="12"/>
-            <w:shd w:val="clear" w:color="auto" w:fill="FFFFFF" w:themeFill="background1"/>
-            <w:vAlign w:val="center"/>
-          </w:tcPr>
-          <w:p>
-            <w:pPr>
-              <w:jc w:val="center"/>
-              <w:rPr>
-                <w:sz w:val="20"/>
-                <w:szCs w:val="20"/>
-              </w:rPr>
-            </w:pPr>
-            <w:r>
-              <w:rPr>
-                <w:sz w:val="20"/>
-                <w:szCs w:val="20"/>
-              </w:rPr>
-              <w:t>U</w:t>
-            </w:r>
-            <w:r>
-              <w:rPr>
-                <w:sz w:val="20"/>
-                <w:szCs w:val="20"/>
-              </w:rPr>
-              <w:t>ninsulated</w:t>
-            </w:r>
-          </w:p>
-        </w:tc>
-        <w:tc>
-          <w:tcPr>
-            <w:tcW w:w="3304" w:type="dxa"/>
-            <w:shd w:val="clear" w:color="auto" w:fill="DEEAF6" w:themeFill="accent1" w:themeFillTint="33"/>
-            <w:vAlign w:val="center"/>
-          </w:tcPr>
-          <w:p>
-            <w:pPr>
-              <w:jc w:val="center"/>
-            </w:pPr>
-            <w:r>
-              <w:t>{{T14_R11_C4}}</w:t>
-            </w:r>
-          </w:p>
-        </w:tc>
-      </w:tr>
-      <w:tr>
-        <w:trPr>
-          <w:cantSplit/>
-          <w:trHeight w:val="397"/>
-        </w:trPr>
-        <w:tc>
-          <w:tcPr>
-            <w:tcW w:w="631" w:type="dxa"/>
-            <w:gridSpan w:val="2"/>
-            <w:vMerge/>
-            <w:shd w:val="clear" w:color="auto" w:fill="FFFFFF" w:themeFill="background1"/>
-            <w:vAlign w:val="center"/>
-          </w:tcPr>
-          <w:p>
-            <w:pPr>
-              <w:jc w:val="center"/>
-            </w:pPr>
-          </w:p>
-        </w:tc>
-        <w:tc>
-          <w:tcPr>
-            <w:tcW w:w="1155" w:type="dxa"/>
-            <w:gridSpan w:val="2"/>
-            <w:vMerge/>
-            <w:shd w:val="clear" w:color="auto" w:fill="FFFFFF" w:themeFill="background1"/>
-            <w:vAlign w:val="center"/>
-          </w:tcPr>
-          <w:p/>
-        </w:tc>
-        <w:tc>
-          <w:tcPr>
-            <w:tcW w:w="1640" w:type="dxa"/>
-            <w:gridSpan w:val="2"/>
-            <w:shd w:val="clear" w:color="auto" w:fill="FFFFFF" w:themeFill="background1"/>
-            <w:vAlign w:val="center"/>
-          </w:tcPr>
-          <w:p>
-            <w:r>
-              <w:t>above frost line</w:t>
-            </w:r>
-          </w:p>
-        </w:tc>
-        <w:tc>
-          <w:tcPr>
-            <w:tcW w:w="4366" w:type="dxa"/>
-            <w:gridSpan w:val="12"/>
-            <w:shd w:val="clear" w:color="auto" w:fill="FFFFFF" w:themeFill="background1"/>
-            <w:vAlign w:val="center"/>
-          </w:tcPr>
-          <w:p>
-            <w:pPr>
-              <w:jc w:val="center"/>
-              <w:rPr>
-                <w:sz w:val="20"/>
-                <w:szCs w:val="20"/>
-              </w:rPr>
-            </w:pPr>
-            <w:r>
-              <w:rPr>
-                <w:sz w:val="20"/>
-                <w:szCs w:val="20"/>
-              </w:rPr>
-              <w:t>1.96</w:t>
-            </w:r>
-          </w:p>
-        </w:tc>
-        <w:tc>
-          <w:tcPr>
-            <w:tcW w:w="3304" w:type="dxa"/>
-            <w:shd w:val="clear" w:color="auto" w:fill="DEEAF6" w:themeFill="accent1" w:themeFillTint="33"/>
-            <w:vAlign w:val="center"/>
-          </w:tcPr>
-          <w:p>
-            <w:pPr>
-              <w:jc w:val="center"/>
-            </w:pPr>
-            <w:r>
-              <w:t>{{T14_R12_C4}}</w:t>
-            </w:r>
-          </w:p>
-        </w:tc>
-      </w:tr>
-      <w:tr>
-        <w:trPr>
-          <w:cantSplit/>
-          <w:trHeight w:val="397"/>
-        </w:trPr>
-        <w:tc>
-          <w:tcPr>
-            <w:tcW w:w="631" w:type="dxa"/>
-            <w:gridSpan w:val="2"/>
-            <w:vMerge/>
-            <w:shd w:val="clear" w:color="auto" w:fill="FFFFFF" w:themeFill="background1"/>
-            <w:vAlign w:val="center"/>
-          </w:tcPr>
-          <w:p>
-            <w:pPr>
-              <w:jc w:val="center"/>
-            </w:pPr>
-          </w:p>
-        </w:tc>
-        <w:tc>
-          <w:tcPr>
-            <w:tcW w:w="2795" w:type="dxa"/>
-            <w:gridSpan w:val="4"/>
-            <w:shd w:val="clear" w:color="auto" w:fill="FFFFFF" w:themeFill="background1"/>
-            <w:vAlign w:val="center"/>
-          </w:tcPr>
-          <w:p>
-            <w:r>
-              <w:t>F</w:t>
-            </w:r>
-            <w:r>
-              <w:t>loors on permafrost</w:t>
-            </w:r>
-          </w:p>
-        </w:tc>
-        <w:tc>
-          <w:tcPr>
-            <w:tcW w:w="2686" w:type="dxa"/>
-            <w:gridSpan w:val="8"/>
-            <w:shd w:val="clear" w:color="auto" w:fill="FFFFFF" w:themeFill="background1"/>
-            <w:vAlign w:val="center"/>
-          </w:tcPr>
-          <w:p>
-            <w:pPr>
-              <w:jc w:val="center"/>
-              <w:rPr>
-                <w:sz w:val="20"/>
-                <w:szCs w:val="20"/>
-              </w:rPr>
-            </w:pPr>
-            <w:r>
-              <w:rPr>
-                <w:sz w:val="20"/>
-                <w:szCs w:val="20"/>
-              </w:rPr>
-              <w:t>n/a</w:t>
-            </w:r>
-          </w:p>
-        </w:tc>
-        <w:tc>
-          <w:tcPr>
-            <w:tcW w:w="1680" w:type="dxa"/>
-            <w:gridSpan w:val="4"/>
-            <w:shd w:val="clear" w:color="auto" w:fill="FFFFFF" w:themeFill="background1"/>
-            <w:vAlign w:val="center"/>
-          </w:tcPr>
-          <w:p>
-            <w:pPr>
-              <w:jc w:val="center"/>
-              <w:rPr>
-                <w:sz w:val="20"/>
-                <w:szCs w:val="20"/>
-              </w:rPr>
-            </w:pPr>
-            <w:r>
-              <w:rPr>
-                <w:sz w:val="20"/>
-                <w:szCs w:val="20"/>
-              </w:rPr>
-              <w:t>4.44</w:t>
-            </w:r>
-          </w:p>
-        </w:tc>
-        <w:tc>
-          <w:tcPr>
-            <w:tcW w:w="3304" w:type="dxa"/>
-            <w:shd w:val="clear" w:color="auto" w:fill="DEEAF6" w:themeFill="accent1" w:themeFillTint="33"/>
-            <w:vAlign w:val="center"/>
-          </w:tcPr>
-          <w:p>
-            <w:pPr>
-              <w:jc w:val="center"/>
-            </w:pPr>
-            <w:r>
-              <w:t>{{T14_R13_C4}}</w:t>
-            </w:r>
-          </w:p>
-        </w:tc>
-      </w:tr>
-      <w:tr>
-        <w:trPr>
-          <w:cantSplit/>
-          <w:trHeight w:val="397"/>
-        </w:trPr>
-        <w:tc>
-          <w:tcPr>
-            <w:tcW w:w="631" w:type="dxa"/>
-            <w:gridSpan w:val="2"/>
-            <w:vMerge/>
-            <w:shd w:val="clear" w:color="auto" w:fill="FFFFFF" w:themeFill="background1"/>
-            <w:vAlign w:val="center"/>
-          </w:tcPr>
-          <w:p>
-            <w:pPr>
-              <w:jc w:val="center"/>
-            </w:pPr>
-          </w:p>
-        </w:tc>
-        <w:tc>
-          <w:tcPr>
-            <w:tcW w:w="2795" w:type="dxa"/>
-            <w:gridSpan w:val="4"/>
-            <w:shd w:val="clear" w:color="auto" w:fill="FFFFFF" w:themeFill="background1"/>
-            <w:vAlign w:val="center"/>
-          </w:tcPr>
-          <w:p>
-            <w:r>
-              <w:t>Heated floors</w:t>
-            </w:r>
-          </w:p>
-        </w:tc>
-        <w:tc>
-          <w:tcPr>
-            <w:tcW w:w="1987" w:type="dxa"/>
-            <w:gridSpan w:val="5"/>
-            <w:shd w:val="clear" w:color="auto" w:fill="FFFFFF" w:themeFill="background1"/>
-            <w:vAlign w:val="center"/>
-          </w:tcPr>
-          <w:p>
-            <w:pPr>
-              <w:jc w:val="center"/>
-              <w:rPr>
-                <w:sz w:val="20"/>
-                <w:szCs w:val="20"/>
-              </w:rPr>
-            </w:pPr>
-            <w:r>
-              <w:rPr>
-                <w:sz w:val="20"/>
-                <w:szCs w:val="20"/>
-              </w:rPr>
-              <w:t>2.32</w:t>
-            </w:r>
-          </w:p>
-        </w:tc>
-        <w:tc>
-          <w:tcPr>
-            <w:tcW w:w="2379" w:type="dxa"/>
-            <w:gridSpan w:val="7"/>
-            <w:shd w:val="clear" w:color="auto" w:fill="FFFFFF" w:themeFill="background1"/>
-            <w:vAlign w:val="center"/>
-          </w:tcPr>
-          <w:p>
-            <w:pPr>
-              <w:jc w:val="center"/>
-              <w:rPr>
-                <w:sz w:val="20"/>
-                <w:szCs w:val="20"/>
-              </w:rPr>
-            </w:pPr>
-            <w:r>
-              <w:rPr>
-                <w:sz w:val="20"/>
-                <w:szCs w:val="20"/>
-              </w:rPr>
-              <w:t>2.84</w:t>
-            </w:r>
-          </w:p>
-        </w:tc>
-        <w:tc>
-          <w:tcPr>
-            <w:tcW w:w="3304" w:type="dxa"/>
-            <w:shd w:val="clear" w:color="auto" w:fill="DEEAF6" w:themeFill="accent1" w:themeFillTint="33"/>
-            <w:vAlign w:val="center"/>
-          </w:tcPr>
-          <w:p>
-            <w:pPr>
-              <w:jc w:val="center"/>
-            </w:pPr>
-            <w:r>
-              <w:t>{{T14_R14_C4}}</w:t>
-            </w:r>
-          </w:p>
-        </w:tc>
-      </w:tr>
-      <w:tr>
-        <w:trPr>
-          <w:cantSplit/>
-          <w:trHeight w:val="397"/>
-        </w:trPr>
-        <w:tc>
-          <w:tcPr>
-            <w:tcW w:w="631" w:type="dxa"/>
-            <w:gridSpan w:val="2"/>
-            <w:vMerge/>
-            <w:shd w:val="clear" w:color="auto" w:fill="FFFFFF" w:themeFill="background1"/>
-            <w:vAlign w:val="center"/>
-          </w:tcPr>
-          <w:p>
-            <w:pPr>
-              <w:jc w:val="center"/>
-            </w:pPr>
-          </w:p>
-        </w:tc>
-        <w:tc>
-          <w:tcPr>
-            <w:tcW w:w="1405" w:type="dxa"/>
-            <w:gridSpan w:val="3"/>
-            <w:vMerge w:val="restart"/>
-            <w:shd w:val="clear" w:color="auto" w:fill="FFFFFF" w:themeFill="background1"/>
-            <w:vAlign w:val="center"/>
-          </w:tcPr>
-          <w:p>
-            <w:pPr>
-              <w:rPr>
-                <w:sz w:val="20"/>
-                <w:szCs w:val="20"/>
-              </w:rPr>
-            </w:pPr>
-            <w:r>
-              <w:rPr>
-                <w:sz w:val="20"/>
-                <w:szCs w:val="20"/>
-              </w:rPr>
-              <w:t xml:space="preserve">Slabs-on-grade w/ </w:t>
-            </w:r>
-            <w:proofErr w:type="spellStart"/>
-            <w:r>
-              <w:rPr>
-                <w:sz w:val="20"/>
-                <w:szCs w:val="20"/>
-              </w:rPr>
-              <w:t>integ</w:t>
-            </w:r>
-            <w:r>
-              <w:rPr>
-                <w:sz w:val="20"/>
-                <w:szCs w:val="20"/>
-              </w:rPr>
-              <w:t>r</w:t>
-            </w:r>
-            <w:proofErr w:type="spellEnd"/>
-            <w:r>
-              <w:rPr>
-                <w:sz w:val="20"/>
-                <w:szCs w:val="20"/>
-              </w:rPr>
-              <w:t>.</w:t>
-            </w:r>
-            <w:r>
-              <w:rPr>
-                <w:sz w:val="20"/>
-                <w:szCs w:val="20"/>
-              </w:rPr>
-              <w:t xml:space="preserve"> footing</w:t>
-            </w:r>
-          </w:p>
-        </w:tc>
-        <w:tc>
-          <w:tcPr>
-            <w:tcW w:w="1390" w:type="dxa"/>
-            <w:shd w:val="clear" w:color="auto" w:fill="FFFFFF" w:themeFill="background1"/>
-            <w:vAlign w:val="center"/>
-          </w:tcPr>
-          <w:p>
-            <w:sdt>
-              <w:sdtPr>
-                <w:rPr>
-                  <w:sz w:val="20"/>
-                  <w:szCs w:val="20"/>
-                </w:rPr>
-                <w:id w:val="-1689216641"/>
-                <w14:checkbox>
-                  <w14:checked w14:val="0"/>
-                  <w14:checkedState w14:val="2612" w14:font="MS Gothic"/>
-                  <w14:uncheckedState w14:val="2610" w14:font="MS Gothic"/>
-                </w14:checkbox>
-              </w:sdtPr>
-              <w:sdtEndPr/>
-              <w:sdtContent>
-                <w:r>
-                  <w:rPr>
-                    <w:rFonts w:ascii="MS Gothic" w:eastAsia="MS Gothic" w:hAnsi="MS Gothic" w:hint="eastAsia"/>
-                    <w:sz w:val="20"/>
-                    <w:szCs w:val="20"/>
-                  </w:rPr>
-                  <w:t>☐</w:t>
-                </w:r>
-              </w:sdtContent>
-            </w:sdt>
-            <w:r>
-              <w:rPr>
-                <w:sz w:val="20"/>
-                <w:szCs w:val="20"/>
-              </w:rPr>
-              <w:t xml:space="preserve"> w/out HRV</w:t>
-            </w:r>
-          </w:p>
-        </w:tc>
-        <w:tc>
-          <w:tcPr>
-            <w:tcW w:w="1987" w:type="dxa"/>
-            <w:gridSpan w:val="5"/>
-            <w:shd w:val="clear" w:color="auto" w:fill="FFFFFF" w:themeFill="background1"/>
-            <w:vAlign w:val="center"/>
-          </w:tcPr>
-          <w:p>
-            <w:pPr>
-              <w:jc w:val="center"/>
-              <w:rPr>
-                <w:sz w:val="20"/>
-                <w:szCs w:val="20"/>
-              </w:rPr>
-            </w:pPr>
-            <w:r>
-              <w:rPr>
-                <w:sz w:val="20"/>
-                <w:szCs w:val="20"/>
-              </w:rPr>
-              <w:t>1.96</w:t>
-            </w:r>
-          </w:p>
-        </w:tc>
-        <w:tc>
-          <w:tcPr>
-            <w:tcW w:w="1528" w:type="dxa"/>
-            <w:gridSpan w:val="4"/>
-            <w:shd w:val="clear" w:color="auto" w:fill="FFFFFF" w:themeFill="background1"/>
-            <w:vAlign w:val="center"/>
-          </w:tcPr>
-          <w:p>
-            <w:pPr>
-              <w:jc w:val="center"/>
-              <w:rPr>
-                <w:sz w:val="20"/>
-                <w:szCs w:val="20"/>
-              </w:rPr>
-            </w:pPr>
-            <w:r>
-              <w:rPr>
-                <w:sz w:val="20"/>
-                <w:szCs w:val="20"/>
-              </w:rPr>
-              <w:t>3.72</w:t>
-            </w:r>
-          </w:p>
-        </w:tc>
-        <w:tc>
-          <w:tcPr>
-            <w:tcW w:w="851" w:type="dxa"/>
-            <w:gridSpan w:val="3"/>
-            <w:shd w:val="clear" w:color="auto" w:fill="FFFFFF" w:themeFill="background1"/>
-            <w:vAlign w:val="center"/>
-          </w:tcPr>
-          <w:p>
-            <w:pPr>
-              <w:jc w:val="center"/>
-              <w:rPr>
-                <w:sz w:val="20"/>
-                <w:szCs w:val="20"/>
-              </w:rPr>
-            </w:pPr>
-            <w:r>
-              <w:rPr>
-                <w:sz w:val="20"/>
-                <w:szCs w:val="20"/>
-              </w:rPr>
-              <w:t>4.59</w:t>
-            </w:r>
-          </w:p>
-        </w:tc>
-        <w:tc>
-          <w:tcPr>
-            <w:tcW w:w="3304" w:type="dxa"/>
-            <w:shd w:val="clear" w:color="auto" w:fill="DEEAF6" w:themeFill="accent1" w:themeFillTint="33"/>
-            <w:vAlign w:val="center"/>
-          </w:tcPr>
-          <w:p>
-            <w:pPr>
-              <w:jc w:val="center"/>
-            </w:pPr>
-            <w:r>
-              <w:t>{{T14_R15_C6}}</w:t>
-            </w:r>
-          </w:p>
-        </w:tc>
-      </w:tr>
-      <w:tr>
-        <w:trPr>
-          <w:cantSplit/>
-          <w:trHeight w:val="397"/>
-        </w:trPr>
-        <w:tc>
-          <w:tcPr>
-            <w:tcW w:w="631" w:type="dxa"/>
-            <w:gridSpan w:val="2"/>
-            <w:vMerge/>
-            <w:shd w:val="clear" w:color="auto" w:fill="FFFFFF" w:themeFill="background1"/>
-            <w:vAlign w:val="center"/>
-          </w:tcPr>
-          <w:p>
-            <w:pPr>
-              <w:jc w:val="center"/>
-            </w:pPr>
-          </w:p>
-        </w:tc>
-        <w:tc>
-          <w:tcPr>
-            <w:tcW w:w="1405" w:type="dxa"/>
-            <w:gridSpan w:val="3"/>
-            <w:vMerge/>
-            <w:shd w:val="clear" w:color="auto" w:fill="FFFFFF" w:themeFill="background1"/>
-            <w:vAlign w:val="center"/>
-          </w:tcPr>
-          <w:p/>
-        </w:tc>
-        <w:tc>
-          <w:tcPr>
-            <w:tcW w:w="1390" w:type="dxa"/>
-            <w:shd w:val="clear" w:color="auto" w:fill="FFFFFF" w:themeFill="background1"/>
-            <w:vAlign w:val="center"/>
-          </w:tcPr>
-          <w:p>
-            <w:sdt>
-              <w:sdtPr>
-                <w:rPr>
-                  <w:sz w:val="20"/>
-                  <w:szCs w:val="20"/>
-                </w:rPr>
-                <w:id w:val="-189923435"/>
-                <w14:checkbox>
-                  <w14:checked w14:val="0"/>
-                  <w14:checkedState w14:val="2612" w14:font="MS Gothic"/>
-                  <w14:uncheckedState w14:val="2610" w14:font="MS Gothic"/>
-                </w14:checkbox>
-              </w:sdtPr>
-              <w:sdtEndPr/>
-              <w:sdtContent>
-                <w:r>
-                  <w:rPr>
-                    <w:rFonts w:ascii="MS Gothic" w:eastAsia="MS Gothic" w:hAnsi="MS Gothic" w:hint="eastAsia"/>
-                    <w:sz w:val="20"/>
-                    <w:szCs w:val="20"/>
-                  </w:rPr>
-                  <w:t>☐</w:t>
-                </w:r>
-              </w:sdtContent>
-            </w:sdt>
-            <w:r>
-              <w:rPr>
-                <w:sz w:val="20"/>
-                <w:szCs w:val="20"/>
-              </w:rPr>
-              <w:t xml:space="preserve"> w/ HRV</w:t>
-            </w:r>
-          </w:p>
-        </w:tc>
-        <w:tc>
-          <w:tcPr>
-            <w:tcW w:w="1987" w:type="dxa"/>
-            <w:gridSpan w:val="5"/>
-            <w:shd w:val="clear" w:color="auto" w:fill="FFFFFF" w:themeFill="background1"/>
-            <w:vAlign w:val="center"/>
-          </w:tcPr>
-          <w:p>
-            <w:pPr>
-              <w:jc w:val="center"/>
-              <w:rPr>
-                <w:sz w:val="20"/>
-                <w:szCs w:val="20"/>
-              </w:rPr>
-            </w:pPr>
-            <w:r>
-              <w:rPr>
-                <w:sz w:val="20"/>
-                <w:szCs w:val="20"/>
-              </w:rPr>
-              <w:t>1.96</w:t>
-            </w:r>
-          </w:p>
-        </w:tc>
-        <w:tc>
-          <w:tcPr>
-            <w:tcW w:w="1528" w:type="dxa"/>
-            <w:gridSpan w:val="4"/>
-            <w:shd w:val="clear" w:color="auto" w:fill="FFFFFF" w:themeFill="background1"/>
-            <w:vAlign w:val="center"/>
-          </w:tcPr>
-          <w:p>
-            <w:pPr>
-              <w:jc w:val="center"/>
-              <w:rPr>
-                <w:sz w:val="20"/>
-                <w:szCs w:val="20"/>
-              </w:rPr>
-            </w:pPr>
-            <w:r>
-              <w:rPr>
-                <w:sz w:val="20"/>
-                <w:szCs w:val="20"/>
-              </w:rPr>
-              <w:t>2.84</w:t>
-            </w:r>
-          </w:p>
-        </w:tc>
-        <w:tc>
-          <w:tcPr>
-            <w:tcW w:w="851" w:type="dxa"/>
-            <w:gridSpan w:val="3"/>
-            <w:shd w:val="clear" w:color="auto" w:fill="FFFFFF" w:themeFill="background1"/>
-            <w:vAlign w:val="center"/>
-          </w:tcPr>
-          <w:p>
-            <w:pPr>
-              <w:jc w:val="center"/>
-              <w:rPr>
-                <w:sz w:val="20"/>
-                <w:szCs w:val="20"/>
-              </w:rPr>
-            </w:pPr>
-            <w:r>
-              <w:rPr>
-                <w:sz w:val="20"/>
-                <w:szCs w:val="20"/>
-              </w:rPr>
-              <w:t>3.72</w:t>
-            </w:r>
-          </w:p>
-        </w:tc>
-        <w:tc>
-          <w:tcPr>
-            <w:tcW w:w="3304" w:type="dxa"/>
-            <w:shd w:val="clear" w:color="auto" w:fill="DEEAF6" w:themeFill="accent1" w:themeFillTint="33"/>
-            <w:vAlign w:val="center"/>
-          </w:tcPr>
-          <w:p>
-            <w:pPr>
-              <w:jc w:val="center"/>
-            </w:pPr>
-            <w:r>
-              <w:t>{{T14_R16_C6}}</w:t>
-            </w:r>
-          </w:p>
-        </w:tc>
-      </w:tr>
-      <w:tr>
-        <w:trPr>
-          <w:trHeight w:val="234"/>
-        </w:trPr>
-        <w:tc>
-          <w:tcPr>
-            <w:tcW w:w="11096" w:type="dxa"/>
-            <w:gridSpan w:val="19"/>
-            <w:shd w:val="clear" w:color="auto" w:fill="D9D9D9" w:themeFill="background1" w:themeFillShade="D9"/>
-          </w:tcPr>
-          <w:p>
-            <w:pPr>
-              <w:spacing w:line="276" w:lineRule="auto"/>
-              <w:rPr>
-                <w:b/>
-                <w:sz w:val="24"/>
-                <w:szCs w:val="24"/>
-              </w:rPr>
-            </w:pPr>
-            <w:r>
-              <w:rPr>
-                <w:b/>
-                <w:sz w:val="24"/>
-                <w:szCs w:val="24"/>
-              </w:rPr>
-              <w:t>Thermal</w:t>
-            </w:r>
-            <w:r>
-              <w:rPr>
-                <w:b/>
-                <w:sz w:val="24"/>
-                <w:szCs w:val="24"/>
-              </w:rPr>
-              <w:t xml:space="preserve"> Characteristics of Fenestration, Doors and Skylights (U</w:t>
-            </w:r>
-            <w:r>
-              <w:rPr>
-                <w:b/>
-                <w:sz w:val="24"/>
-                <w:szCs w:val="24"/>
-              </w:rPr>
-              <w:t>-value, ER</w:t>
-            </w:r>
-            <w:r>
-              <w:rPr>
-                <w:b/>
-                <w:sz w:val="24"/>
-                <w:szCs w:val="24"/>
-              </w:rPr>
-              <w:t>)</w:t>
-            </w:r>
-          </w:p>
-        </w:tc>
-      </w:tr>
-      <w:tr>
-        <w:trPr>
-          <w:trHeight w:val="279"/>
-        </w:trPr>
-        <w:tc>
-          <w:tcPr>
-            <w:tcW w:w="3426" w:type="dxa"/>
-            <w:gridSpan w:val="6"/>
-            <w:vMerge w:val="restart"/>
-            <w:vAlign w:val="center"/>
-          </w:tcPr>
-          <w:p>
-            <w:pPr>
-              <w:tabs>
-                <w:tab w:val="left" w:pos="2201"/>
-              </w:tabs>
-              <w:spacing w:line="276" w:lineRule="auto"/>
-              <w:jc w:val="center"/>
-              <w:rPr>
-                <w:b/>
-              </w:rPr>
-            </w:pPr>
-            <w:r>
-              <w:rPr>
-                <w:b/>
-              </w:rPr>
-              <w:t>Assembly</w:t>
-            </w:r>
-          </w:p>
-        </w:tc>
-        <w:tc>
-          <w:tcPr>
-            <w:tcW w:w="4366" w:type="dxa"/>
-            <w:gridSpan w:val="12"/>
-            <w:tcBorders>
-              <w:bottom w:val="single" w:sz="4" w:space="0" w:color="auto"/>
-            </w:tcBorders>
-            <w:vAlign w:val="center"/>
-          </w:tcPr>
-          <w:p>
-            <w:pPr>
-              <w:tabs>
-                <w:tab w:val="left" w:pos="2201"/>
-              </w:tabs>
-              <w:spacing w:line="276" w:lineRule="auto"/>
-              <w:jc w:val="center"/>
-              <w:rPr>
-                <w:b/>
-              </w:rPr>
-            </w:pPr>
-            <w:r>
-              <w:rPr>
-                <w:b/>
-              </w:rPr>
-              <w:t>Climate Zone</w:t>
-            </w:r>
-          </w:p>
-        </w:tc>
-        <w:tc>
-          <w:tcPr>
-            <w:tcW w:w="3304" w:type="dxa"/>
-            <w:vMerge w:val="restart"/>
-            <w:vAlign w:val="center"/>
-          </w:tcPr>
-          <w:p>
-            <w:pPr>
-              <w:tabs>
-                <w:tab w:val="left" w:pos="2201"/>
-              </w:tabs>
-              <w:spacing w:line="276" w:lineRule="auto"/>
-              <w:jc w:val="center"/>
-              <w:rPr>
-                <w:b/>
-              </w:rPr>
-            </w:pPr>
-            <w:r>
-              <w:rPr>
-                <w:b/>
-              </w:rPr>
-              <w:t>Proposed</w:t>
-            </w:r>
-            <w:r>
-              <w:rPr>
-                <w:b/>
-              </w:rPr>
-              <w:t xml:space="preserve"> </w:t>
-            </w:r>
-          </w:p>
-          <w:p>
-            <w:pPr>
-              <w:tabs>
-                <w:tab w:val="left" w:pos="2201"/>
-              </w:tabs>
-              <w:spacing w:line="276" w:lineRule="auto"/>
-              <w:jc w:val="center"/>
-              <w:rPr>
-                <w:b/>
-              </w:rPr>
-            </w:pPr>
-            <w:r>
-              <w:rPr>
-                <w:b/>
-              </w:rPr>
-              <w:t>(max. U or min. ER)</w:t>
-            </w:r>
-          </w:p>
-        </w:tc>
-      </w:tr>
-      <w:tr>
-        <w:trPr>
-          <w:trHeight w:val="278"/>
-        </w:trPr>
-        <w:tc>
-          <w:tcPr>
-            <w:tcW w:w="3426" w:type="dxa"/>
-            <w:gridSpan w:val="6"/>
-            <w:vMerge/>
-            <w:vAlign w:val="center"/>
-          </w:tcPr>
-          <w:p>
-            <w:pPr>
-              <w:tabs>
-                <w:tab w:val="left" w:pos="2201"/>
-              </w:tabs>
-              <w:spacing w:line="276" w:lineRule="auto"/>
-              <w:jc w:val="center"/>
-              <w:rPr>
-                <w:b/>
-              </w:rPr>
-            </w:pPr>
-          </w:p>
-        </w:tc>
-        <w:tc>
-          <w:tcPr>
-            <w:tcW w:w="571" w:type="dxa"/>
-            <w:tcBorders>
-              <w:bottom w:val="single" w:sz="4" w:space="0" w:color="auto"/>
-            </w:tcBorders>
-            <w:vAlign w:val="center"/>
-          </w:tcPr>
-          <w:p>
-            <w:pPr>
-              <w:tabs>
-                <w:tab w:val="left" w:pos="2201"/>
-              </w:tabs>
-              <w:spacing w:line="276" w:lineRule="auto"/>
-              <w:jc w:val="center"/>
-              <w:rPr>
-                <w:b/>
-              </w:rPr>
-            </w:pPr>
-            <w:r>
-              <w:rPr>
-                <w:b/>
-              </w:rPr>
-              <w:t>4</w:t>
-            </w:r>
-          </w:p>
-        </w:tc>
-        <w:tc>
-          <w:tcPr>
-            <w:tcW w:w="722" w:type="dxa"/>
-            <w:gridSpan w:val="2"/>
-            <w:tcBorders>
-              <w:bottom w:val="single" w:sz="4" w:space="0" w:color="auto"/>
-            </w:tcBorders>
-            <w:vAlign w:val="center"/>
-          </w:tcPr>
-          <w:p>
-            <w:pPr>
-              <w:tabs>
-                <w:tab w:val="left" w:pos="2201"/>
-              </w:tabs>
-              <w:spacing w:line="276" w:lineRule="auto"/>
-              <w:jc w:val="center"/>
-              <w:rPr>
-                <w:b/>
-              </w:rPr>
-            </w:pPr>
-            <w:r>
-              <w:rPr>
-                <w:b/>
-              </w:rPr>
-              <w:t>5</w:t>
-            </w:r>
-          </w:p>
-        </w:tc>
-        <w:tc>
-          <w:tcPr>
-            <w:tcW w:w="712" w:type="dxa"/>
-            <w:gridSpan w:val="3"/>
-            <w:tcBorders>
-              <w:bottom w:val="single" w:sz="4" w:space="0" w:color="auto"/>
-            </w:tcBorders>
-            <w:vAlign w:val="center"/>
-          </w:tcPr>
-          <w:p>
-            <w:pPr>
-              <w:tabs>
-                <w:tab w:val="left" w:pos="2201"/>
-              </w:tabs>
-              <w:spacing w:line="276" w:lineRule="auto"/>
-              <w:jc w:val="center"/>
-              <w:rPr>
-                <w:b/>
-              </w:rPr>
-            </w:pPr>
-            <w:r>
-              <w:rPr>
-                <w:b/>
-              </w:rPr>
-              <w:t>6</w:t>
-            </w:r>
-          </w:p>
-        </w:tc>
-        <w:tc>
-          <w:tcPr>
-            <w:tcW w:w="681" w:type="dxa"/>
-            <w:gridSpan w:val="2"/>
-            <w:tcBorders>
-              <w:bottom w:val="single" w:sz="4" w:space="0" w:color="auto"/>
-            </w:tcBorders>
-            <w:vAlign w:val="center"/>
-          </w:tcPr>
-          <w:p>
-            <w:pPr>
-              <w:tabs>
-                <w:tab w:val="left" w:pos="2201"/>
-              </w:tabs>
-              <w:spacing w:line="276" w:lineRule="auto"/>
-              <w:jc w:val="center"/>
-              <w:rPr>
-                <w:b/>
-              </w:rPr>
-            </w:pPr>
-            <w:r>
-              <w:rPr>
-                <w:b/>
-              </w:rPr>
-              <w:t>7A</w:t>
-            </w:r>
-          </w:p>
-        </w:tc>
-        <w:tc>
-          <w:tcPr>
-            <w:tcW w:w="829" w:type="dxa"/>
-            <w:tcBorders>
-              <w:bottom w:val="single" w:sz="4" w:space="0" w:color="auto"/>
-            </w:tcBorders>
-            <w:vAlign w:val="center"/>
-          </w:tcPr>
-          <w:p>
-            <w:pPr>
-              <w:tabs>
-                <w:tab w:val="left" w:pos="2201"/>
-              </w:tabs>
-              <w:spacing w:line="276" w:lineRule="auto"/>
-              <w:jc w:val="center"/>
-              <w:rPr>
-                <w:b/>
-              </w:rPr>
-            </w:pPr>
-            <w:r>
-              <w:rPr>
-                <w:b/>
-              </w:rPr>
-              <w:t>7B</w:t>
-            </w:r>
-          </w:p>
-        </w:tc>
-        <w:tc>
-          <w:tcPr>
-            <w:tcW w:w="851" w:type="dxa"/>
-            <w:gridSpan w:val="3"/>
-            <w:tcBorders>
-              <w:bottom w:val="single" w:sz="4" w:space="0" w:color="auto"/>
-            </w:tcBorders>
-            <w:vAlign w:val="center"/>
-          </w:tcPr>
-          <w:p>
-            <w:pPr>
-              <w:tabs>
-                <w:tab w:val="left" w:pos="2201"/>
-              </w:tabs>
-              <w:spacing w:line="276" w:lineRule="auto"/>
-              <w:jc w:val="center"/>
-              <w:rPr>
-                <w:b/>
-              </w:rPr>
-            </w:pPr>
-            <w:r>
-              <w:rPr>
-                <w:b/>
-              </w:rPr>
-              <w:t>8</w:t>
-            </w:r>
-          </w:p>
-        </w:tc>
-        <w:tc>
-          <w:tcPr>
-            <w:tcW w:w="3304" w:type="dxa"/>
-            <w:vMerge/>
-            <w:vAlign w:val="center"/>
-          </w:tcPr>
-          <w:p>
-            <w:pPr>
-              <w:tabs>
-                <w:tab w:val="left" w:pos="2201"/>
-              </w:tabs>
-              <w:spacing w:line="276" w:lineRule="auto"/>
-              <w:jc w:val="center"/>
-              <w:rPr>
-                <w:b/>
-              </w:rPr>
-            </w:pPr>
-          </w:p>
-        </w:tc>
-      </w:tr>
-      <w:tr>
-        <w:trPr>
-          <w:trHeight w:val="279"/>
-        </w:trPr>
-        <w:tc>
-          <w:tcPr>
-            <w:tcW w:w="1457" w:type="dxa"/>
-            <w:gridSpan w:val="3"/>
-            <w:vMerge w:val="restart"/>
-            <w:vAlign w:val="center"/>
-          </w:tcPr>
-          <w:p>
-            <w:pPr>
-              <w:tabs>
-                <w:tab w:val="left" w:pos="2201"/>
-              </w:tabs>
-              <w:spacing w:line="276" w:lineRule="auto"/>
-            </w:pPr>
-            <w:r>
-              <w:t>Fenestration &amp; doors</w:t>
-            </w:r>
-          </w:p>
-        </w:tc>
-        <w:tc>
-          <w:tcPr>
-            <w:tcW w:w="1969" w:type="dxa"/>
-            <w:gridSpan w:val="3"/>
-            <w:vAlign w:val="center"/>
-          </w:tcPr>
-          <w:p>
-            <w:pPr>
-              <w:tabs>
-                <w:tab w:val="left" w:pos="2201"/>
-              </w:tabs>
-              <w:spacing w:line="276" w:lineRule="auto"/>
-            </w:pPr>
-            <w:r>
-              <w:t>Max. U-value</w:t>
-            </w:r>
-          </w:p>
-        </w:tc>
-        <w:tc>
-          <w:tcPr>
-            <w:tcW w:w="1293" w:type="dxa"/>
-            <w:gridSpan w:val="3"/>
-            <w:tcBorders>
-              <w:bottom w:val="single" w:sz="4" w:space="0" w:color="auto"/>
-            </w:tcBorders>
-            <w:vAlign w:val="center"/>
-          </w:tcPr>
-          <w:p>
-            <w:pPr>
-              <w:tabs>
-                <w:tab w:val="left" w:pos="2201"/>
-              </w:tabs>
-              <w:spacing w:line="276" w:lineRule="auto"/>
-              <w:jc w:val="center"/>
-            </w:pPr>
-            <w:r>
-              <w:t>1.84</w:t>
-            </w:r>
-          </w:p>
-        </w:tc>
-        <w:tc>
-          <w:tcPr>
-            <w:tcW w:w="1393" w:type="dxa"/>
-            <w:gridSpan w:val="5"/>
-            <w:tcBorders>
-              <w:bottom w:val="single" w:sz="4" w:space="0" w:color="auto"/>
-            </w:tcBorders>
-            <w:vAlign w:val="center"/>
-          </w:tcPr>
-          <w:p>
-            <w:pPr>
-              <w:tabs>
-                <w:tab w:val="left" w:pos="2201"/>
-              </w:tabs>
-              <w:spacing w:line="276" w:lineRule="auto"/>
-              <w:jc w:val="center"/>
-            </w:pPr>
-            <w:r>
-              <w:t>1.61</w:t>
-            </w:r>
-          </w:p>
-        </w:tc>
-        <w:tc>
-          <w:tcPr>
-            <w:tcW w:w="1680" w:type="dxa"/>
-            <w:gridSpan w:val="4"/>
-            <w:tcBorders>
-              <w:bottom w:val="single" w:sz="4" w:space="0" w:color="auto"/>
-            </w:tcBorders>
-            <w:vAlign w:val="center"/>
-          </w:tcPr>
-          <w:p>
-            <w:pPr>
-              <w:tabs>
-                <w:tab w:val="left" w:pos="2201"/>
-              </w:tabs>
-              <w:spacing w:line="276" w:lineRule="auto"/>
-              <w:jc w:val="center"/>
-            </w:pPr>
-            <w:r>
-              <w:t>1.44</w:t>
-            </w:r>
-          </w:p>
-        </w:tc>
-        <w:tc>
-          <w:tcPr>
-            <w:tcW w:w="3304" w:type="dxa"/>
-            <w:shd w:val="clear" w:color="auto" w:fill="DEEAF6" w:themeFill="accent1" w:themeFillTint="33"/>
-            <w:vAlign w:val="center"/>
-          </w:tcPr>
-          <w:p>
-            <w:pPr>
-              <w:tabs>
-                <w:tab w:val="left" w:pos="2201"/>
-              </w:tabs>
-              <w:spacing w:line="276" w:lineRule="auto"/>
-              <w:jc w:val="center"/>
-            </w:pPr>
-            <w:r>
-              <w:t>{{T14_R20_C5}}</w:t>
-            </w:r>
-          </w:p>
-        </w:tc>
-      </w:tr>
-      <w:tr>
-        <w:trPr>
-          <w:trHeight w:val="278"/>
-        </w:trPr>
-        <w:tc>
-          <w:tcPr>
-            <w:tcW w:w="1457" w:type="dxa"/>
-            <w:gridSpan w:val="3"/>
-            <w:vMerge/>
-            <w:vAlign w:val="center"/>
-          </w:tcPr>
-          <w:p>
-            <w:pPr>
-              <w:tabs>
-                <w:tab w:val="left" w:pos="2201"/>
-              </w:tabs>
-              <w:spacing w:line="276" w:lineRule="auto"/>
-            </w:pPr>
-          </w:p>
-        </w:tc>
-        <w:tc>
-          <w:tcPr>
-            <w:tcW w:w="1969" w:type="dxa"/>
-            <w:gridSpan w:val="3"/>
-            <w:vAlign w:val="center"/>
-          </w:tcPr>
-          <w:p>
-            <w:pPr>
-              <w:tabs>
-                <w:tab w:val="left" w:pos="2201"/>
-              </w:tabs>
-              <w:spacing w:line="276" w:lineRule="auto"/>
-            </w:pPr>
-            <w:r>
-              <w:t>Min. Energy Rating</w:t>
-            </w:r>
-          </w:p>
-        </w:tc>
-        <w:tc>
-          <w:tcPr>
-            <w:tcW w:w="1293" w:type="dxa"/>
-            <w:gridSpan w:val="3"/>
-            <w:tcBorders>
-              <w:top w:val="single" w:sz="4" w:space="0" w:color="auto"/>
-              <w:bottom w:val="single" w:sz="4" w:space="0" w:color="auto"/>
-            </w:tcBorders>
-            <w:vAlign w:val="center"/>
-          </w:tcPr>
-          <w:p>
-            <w:pPr>
-              <w:tabs>
-                <w:tab w:val="left" w:pos="2201"/>
-              </w:tabs>
-              <w:spacing w:line="276" w:lineRule="auto"/>
-              <w:jc w:val="center"/>
-            </w:pPr>
-            <w:r>
-              <w:t>21</w:t>
-            </w:r>
-          </w:p>
-        </w:tc>
-        <w:tc>
-          <w:tcPr>
-            <w:tcW w:w="1393" w:type="dxa"/>
-            <w:gridSpan w:val="5"/>
-            <w:tcBorders>
-              <w:top w:val="single" w:sz="4" w:space="0" w:color="auto"/>
-              <w:bottom w:val="single" w:sz="4" w:space="0" w:color="auto"/>
-            </w:tcBorders>
-            <w:vAlign w:val="center"/>
-          </w:tcPr>
-          <w:p>
-            <w:pPr>
-              <w:tabs>
-                <w:tab w:val="left" w:pos="2201"/>
-              </w:tabs>
-              <w:spacing w:line="276" w:lineRule="auto"/>
-              <w:jc w:val="center"/>
-            </w:pPr>
-            <w:r>
-              <w:t>25</w:t>
-            </w:r>
-          </w:p>
-        </w:tc>
-        <w:tc>
-          <w:tcPr>
-            <w:tcW w:w="1680" w:type="dxa"/>
-            <w:gridSpan w:val="4"/>
-            <w:tcBorders>
-              <w:top w:val="single" w:sz="4" w:space="0" w:color="auto"/>
-              <w:bottom w:val="single" w:sz="4" w:space="0" w:color="auto"/>
-            </w:tcBorders>
-            <w:vAlign w:val="center"/>
-          </w:tcPr>
-          <w:p>
-            <w:pPr>
-              <w:tabs>
-                <w:tab w:val="left" w:pos="2201"/>
-              </w:tabs>
-              <w:spacing w:line="276" w:lineRule="auto"/>
-              <w:jc w:val="center"/>
-            </w:pPr>
-            <w:r>
-              <w:t>29</w:t>
-            </w:r>
-          </w:p>
-        </w:tc>
-        <w:tc>
-          <w:tcPr>
-            <w:tcW w:w="3304" w:type="dxa"/>
-            <w:shd w:val="clear" w:color="auto" w:fill="DEEAF6" w:themeFill="accent1" w:themeFillTint="33"/>
-            <w:vAlign w:val="center"/>
-          </w:tcPr>
-          <w:p>
-            <w:pPr>
-              <w:tabs>
-                <w:tab w:val="left" w:pos="2201"/>
-              </w:tabs>
-              <w:spacing w:line="276" w:lineRule="auto"/>
-              <w:jc w:val="center"/>
-            </w:pPr>
-            <w:r>
-              <w:t>{{T14_R21_C5}}</w:t>
-            </w:r>
-          </w:p>
-        </w:tc>
-      </w:tr>
-      <w:tr>
-        <w:tc>
-          <w:tcPr>
-            <w:tcW w:w="3426" w:type="dxa"/>
-            <w:gridSpan w:val="6"/>
-            <w:vAlign w:val="center"/>
-          </w:tcPr>
-          <w:p>
-            <w:pPr>
-              <w:tabs>
-                <w:tab w:val="left" w:pos="2201"/>
-              </w:tabs>
-              <w:spacing w:line="276" w:lineRule="auto"/>
-            </w:pPr>
-            <w:r>
-              <w:t>Skylights (Max. U-value)</w:t>
-            </w:r>
-          </w:p>
-        </w:tc>
-        <w:tc>
-          <w:tcPr>
-            <w:tcW w:w="1293" w:type="dxa"/>
-            <w:gridSpan w:val="3"/>
-            <w:vAlign w:val="center"/>
-          </w:tcPr>
-          <w:p>
-            <w:pPr>
-              <w:tabs>
-                <w:tab w:val="left" w:pos="2201"/>
-              </w:tabs>
-              <w:spacing w:line="276" w:lineRule="auto"/>
-              <w:jc w:val="center"/>
-            </w:pPr>
-            <w:r>
-              <w:t>2.92</w:t>
-            </w:r>
-          </w:p>
-        </w:tc>
-        <w:tc>
-          <w:tcPr>
-            <w:tcW w:w="1393" w:type="dxa"/>
-            <w:gridSpan w:val="5"/>
-            <w:vAlign w:val="center"/>
-          </w:tcPr>
-          <w:p>
-            <w:pPr>
-              <w:tabs>
-                <w:tab w:val="left" w:pos="2201"/>
-              </w:tabs>
-              <w:spacing w:line="276" w:lineRule="auto"/>
-              <w:jc w:val="center"/>
-            </w:pPr>
-            <w:r>
-              <w:t>2.75</w:t>
-            </w:r>
-          </w:p>
-        </w:tc>
-        <w:tc>
-          <w:tcPr>
-            <w:tcW w:w="1680" w:type="dxa"/>
-            <w:gridSpan w:val="4"/>
-            <w:vAlign w:val="center"/>
-          </w:tcPr>
-          <w:p>
-            <w:pPr>
-              <w:tabs>
-                <w:tab w:val="left" w:pos="2201"/>
-              </w:tabs>
-              <w:spacing w:line="276" w:lineRule="auto"/>
-              <w:jc w:val="center"/>
-            </w:pPr>
-            <w:r>
-              <w:t>2.41</w:t>
-            </w:r>
-          </w:p>
-        </w:tc>
-        <w:tc>
-          <w:tcPr>
-            <w:tcW w:w="3304" w:type="dxa"/>
-            <w:shd w:val="clear" w:color="auto" w:fill="DEEAF6" w:themeFill="accent1" w:themeFillTint="33"/>
-            <w:vAlign w:val="center"/>
-          </w:tcPr>
-          <w:p>
-            <w:pPr>
-              <w:tabs>
-                <w:tab w:val="left" w:pos="2201"/>
-              </w:tabs>
-              <w:spacing w:line="276" w:lineRule="auto"/>
-              <w:jc w:val="center"/>
-            </w:pPr>
-            <w:r>
-              <w:t>{{T14_R22_C4}}</w:t>
-            </w:r>
-          </w:p>
-        </w:tc>
-      </w:tr>
-      <w:tr>
-        <w:tc>
-          <w:tcPr>
-            <w:tcW w:w="3426" w:type="dxa"/>
-            <w:gridSpan w:val="6"/>
-            <w:vAlign w:val="center"/>
-          </w:tcPr>
-          <w:p>
-            <w:pPr>
-              <w:tabs>
-                <w:tab w:val="left" w:pos="2201"/>
-              </w:tabs>
-              <w:spacing w:line="276" w:lineRule="auto"/>
-            </w:pPr>
-            <w:r>
-              <w:t>One door exception (Max. U-value)</w:t>
-            </w:r>
-          </w:p>
-        </w:tc>
-        <w:tc>
-          <w:tcPr>
-            <w:tcW w:w="4366" w:type="dxa"/>
-            <w:gridSpan w:val="12"/>
-            <w:vAlign w:val="center"/>
-          </w:tcPr>
-          <w:p>
-            <w:pPr>
-              <w:tabs>
-                <w:tab w:val="left" w:pos="2201"/>
-              </w:tabs>
-              <w:spacing w:line="276" w:lineRule="auto"/>
-              <w:jc w:val="center"/>
-            </w:pPr>
-            <w:r>
-              <w:t>2.6</w:t>
-            </w:r>
-          </w:p>
-        </w:tc>
-        <w:tc>
-          <w:tcPr>
-            <w:tcW w:w="3304" w:type="dxa"/>
-            <w:shd w:val="clear" w:color="auto" w:fill="DEEAF6" w:themeFill="accent1" w:themeFillTint="33"/>
-            <w:vAlign w:val="center"/>
-          </w:tcPr>
-          <w:p>
-            <w:pPr>
-              <w:tabs>
-                <w:tab w:val="left" w:pos="2201"/>
-              </w:tabs>
-              <w:spacing w:line="276" w:lineRule="auto"/>
-              <w:jc w:val="center"/>
-            </w:pPr>
-            <w:r>
-              <w:t>{{T14_R23_C2}}</w:t>
-            </w:r>
-          </w:p>
-        </w:tc>
-      </w:tr>
-      <w:tr>
-        <w:tc>
-          <w:tcPr>
-            <w:tcW w:w="3426" w:type="dxa"/>
-            <w:gridSpan w:val="6"/>
-            <w:vAlign w:val="center"/>
-          </w:tcPr>
-          <w:p>
-            <w:pPr>
-              <w:tabs>
-                <w:tab w:val="left" w:pos="2201"/>
-              </w:tabs>
-              <w:spacing w:line="276" w:lineRule="auto"/>
-            </w:pPr>
-            <w:r>
-              <w:t xml:space="preserve">Access hatches (Min. </w:t>
-            </w:r>
-            <w:proofErr w:type="spellStart"/>
-            <w:r>
-              <w:t>RSI</w:t>
-            </w:r>
-            <w:r>
-              <w:rPr>
-                <w:vertAlign w:val="subscript"/>
-              </w:rPr>
-              <w:t>e</w:t>
-            </w:r>
-            <w:r>
-              <w:rPr>
-                <w:vertAlign w:val="subscript"/>
-              </w:rPr>
-              <w:t>ff</w:t>
-            </w:r>
-            <w:proofErr w:type="spellEnd"/>
-            <w:r>
-              <w:t>)</w:t>
-            </w:r>
-          </w:p>
-        </w:tc>
-        <w:tc>
-          <w:tcPr>
-            <w:tcW w:w="4366" w:type="dxa"/>
-            <w:gridSpan w:val="12"/>
-            <w:vAlign w:val="center"/>
-          </w:tcPr>
-          <w:p>
-            <w:pPr>
-              <w:tabs>
-                <w:tab w:val="left" w:pos="2201"/>
-              </w:tabs>
-              <w:spacing w:line="276" w:lineRule="auto"/>
-              <w:jc w:val="center"/>
-            </w:pPr>
-            <w:r>
-              <w:t>2.6</w:t>
-            </w:r>
-          </w:p>
-        </w:tc>
-        <w:tc>
-          <w:tcPr>
-            <w:tcW w:w="3304" w:type="dxa"/>
-            <w:shd w:val="clear" w:color="auto" w:fill="DEEAF6" w:themeFill="accent1" w:themeFillTint="33"/>
-            <w:vAlign w:val="center"/>
-          </w:tcPr>
-          <w:p>
-            <w:pPr>
-              <w:tabs>
-                <w:tab w:val="left" w:pos="2201"/>
-              </w:tabs>
-              <w:spacing w:line="276" w:lineRule="auto"/>
-              <w:jc w:val="center"/>
-            </w:pPr>
-            <w:r>
-              <w:t>{{T14_R24_C2}}</w:t>
-            </w:r>
-          </w:p>
-        </w:tc>
-      </w:tr>
-      <w:tr>
-        <w:tc>
-          <w:tcPr>
-            <w:tcW w:w="11096" w:type="dxa"/>
-            <w:gridSpan w:val="19"/>
-            <w:shd w:val="clear" w:color="auto" w:fill="D9D9D9" w:themeFill="background1" w:themeFillShade="D9"/>
-            <w:vAlign w:val="center"/>
-          </w:tcPr>
-          <w:p>
-            <w:pPr>
-              <w:spacing w:line="276" w:lineRule="auto"/>
-              <w:rPr>
-                <w:b/>
-                <w:sz w:val="24"/>
-                <w:szCs w:val="24"/>
-              </w:rPr>
-            </w:pPr>
-            <w:r>
-              <w:rPr>
-                <w:b/>
-                <w:sz w:val="24"/>
-                <w:szCs w:val="24"/>
-              </w:rPr>
-              <w:t>HVAC Equipment Efficiency Requirements</w:t>
-            </w:r>
-          </w:p>
-        </w:tc>
-      </w:tr>
-      <w:tr>
-        <w:tc>
-          <w:tcPr>
-            <w:tcW w:w="1786" w:type="dxa"/>
-            <w:gridSpan w:val="4"/>
-            <w:vAlign w:val="center"/>
-          </w:tcPr>
-          <w:p>
-            <w:pPr>
-              <w:spacing w:line="276" w:lineRule="auto"/>
-              <w:jc w:val="center"/>
-              <w:rPr>
-                <w:b/>
-              </w:rPr>
-            </w:pPr>
-            <w:r>
-              <w:rPr>
-                <w:b/>
-              </w:rPr>
-              <w:t>Equipment</w:t>
-            </w:r>
-          </w:p>
-        </w:tc>
-        <w:tc>
-          <w:tcPr>
-            <w:tcW w:w="1640" w:type="dxa"/>
-            <w:gridSpan w:val="2"/>
-            <w:vAlign w:val="center"/>
-          </w:tcPr>
-          <w:p>
-            <w:pPr>
-              <w:spacing w:line="276" w:lineRule="auto"/>
-              <w:jc w:val="center"/>
-              <w:rPr>
-                <w:b/>
-              </w:rPr>
-            </w:pPr>
-            <w:r>
-              <w:rPr>
-                <w:b/>
-              </w:rPr>
-              <w:t>Capacity kW</w:t>
-            </w:r>
-          </w:p>
-        </w:tc>
-        <w:tc>
-          <w:tcPr>
-            <w:tcW w:w="1507" w:type="dxa"/>
-            <w:gridSpan w:val="4"/>
-            <w:vAlign w:val="center"/>
-          </w:tcPr>
-          <w:p>
-            <w:pPr>
-              <w:spacing w:line="276" w:lineRule="auto"/>
-              <w:jc w:val="center"/>
-              <w:rPr>
-                <w:b/>
-              </w:rPr>
-            </w:pPr>
-            <w:r>
-              <w:rPr>
-                <w:b/>
-              </w:rPr>
-              <w:t>Standard</w:t>
-            </w:r>
-          </w:p>
-        </w:tc>
-        <w:tc>
-          <w:tcPr>
-            <w:tcW w:w="2433" w:type="dxa"/>
-            <w:gridSpan w:val="6"/>
-            <w:vAlign w:val="center"/>
-          </w:tcPr>
-          <w:p>
-            <w:pPr>
-              <w:spacing w:line="276" w:lineRule="auto"/>
-              <w:jc w:val="center"/>
-              <w:rPr>
-                <w:b/>
-              </w:rPr>
-            </w:pPr>
-            <w:r>
-              <w:rPr>
-                <w:b/>
-              </w:rPr>
-              <w:t>Min. Efficiency</w:t>
-            </w:r>
-          </w:p>
-        </w:tc>
-        <w:tc>
-          <w:tcPr>
-            <w:tcW w:w="3730" w:type="dxa"/>
-            <w:gridSpan w:val="3"/>
-          </w:tcPr>
-          <w:p>
-            <w:pPr>
-              <w:spacing w:line="276" w:lineRule="auto"/>
-              <w:jc w:val="center"/>
-              <w:rPr>
-                <w:b/>
-              </w:rPr>
-            </w:pPr>
-            <w:r>
-              <w:rPr>
-                <w:b/>
-              </w:rPr>
-              <w:t>Proposed</w:t>
-            </w:r>
-            <w:r>
-              <w:rPr>
-                <w:b/>
-              </w:rPr>
-              <w:t xml:space="preserve"> </w:t>
-            </w:r>
-          </w:p>
-          <w:p>
-            <w:pPr>
-              <w:spacing w:line="276" w:lineRule="auto"/>
-              <w:jc w:val="center"/>
-              <w:rPr>
-                <w:b/>
-              </w:rPr>
-            </w:pPr>
-            <w:r>
-              <w:rPr>
-                <w:b/>
-              </w:rPr>
-              <w:t>(fuel &amp; equipment</w:t>
-            </w:r>
-            <w:r>
-              <w:rPr>
-                <w:b/>
-              </w:rPr>
-              <w:t xml:space="preserve"> type</w:t>
-            </w:r>
-            <w:r>
-              <w:rPr>
-                <w:b/>
-              </w:rPr>
-              <w:t>, efficiency)</w:t>
-            </w:r>
-          </w:p>
-        </w:tc>
-      </w:tr>
-      <w:tr>
-        <w:tc>
-          <w:tcPr>
-            <w:tcW w:w="560" w:type="dxa"/>
-            <w:vMerge w:val="restart"/>
-            <w:textDirection w:val="btLr"/>
-            <w:vAlign w:val="center"/>
-          </w:tcPr>
-          <w:p>
-            <w:pPr>
-              <w:spacing w:line="276" w:lineRule="auto"/>
-              <w:ind w:left="113" w:right="113"/>
-              <w:jc w:val="center"/>
-            </w:pPr>
-            <w:r>
-              <w:t>Furnace</w:t>
-            </w:r>
-          </w:p>
-        </w:tc>
-        <w:tc>
-          <w:tcPr>
-            <w:tcW w:w="1226" w:type="dxa"/>
-            <w:gridSpan w:val="3"/>
-            <w:vAlign w:val="center"/>
-          </w:tcPr>
-          <w:p>
-            <w:pPr>
-              <w:spacing w:line="276" w:lineRule="auto"/>
-            </w:pPr>
-            <w:r>
-              <w:t>Gas-fired</w:t>
-            </w:r>
-          </w:p>
-        </w:tc>
-        <w:tc>
-          <w:tcPr>
-            <w:tcW w:w="1640" w:type="dxa"/>
-            <w:gridSpan w:val="2"/>
-            <w:vMerge w:val="restart"/>
-            <w:vAlign w:val="center"/>
-          </w:tcPr>
-          <w:p>
-            <w:pPr>
-              <w:spacing w:line="276" w:lineRule="auto"/>
-              <w:jc w:val="center"/>
-            </w:pPr>
-            <w:r>
-              <w:rPr>
-                <w:rFonts w:cstheme="minorHAnsi"/>
-              </w:rPr>
-              <w:t>≤</w:t>
-            </w:r>
-            <w:r>
-              <w:t xml:space="preserve"> 66</w:t>
-            </w:r>
-          </w:p>
-        </w:tc>
-        <w:tc>
-          <w:tcPr>
-            <w:tcW w:w="1507" w:type="dxa"/>
-            <w:gridSpan w:val="4"/>
-            <w:vMerge w:val="restart"/>
-            <w:vAlign w:val="center"/>
-          </w:tcPr>
-          <w:p>
-            <w:pPr>
-              <w:spacing w:line="276" w:lineRule="auto"/>
-              <w:jc w:val="center"/>
-            </w:pPr>
-            <w:r>
-              <w:t>CSA P.2</w:t>
-            </w:r>
-          </w:p>
-        </w:tc>
-        <w:tc>
-          <w:tcPr>
-            <w:tcW w:w="2433" w:type="dxa"/>
-            <w:gridSpan w:val="6"/>
-            <w:vAlign w:val="center"/>
-          </w:tcPr>
-          <w:p>
-            <w:pPr>
-              <w:spacing w:line="276" w:lineRule="auto"/>
-              <w:jc w:val="center"/>
-            </w:pPr>
-            <w:r>
-              <w:t xml:space="preserve">AFUE </w:t>
-            </w:r>
-            <w:r>
-              <w:rPr>
-                <w:rFonts w:cstheme="minorHAnsi"/>
-              </w:rPr>
-              <w:t>≥</w:t>
-            </w:r>
-            <w:r>
-              <w:t xml:space="preserve"> 95%</w:t>
-            </w:r>
-            <w:bookmarkStart w:id="1" w:name="_Ref135750228"/>
-            <w:r>
-              <w:rPr>
-                <w:rStyle w:val="FootnoteReference"/>
-              </w:rPr>
-              <w:footnoteReference w:id="5"/>
-            </w:r>
-            <w:bookmarkEnd w:id="1"/>
-          </w:p>
-        </w:tc>
-        <w:tc>
-          <w:tcPr>
-            <w:tcW w:w="3730" w:type="dxa"/>
-            <w:gridSpan w:val="3"/>
-            <w:shd w:val="clear" w:color="auto" w:fill="DEEAF6" w:themeFill="accent1" w:themeFillTint="33"/>
-            <w:vAlign w:val="center"/>
-          </w:tcPr>
-          <w:p>
-            <w:pPr>
-              <w:spacing w:line="276" w:lineRule="auto"/>
-              <w:jc w:val="center"/>
-            </w:pPr>
-            <w:r>
-              <w:t>{{T14_R27_C5}}</w:t>
-            </w:r>
-          </w:p>
-        </w:tc>
-      </w:tr>
-      <w:tr>
-        <w:tc>
-          <w:tcPr>
-            <w:tcW w:w="560" w:type="dxa"/>
-            <w:vMerge/>
-            <w:vAlign w:val="center"/>
-          </w:tcPr>
-          <w:p>
-            <w:pPr>
-              <w:spacing w:line="276" w:lineRule="auto"/>
-            </w:pPr>
-          </w:p>
-        </w:tc>
-        <w:tc>
-          <w:tcPr>
-            <w:tcW w:w="1226" w:type="dxa"/>
-            <w:gridSpan w:val="3"/>
-            <w:vAlign w:val="center"/>
-          </w:tcPr>
-          <w:p>
-            <w:pPr>
-              <w:spacing w:line="276" w:lineRule="auto"/>
-            </w:pPr>
-            <w:r>
-              <w:t>Oil-fired</w:t>
-            </w:r>
-          </w:p>
-        </w:tc>
-        <w:tc>
-          <w:tcPr>
-            <w:tcW w:w="1640" w:type="dxa"/>
-            <w:gridSpan w:val="2"/>
-            <w:vMerge/>
-            <w:vAlign w:val="center"/>
-          </w:tcPr>
-          <w:p>
-            <w:pPr>
-              <w:spacing w:line="276" w:lineRule="auto"/>
-              <w:jc w:val="center"/>
-              <w:rPr>
-                <w:rFonts w:cstheme="minorHAnsi"/>
-              </w:rPr>
-            </w:pPr>
-          </w:p>
-        </w:tc>
-        <w:tc>
-          <w:tcPr>
-            <w:tcW w:w="1507" w:type="dxa"/>
-            <w:gridSpan w:val="4"/>
-            <w:vMerge/>
-            <w:vAlign w:val="center"/>
-          </w:tcPr>
-          <w:p>
-            <w:pPr>
-              <w:spacing w:line="276" w:lineRule="auto"/>
-              <w:jc w:val="center"/>
-            </w:pPr>
-          </w:p>
-        </w:tc>
-        <w:tc>
-          <w:tcPr>
-            <w:tcW w:w="2433" w:type="dxa"/>
-            <w:gridSpan w:val="6"/>
-            <w:vAlign w:val="center"/>
-          </w:tcPr>
-          <w:p>
-            <w:pPr>
-              <w:spacing w:line="276" w:lineRule="auto"/>
-              <w:jc w:val="center"/>
-            </w:pPr>
-            <w:r>
-              <w:t xml:space="preserve">AFUE </w:t>
-            </w:r>
-            <w:r>
-              <w:rPr>
-                <w:rFonts w:cstheme="minorHAnsi"/>
-              </w:rPr>
-              <w:t>≥</w:t>
-            </w:r>
-            <w:r>
-              <w:t xml:space="preserve"> 85%</w:t>
-            </w:r>
-          </w:p>
-        </w:tc>
-        <w:tc>
-          <w:tcPr>
-            <w:tcW w:w="3730" w:type="dxa"/>
-            <w:gridSpan w:val="3"/>
-            <w:shd w:val="clear" w:color="auto" w:fill="DEEAF6" w:themeFill="accent1" w:themeFillTint="33"/>
-            <w:vAlign w:val="center"/>
-          </w:tcPr>
-          <w:p>
-            <w:pPr>
-              <w:spacing w:line="276" w:lineRule="auto"/>
-              <w:jc w:val="center"/>
-            </w:pPr>
-            <w:r>
-              <w:t>{{T14_R28_C5}}</w:t>
-            </w:r>
-          </w:p>
-        </w:tc>
-      </w:tr>
-      <w:tr>
-        <w:tc>
-          <w:tcPr>
-            <w:tcW w:w="560" w:type="dxa"/>
-            <w:vMerge/>
-            <w:vAlign w:val="center"/>
-          </w:tcPr>
-          <w:p>
-            <w:pPr>
-              <w:spacing w:line="276" w:lineRule="auto"/>
-            </w:pPr>
-          </w:p>
-        </w:tc>
-        <w:tc>
-          <w:tcPr>
-            <w:tcW w:w="1226" w:type="dxa"/>
-            <w:gridSpan w:val="3"/>
-            <w:vAlign w:val="center"/>
-          </w:tcPr>
-          <w:p>
-            <w:pPr>
-              <w:spacing w:line="276" w:lineRule="auto"/>
-            </w:pPr>
-            <w:r>
-              <w:t>Electric</w:t>
-            </w:r>
-          </w:p>
-        </w:tc>
-        <w:tc>
-          <w:tcPr>
-            <w:tcW w:w="1640" w:type="dxa"/>
-            <w:gridSpan w:val="2"/>
-            <w:vMerge/>
-            <w:vAlign w:val="center"/>
-          </w:tcPr>
-          <w:p>
-            <w:pPr>
-              <w:spacing w:line="276" w:lineRule="auto"/>
-              <w:jc w:val="center"/>
-              <w:rPr>
-                <w:rFonts w:cstheme="minorHAnsi"/>
-              </w:rPr>
-            </w:pPr>
-          </w:p>
-        </w:tc>
-        <w:tc>
-          <w:tcPr>
-            <w:tcW w:w="1507" w:type="dxa"/>
-            <w:gridSpan w:val="4"/>
-            <w:vAlign w:val="center"/>
-          </w:tcPr>
-          <w:p>
-            <w:pPr>
-              <w:spacing w:line="276" w:lineRule="auto"/>
-              <w:jc w:val="center"/>
-            </w:pPr>
-            <w:r>
-              <w:t>-</w:t>
-            </w:r>
-          </w:p>
-        </w:tc>
-        <w:tc>
-          <w:tcPr>
-            <w:tcW w:w="2433" w:type="dxa"/>
-            <w:gridSpan w:val="6"/>
-            <w:vAlign w:val="center"/>
-          </w:tcPr>
-          <w:p>
-            <w:pPr>
-              <w:spacing w:line="276" w:lineRule="auto"/>
-              <w:jc w:val="center"/>
-            </w:pPr>
-            <w:r>
-              <w:t xml:space="preserve">See footnote </w:t>
-            </w:r>
-            <w:r>
-              <w:rPr>
-                <w:vertAlign w:val="superscript"/>
-              </w:rPr>
-              <w:fldChar w:fldCharType="begin"/>
-            </w:r>
-            <w:r>
-              <w:rPr>
-                <w:vertAlign w:val="superscript"/>
-              </w:rPr>
-              <w:instrText xml:space="preserve"> NOTEREF _Ref135750228 \h </w:instrText>
-            </w:r>
-            <w:r>
-              <w:rPr>
-                <w:vertAlign w:val="superscript"/>
-              </w:rPr>
-              <w:instrText xml:space="preserve"> \* MERGEFORMAT </w:instrText>
-            </w:r>
-            <w:r>
-              <w:rPr>
-                <w:vertAlign w:val="superscript"/>
-              </w:rPr>
-            </w:r>
-            <w:r>
-              <w:rPr>
-                <w:vertAlign w:val="superscript"/>
-              </w:rPr>
-              <w:fldChar w:fldCharType="separate"/>
-            </w:r>
-            <w:r>
-              <w:rPr>
-                <w:vertAlign w:val="superscript"/>
-              </w:rPr>
-              <w:t>5</w:t>
-            </w:r>
-            <w:r>
-              <w:rPr>
-                <w:vertAlign w:val="superscript"/>
-              </w:rPr>
-              <w:fldChar w:fldCharType="end"/>
-            </w:r>
-          </w:p>
-        </w:tc>
-        <w:tc>
-          <w:tcPr>
-            <w:tcW w:w="3730" w:type="dxa"/>
-            <w:gridSpan w:val="3"/>
-            <w:shd w:val="clear" w:color="auto" w:fill="DEEAF6" w:themeFill="accent1" w:themeFillTint="33"/>
-            <w:vAlign w:val="center"/>
-          </w:tcPr>
-          <w:p>
-            <w:pPr>
-              <w:spacing w:line="276" w:lineRule="auto"/>
-              <w:jc w:val="center"/>
-            </w:pPr>
-            <w:r>
-              <w:t>{{T14_R29_C5}}</w:t>
-            </w:r>
-          </w:p>
-        </w:tc>
-      </w:tr>
-      <w:tr>
-        <w:tc>
-          <w:tcPr>
-            <w:tcW w:w="560" w:type="dxa"/>
-            <w:vMerge w:val="restart"/>
-            <w:textDirection w:val="btLr"/>
-            <w:vAlign w:val="center"/>
-          </w:tcPr>
-          <w:p>
-            <w:pPr>
-              <w:spacing w:line="276" w:lineRule="auto"/>
-              <w:ind w:left="113" w:right="113"/>
-              <w:jc w:val="center"/>
-            </w:pPr>
-            <w:r>
-              <w:t>Boiler</w:t>
-            </w:r>
-          </w:p>
-        </w:tc>
-        <w:tc>
-          <w:tcPr>
-            <w:tcW w:w="1226" w:type="dxa"/>
-            <w:gridSpan w:val="3"/>
-            <w:vAlign w:val="center"/>
-          </w:tcPr>
-          <w:p>
-            <w:pPr>
-              <w:spacing w:line="276" w:lineRule="auto"/>
-            </w:pPr>
-            <w:r>
-              <w:t>Gas-fired</w:t>
-            </w:r>
-          </w:p>
-        </w:tc>
-        <w:tc>
-          <w:tcPr>
-            <w:tcW w:w="1640" w:type="dxa"/>
-            <w:gridSpan w:val="2"/>
-            <w:vMerge w:val="restart"/>
-            <w:vAlign w:val="center"/>
-          </w:tcPr>
-          <w:p>
-            <w:pPr>
-              <w:spacing w:line="276" w:lineRule="auto"/>
-              <w:jc w:val="center"/>
-              <w:rPr>
-                <w:rFonts w:cstheme="minorHAnsi"/>
-              </w:rPr>
-            </w:pPr>
-            <w:r>
-              <w:rPr>
-                <w:rFonts w:cstheme="minorHAnsi"/>
-              </w:rPr>
-              <w:t>&lt; 88</w:t>
-            </w:r>
-          </w:p>
-        </w:tc>
-        <w:tc>
-          <w:tcPr>
-            <w:tcW w:w="1507" w:type="dxa"/>
-            <w:gridSpan w:val="4"/>
-            <w:vMerge w:val="restart"/>
-            <w:vAlign w:val="center"/>
-          </w:tcPr>
-          <w:p>
-            <w:pPr>
-              <w:spacing w:line="276" w:lineRule="auto"/>
-              <w:jc w:val="center"/>
-            </w:pPr>
-            <w:r>
-              <w:t>CSA P.2</w:t>
-            </w:r>
-          </w:p>
-        </w:tc>
-        <w:tc>
-          <w:tcPr>
-            <w:tcW w:w="2433" w:type="dxa"/>
-            <w:gridSpan w:val="6"/>
-            <w:vAlign w:val="center"/>
-          </w:tcPr>
-          <w:p>
-            <w:pPr>
-              <w:spacing w:line="276" w:lineRule="auto"/>
-              <w:jc w:val="center"/>
-            </w:pPr>
-            <w:r>
-              <w:t xml:space="preserve">AFUE </w:t>
-            </w:r>
-            <w:r>
-              <w:rPr>
-                <w:rFonts w:cstheme="minorHAnsi"/>
-              </w:rPr>
-              <w:t>≥</w:t>
-            </w:r>
-            <w:r>
-              <w:t xml:space="preserve"> 90%</w:t>
-            </w:r>
-          </w:p>
-        </w:tc>
-        <w:tc>
-          <w:tcPr>
-            <w:tcW w:w="3730" w:type="dxa"/>
-            <w:gridSpan w:val="3"/>
-            <w:shd w:val="clear" w:color="auto" w:fill="DEEAF6" w:themeFill="accent1" w:themeFillTint="33"/>
-            <w:vAlign w:val="center"/>
-          </w:tcPr>
-          <w:p>
-            <w:pPr>
-              <w:spacing w:line="276" w:lineRule="auto"/>
-              <w:jc w:val="center"/>
-            </w:pPr>
-            <w:r>
-              <w:t>{{T14_R30_C5}}</w:t>
-            </w:r>
-          </w:p>
-        </w:tc>
-      </w:tr>
-      <w:tr>
-        <w:tc>
-          <w:tcPr>
-            <w:tcW w:w="560" w:type="dxa"/>
-            <w:vMerge/>
-            <w:vAlign w:val="center"/>
-          </w:tcPr>
-          <w:p>
-            <w:pPr>
-              <w:spacing w:line="276" w:lineRule="auto"/>
-            </w:pPr>
-          </w:p>
-        </w:tc>
-        <w:tc>
-          <w:tcPr>
-            <w:tcW w:w="1226" w:type="dxa"/>
-            <w:gridSpan w:val="3"/>
-            <w:vAlign w:val="center"/>
-          </w:tcPr>
-          <w:p>
-            <w:pPr>
-              <w:spacing w:line="276" w:lineRule="auto"/>
-            </w:pPr>
-            <w:r>
-              <w:t>Oil-fired</w:t>
-            </w:r>
-          </w:p>
-        </w:tc>
-        <w:tc>
-          <w:tcPr>
-            <w:tcW w:w="1640" w:type="dxa"/>
-            <w:gridSpan w:val="2"/>
-            <w:vMerge/>
-            <w:vAlign w:val="center"/>
-          </w:tcPr>
-          <w:p>
-            <w:pPr>
-              <w:spacing w:line="276" w:lineRule="auto"/>
-              <w:jc w:val="center"/>
-              <w:rPr>
-                <w:rFonts w:cstheme="minorHAnsi"/>
-              </w:rPr>
-            </w:pPr>
-          </w:p>
-        </w:tc>
-        <w:tc>
-          <w:tcPr>
-            <w:tcW w:w="1507" w:type="dxa"/>
-            <w:gridSpan w:val="4"/>
-            <w:vMerge/>
-            <w:vAlign w:val="center"/>
-          </w:tcPr>
-          <w:p>
-            <w:pPr>
-              <w:spacing w:line="276" w:lineRule="auto"/>
-              <w:jc w:val="center"/>
-            </w:pPr>
-          </w:p>
-        </w:tc>
-        <w:tc>
-          <w:tcPr>
-            <w:tcW w:w="2433" w:type="dxa"/>
-            <w:gridSpan w:val="6"/>
-            <w:vAlign w:val="center"/>
-          </w:tcPr>
-          <w:p>
-            <w:pPr>
-              <w:spacing w:line="276" w:lineRule="auto"/>
-              <w:jc w:val="center"/>
-            </w:pPr>
-            <w:r>
-              <w:t xml:space="preserve">AFUE </w:t>
-            </w:r>
-            <w:r>
-              <w:rPr>
-                <w:rFonts w:cstheme="minorHAnsi"/>
-              </w:rPr>
-              <w:t>≥</w:t>
-            </w:r>
-            <w:r>
-              <w:t xml:space="preserve"> 86%</w:t>
-            </w:r>
-          </w:p>
-        </w:tc>
-        <w:tc>
-          <w:tcPr>
-            <w:tcW w:w="3730" w:type="dxa"/>
-            <w:gridSpan w:val="3"/>
-            <w:shd w:val="clear" w:color="auto" w:fill="DEEAF6" w:themeFill="accent1" w:themeFillTint="33"/>
-            <w:vAlign w:val="center"/>
-          </w:tcPr>
-          <w:p>
-            <w:pPr>
-              <w:spacing w:line="276" w:lineRule="auto"/>
-              <w:jc w:val="center"/>
-            </w:pPr>
-            <w:r>
-              <w:t>{{T14_R31_C5}}</w:t>
-            </w:r>
-          </w:p>
-        </w:tc>
-      </w:tr>
-      <w:tr>
-        <w:tc>
-          <w:tcPr>
-            <w:tcW w:w="560" w:type="dxa"/>
-            <w:vMerge/>
-            <w:vAlign w:val="center"/>
-          </w:tcPr>
-          <w:p>
-            <w:pPr>
-              <w:spacing w:line="276" w:lineRule="auto"/>
-            </w:pPr>
-          </w:p>
-        </w:tc>
-        <w:tc>
-          <w:tcPr>
-            <w:tcW w:w="1226" w:type="dxa"/>
-            <w:gridSpan w:val="3"/>
-            <w:vAlign w:val="center"/>
-          </w:tcPr>
-          <w:p>
-            <w:pPr>
-              <w:spacing w:line="276" w:lineRule="auto"/>
-            </w:pPr>
-            <w:r>
-              <w:t>Electric</w:t>
-            </w:r>
-          </w:p>
-        </w:tc>
-        <w:tc>
-          <w:tcPr>
-            <w:tcW w:w="1640" w:type="dxa"/>
-            <w:gridSpan w:val="2"/>
-            <w:vMerge/>
-            <w:vAlign w:val="center"/>
-          </w:tcPr>
-          <w:p>
-            <w:pPr>
-              <w:spacing w:line="276" w:lineRule="auto"/>
-              <w:jc w:val="center"/>
-              <w:rPr>
-                <w:rFonts w:cstheme="minorHAnsi"/>
-              </w:rPr>
-            </w:pPr>
-          </w:p>
-        </w:tc>
-        <w:tc>
-          <w:tcPr>
-            <w:tcW w:w="1507" w:type="dxa"/>
-            <w:gridSpan w:val="4"/>
-            <w:vAlign w:val="center"/>
-          </w:tcPr>
-          <w:p>
-            <w:pPr>
-              <w:spacing w:line="276" w:lineRule="auto"/>
-              <w:jc w:val="center"/>
-            </w:pPr>
-            <w:r>
-              <w:t>-</w:t>
-            </w:r>
-          </w:p>
-        </w:tc>
-        <w:tc>
-          <w:tcPr>
-            <w:tcW w:w="2433" w:type="dxa"/>
-            <w:gridSpan w:val="6"/>
-            <w:vAlign w:val="center"/>
-          </w:tcPr>
-          <w:p>
-            <w:pPr>
-              <w:spacing w:line="276" w:lineRule="auto"/>
-              <w:jc w:val="center"/>
-            </w:pPr>
-            <w:r>
-              <w:t>See footnote</w:t>
-            </w:r>
-            <w:r>
-              <w:rPr>
-                <w:rStyle w:val="FootnoteReference"/>
-              </w:rPr>
-              <w:footnoteReference w:id="6"/>
-            </w:r>
-          </w:p>
-        </w:tc>
-        <w:tc>
-          <w:tcPr>
-            <w:tcW w:w="3730" w:type="dxa"/>
-            <w:gridSpan w:val="3"/>
-            <w:shd w:val="clear" w:color="auto" w:fill="DEEAF6" w:themeFill="accent1" w:themeFillTint="33"/>
-            <w:vAlign w:val="center"/>
-          </w:tcPr>
-          <w:p>
-            <w:pPr>
-              <w:spacing w:line="276" w:lineRule="auto"/>
-              <w:jc w:val="center"/>
-            </w:pPr>
-            <w:r>
-              <w:t>{{T14_R32_C5}}</w:t>
-            </w:r>
-          </w:p>
-        </w:tc>
-      </w:tr>
-      <w:tr>
-        <w:tc>
-          <w:tcPr>
-            <w:tcW w:w="1786" w:type="dxa"/>
-            <w:gridSpan w:val="4"/>
-            <w:vAlign w:val="center"/>
-          </w:tcPr>
-          <w:p>
-            <w:r>
-              <w:lastRenderedPageBreak/>
-              <w:t>Air source heat pump – split</w:t>
-            </w:r>
-          </w:p>
-        </w:tc>
-        <w:tc>
-          <w:tcPr>
-            <w:tcW w:w="1640" w:type="dxa"/>
-            <w:gridSpan w:val="2"/>
-            <w:vAlign w:val="center"/>
-          </w:tcPr>
-          <w:p>
-            <w:pPr>
-              <w:jc w:val="center"/>
-              <w:rPr>
-                <w:rFonts w:cstheme="minorHAnsi"/>
-              </w:rPr>
-            </w:pPr>
-            <w:r>
-              <w:rPr>
-                <w:rFonts w:cstheme="minorHAnsi"/>
-              </w:rPr>
-              <w:t>&lt; 19</w:t>
-            </w:r>
-          </w:p>
-        </w:tc>
-        <w:tc>
-          <w:tcPr>
-            <w:tcW w:w="1507" w:type="dxa"/>
-            <w:gridSpan w:val="4"/>
-            <w:vAlign w:val="center"/>
-          </w:tcPr>
-          <w:p>
-            <w:pPr>
-              <w:jc w:val="center"/>
-            </w:pPr>
-            <w:r>
-              <w:t>CSA C656</w:t>
-            </w:r>
-          </w:p>
-        </w:tc>
-        <w:tc>
-          <w:tcPr>
-            <w:tcW w:w="2433" w:type="dxa"/>
-            <w:gridSpan w:val="6"/>
-            <w:vAlign w:val="center"/>
-          </w:tcPr>
-          <w:p>
-            <w:pPr>
-              <w:jc w:val="center"/>
-            </w:pPr>
-            <w:r>
-              <w:t xml:space="preserve">HSPF V </w:t>
-            </w:r>
-            <w:r>
-              <w:rPr>
-                <w:rFonts w:cstheme="minorHAnsi"/>
-              </w:rPr>
-              <w:t>≥</w:t>
-            </w:r>
-            <w:r>
-              <w:t xml:space="preserve"> 7.1</w:t>
-            </w:r>
-          </w:p>
-        </w:tc>
-        <w:tc>
-          <w:tcPr>
-            <w:tcW w:w="3730" w:type="dxa"/>
-            <w:gridSpan w:val="3"/>
-            <w:shd w:val="clear" w:color="auto" w:fill="DEEAF6" w:themeFill="accent1" w:themeFillTint="33"/>
-            <w:vAlign w:val="center"/>
-          </w:tcPr>
-          <w:p>
-            <w:pPr>
-              <w:spacing w:line="276" w:lineRule="auto"/>
-              <w:jc w:val="center"/>
-            </w:pPr>
-            <w:r>
-              <w:t>{{T14_R33_C4}}</w:t>
-            </w:r>
-          </w:p>
-        </w:tc>
-      </w:tr>
-      <w:tr>
-        <w:tc>
-          <w:tcPr>
-            <w:tcW w:w="1786" w:type="dxa"/>
-            <w:gridSpan w:val="4"/>
-            <w:vAlign w:val="center"/>
-          </w:tcPr>
-          <w:p>
-            <w:r>
-              <w:t>Combined space- and water-heating systems</w:t>
-            </w:r>
-          </w:p>
-        </w:tc>
-        <w:tc>
-          <w:tcPr>
-            <w:tcW w:w="1640" w:type="dxa"/>
-            <w:gridSpan w:val="2"/>
-            <w:vAlign w:val="center"/>
-          </w:tcPr>
-          <w:p>
-            <w:pPr>
-              <w:jc w:val="center"/>
-              <w:rPr>
-                <w:rFonts w:cstheme="minorHAnsi"/>
-                <w:sz w:val="20"/>
-                <w:szCs w:val="20"/>
-              </w:rPr>
-            </w:pPr>
-            <w:r>
-              <w:rPr>
-                <w:rFonts w:cstheme="minorHAnsi"/>
-                <w:sz w:val="20"/>
-                <w:szCs w:val="20"/>
-              </w:rPr>
-              <w:t xml:space="preserve">≤ 87.9 (boiler), or </w:t>
-            </w:r>
-          </w:p>
-          <w:p>
-            <w:pPr>
-              <w:jc w:val="center"/>
-              <w:rPr>
-                <w:rFonts w:cstheme="minorHAnsi"/>
-              </w:rPr>
-            </w:pPr>
-            <w:r>
-              <w:rPr>
-                <w:rFonts w:cstheme="minorHAnsi"/>
-                <w:sz w:val="20"/>
-                <w:szCs w:val="20"/>
-              </w:rPr>
-              <w:t>≤ 73.2 (service water heater)</w:t>
-            </w:r>
-          </w:p>
-        </w:tc>
-        <w:tc>
-          <w:tcPr>
-            <w:tcW w:w="1507" w:type="dxa"/>
-            <w:gridSpan w:val="4"/>
-            <w:vAlign w:val="center"/>
-          </w:tcPr>
-          <w:p>
-            <w:pPr>
-              <w:jc w:val="center"/>
-            </w:pPr>
-            <w:r>
-              <w:t>CSA-P.9</w:t>
-            </w:r>
-          </w:p>
-        </w:tc>
-        <w:tc>
-          <w:tcPr>
-            <w:tcW w:w="2433" w:type="dxa"/>
-            <w:gridSpan w:val="6"/>
-            <w:vAlign w:val="center"/>
-          </w:tcPr>
-          <w:p>
-            <w:pPr>
-              <w:jc w:val="center"/>
-            </w:pPr>
-            <w:r>
-              <w:t xml:space="preserve">TPF </w:t>
-            </w:r>
-            <w:r>
-              <w:rPr>
-                <w:rFonts w:cstheme="minorHAnsi"/>
-              </w:rPr>
-              <w:t>≥</w:t>
-            </w:r>
-            <w:r>
-              <w:t xml:space="preserve"> 0.80</w:t>
-            </w:r>
-          </w:p>
-        </w:tc>
-        <w:tc>
-          <w:tcPr>
-            <w:tcW w:w="3730" w:type="dxa"/>
-            <w:gridSpan w:val="3"/>
-            <w:shd w:val="clear" w:color="auto" w:fill="DEEAF6" w:themeFill="accent1" w:themeFillTint="33"/>
-            <w:vAlign w:val="center"/>
-          </w:tcPr>
-          <w:p>
-            <w:pPr>
-              <w:jc w:val="center"/>
-            </w:pPr>
-            <w:r>
-              <w:t>{{T14_R34_C4}}</w:t>
-            </w:r>
-          </w:p>
-        </w:tc>
-      </w:tr>
-      <w:tr>
-        <w:trPr>
-          <w:trHeight w:val="340"/>
-        </w:trPr>
-        <w:tc>
-          <w:tcPr>
-            <w:tcW w:w="1786" w:type="dxa"/>
-            <w:gridSpan w:val="4"/>
-            <w:vMerge w:val="restart"/>
-            <w:vAlign w:val="center"/>
-          </w:tcPr>
-          <w:p>
-            <w:r>
-              <w:t>Heat Recovery Ventilation</w:t>
-            </w:r>
-          </w:p>
-        </w:tc>
-        <w:tc>
-          <w:tcPr>
-            <w:tcW w:w="1640" w:type="dxa"/>
-            <w:gridSpan w:val="2"/>
-            <w:vMerge w:val="restart"/>
-            <w:shd w:val="clear" w:color="auto" w:fill="FFFFFF" w:themeFill="background1"/>
-            <w:vAlign w:val="center"/>
-          </w:tcPr>
-          <w:p>
-            <w:pPr>
-              <w:jc w:val="center"/>
-              <w:rPr>
-                <w:rFonts w:cstheme="minorHAnsi"/>
-              </w:rPr>
-            </w:pPr>
-            <w:r>
-              <w:rPr>
-                <w:rFonts w:cstheme="minorHAnsi"/>
-              </w:rPr>
-              <w:t>-</w:t>
-            </w:r>
-          </w:p>
-        </w:tc>
-        <w:tc>
-          <w:tcPr>
-            <w:tcW w:w="1507" w:type="dxa"/>
-            <w:gridSpan w:val="4"/>
-            <w:vMerge w:val="restart"/>
-            <w:shd w:val="clear" w:color="auto" w:fill="FFFFFF" w:themeFill="background1"/>
-            <w:vAlign w:val="center"/>
-          </w:tcPr>
-          <w:p>
-            <w:pPr>
-              <w:jc w:val="center"/>
-            </w:pPr>
-            <w:r>
-              <w:t>CSA-C439</w:t>
-            </w:r>
-          </w:p>
-        </w:tc>
-        <w:tc>
-          <w:tcPr>
-            <w:tcW w:w="1016" w:type="dxa"/>
-            <w:gridSpan w:val="3"/>
-            <w:shd w:val="clear" w:color="auto" w:fill="FFFFFF" w:themeFill="background1"/>
-            <w:vAlign w:val="center"/>
-          </w:tcPr>
-          <w:p>
-            <w:pPr>
-              <w:jc w:val="center"/>
-              <w:rPr>
-                <w:sz w:val="20"/>
-                <w:szCs w:val="20"/>
-              </w:rPr>
-            </w:pPr>
-            <w:r>
-              <w:rPr>
-                <w:sz w:val="20"/>
-                <w:szCs w:val="20"/>
-              </w:rPr>
-              <w:t>@0</w:t>
-            </w:r>
-            <w:r>
-              <w:rPr>
-                <w:rFonts w:cstheme="minorHAnsi"/>
-                <w:sz w:val="20"/>
-                <w:szCs w:val="20"/>
-              </w:rPr>
-              <w:t>°</w:t>
-            </w:r>
-            <w:r>
-              <w:rPr>
-                <w:sz w:val="20"/>
-                <w:szCs w:val="20"/>
-              </w:rPr>
-              <w:t>C</w:t>
-            </w:r>
-          </w:p>
-        </w:tc>
-        <w:tc>
-          <w:tcPr>
-            <w:tcW w:w="1417" w:type="dxa"/>
-            <w:gridSpan w:val="3"/>
-            <w:shd w:val="clear" w:color="auto" w:fill="FFFFFF" w:themeFill="background1"/>
-            <w:vAlign w:val="center"/>
-          </w:tcPr>
-          <w:p>
-            <w:pPr>
-              <w:jc w:val="center"/>
-            </w:pPr>
-            <w:r>
-              <w:t>60</w:t>
-            </w:r>
-            <w:r>
-              <w:t xml:space="preserve"> </w:t>
-            </w:r>
-            <w:r>
-              <w:t>%</w:t>
-            </w:r>
-            <w:r>
-              <w:t>SRE</w:t>
-            </w:r>
-          </w:p>
-        </w:tc>
-        <w:tc>
-          <w:tcPr>
-            <w:tcW w:w="3730" w:type="dxa"/>
-            <w:gridSpan w:val="3"/>
-            <w:shd w:val="clear" w:color="auto" w:fill="DEEAF6" w:themeFill="accent1" w:themeFillTint="33"/>
-            <w:vAlign w:val="center"/>
-          </w:tcPr>
-          <w:p>
-            <w:pPr>
-              <w:jc w:val="center"/>
-            </w:pPr>
-            <w:r>
-              <w:t>{{T14_R35_C5}}</w:t>
-            </w:r>
-          </w:p>
-        </w:tc>
-      </w:tr>
-      <w:tr>
-        <w:trPr>
-          <w:trHeight w:val="340"/>
-        </w:trPr>
-        <w:tc>
-          <w:tcPr>
-            <w:tcW w:w="1786" w:type="dxa"/>
-            <w:gridSpan w:val="4"/>
-            <w:vMerge/>
-            <w:vAlign w:val="center"/>
-          </w:tcPr>
-          <w:p/>
-        </w:tc>
-        <w:tc>
-          <w:tcPr>
-            <w:tcW w:w="1640" w:type="dxa"/>
-            <w:gridSpan w:val="2"/>
-            <w:vMerge/>
-            <w:shd w:val="clear" w:color="auto" w:fill="FFFFFF" w:themeFill="background1"/>
-            <w:vAlign w:val="center"/>
-          </w:tcPr>
-          <w:p>
-            <w:pPr>
-              <w:jc w:val="center"/>
-              <w:rPr>
-                <w:rFonts w:cstheme="minorHAnsi"/>
-              </w:rPr>
-            </w:pPr>
-          </w:p>
-        </w:tc>
-        <w:tc>
-          <w:tcPr>
-            <w:tcW w:w="1507" w:type="dxa"/>
-            <w:gridSpan w:val="4"/>
-            <w:vMerge/>
-            <w:shd w:val="clear" w:color="auto" w:fill="FFFFFF" w:themeFill="background1"/>
-            <w:vAlign w:val="center"/>
-          </w:tcPr>
-          <w:p>
-            <w:pPr>
-              <w:jc w:val="center"/>
-            </w:pPr>
-          </w:p>
-        </w:tc>
-        <w:tc>
-          <w:tcPr>
-            <w:tcW w:w="1016" w:type="dxa"/>
-            <w:gridSpan w:val="3"/>
-            <w:shd w:val="clear" w:color="auto" w:fill="FFFFFF" w:themeFill="background1"/>
-            <w:vAlign w:val="center"/>
-          </w:tcPr>
-          <w:p>
-            <w:pPr>
-              <w:jc w:val="center"/>
-              <w:rPr>
-                <w:sz w:val="20"/>
-                <w:szCs w:val="20"/>
-              </w:rPr>
-            </w:pPr>
-            <w:r>
-              <w:rPr>
-                <w:sz w:val="20"/>
-                <w:szCs w:val="20"/>
-              </w:rPr>
-              <w:t>@-25</w:t>
-            </w:r>
-            <w:r>
-              <w:rPr>
-                <w:rFonts w:cstheme="minorHAnsi"/>
-                <w:sz w:val="20"/>
-                <w:szCs w:val="20"/>
-              </w:rPr>
-              <w:t>°</w:t>
-            </w:r>
-            <w:r>
-              <w:rPr>
-                <w:sz w:val="20"/>
-                <w:szCs w:val="20"/>
-              </w:rPr>
-              <w:t>C</w:t>
-            </w:r>
-          </w:p>
-        </w:tc>
-        <w:tc>
-          <w:tcPr>
-            <w:tcW w:w="1417" w:type="dxa"/>
-            <w:gridSpan w:val="3"/>
-            <w:shd w:val="clear" w:color="auto" w:fill="FFFFFF" w:themeFill="background1"/>
-            <w:vAlign w:val="center"/>
-          </w:tcPr>
-          <w:p>
-            <w:pPr>
-              <w:jc w:val="center"/>
-            </w:pPr>
-            <w:r>
-              <w:t>55</w:t>
-            </w:r>
-            <w:r>
-              <w:t xml:space="preserve"> </w:t>
-            </w:r>
-            <w:r>
-              <w:t>%</w:t>
-            </w:r>
-            <w:r>
-              <w:t>SRE</w:t>
-            </w:r>
-            <w:r>
-              <w:rPr>
-                <w:rStyle w:val="FootnoteReference"/>
-                <w:sz w:val="20"/>
-                <w:szCs w:val="20"/>
-              </w:rPr>
-              <w:footnoteReference w:id="7"/>
-            </w:r>
-          </w:p>
-        </w:tc>
-        <w:tc>
-          <w:tcPr>
-            <w:tcW w:w="3730" w:type="dxa"/>
-            <w:gridSpan w:val="3"/>
-            <w:shd w:val="clear" w:color="auto" w:fill="DEEAF6" w:themeFill="accent1" w:themeFillTint="33"/>
-            <w:vAlign w:val="center"/>
-          </w:tcPr>
-          <w:p>
-            <w:pPr>
-              <w:jc w:val="center"/>
-            </w:pPr>
-            <w:r>
-              <w:t>{{T14_R36_C5}}</w:t>
-            </w:r>
-          </w:p>
-        </w:tc>
-      </w:tr>
-      <w:tr>
-        <w:tc>
-          <w:tcPr>
-            <w:tcW w:w="1786" w:type="dxa"/>
-            <w:gridSpan w:val="4"/>
-            <w:vAlign w:val="center"/>
-          </w:tcPr>
-          <w:p>
-            <w:pPr>
-              <w:spacing w:line="276" w:lineRule="auto"/>
-            </w:pPr>
-            <w:r>
-              <w:t>(Other)</w:t>
-            </w:r>
-          </w:p>
-          <w:p>
-            <w:pPr>
-              <w:spacing w:line="276" w:lineRule="auto"/>
-            </w:pPr>
-          </w:p>
-        </w:tc>
-        <w:tc>
-          <w:tcPr>
-            <w:tcW w:w="1640" w:type="dxa"/>
-            <w:gridSpan w:val="2"/>
-            <w:shd w:val="clear" w:color="auto" w:fill="DEEAF6" w:themeFill="accent1" w:themeFillTint="33"/>
-            <w:vAlign w:val="center"/>
-          </w:tcPr>
-          <w:p>
-            <w:pPr>
-              <w:spacing w:line="276" w:lineRule="auto"/>
-              <w:jc w:val="center"/>
-              <w:rPr>
-                <w:rFonts w:cstheme="minorHAnsi"/>
-              </w:rPr>
-            </w:pPr>
-            <w:r>
-              <w:t>{{T14_R37_C1}}</w:t>
-            </w:r>
-          </w:p>
-        </w:tc>
-        <w:tc>
-          <w:tcPr>
-            <w:tcW w:w="1507" w:type="dxa"/>
-            <w:gridSpan w:val="4"/>
-            <w:shd w:val="clear" w:color="auto" w:fill="DEEAF6" w:themeFill="accent1" w:themeFillTint="33"/>
-            <w:vAlign w:val="center"/>
-          </w:tcPr>
-          <w:p>
-            <w:pPr>
-              <w:spacing w:line="276" w:lineRule="auto"/>
-              <w:jc w:val="center"/>
-            </w:pPr>
-            <w:r>
-              <w:t>{{T14_R37_C2}}</w:t>
-            </w:r>
-          </w:p>
-        </w:tc>
-        <w:tc>
-          <w:tcPr>
-            <w:tcW w:w="2433" w:type="dxa"/>
-            <w:gridSpan w:val="6"/>
-            <w:shd w:val="clear" w:color="auto" w:fill="DEEAF6" w:themeFill="accent1" w:themeFillTint="33"/>
-            <w:vAlign w:val="center"/>
-          </w:tcPr>
-          <w:p>
-            <w:pPr>
-              <w:spacing w:line="276" w:lineRule="auto"/>
-              <w:jc w:val="center"/>
-            </w:pPr>
-            <w:r>
-              <w:t>{{T14_R37_C3}}</w:t>
-            </w:r>
-          </w:p>
-        </w:tc>
-        <w:tc>
-          <w:tcPr>
-            <w:tcW w:w="3730" w:type="dxa"/>
-            <w:gridSpan w:val="3"/>
-            <w:shd w:val="clear" w:color="auto" w:fill="DEEAF6" w:themeFill="accent1" w:themeFillTint="33"/>
-            <w:vAlign w:val="center"/>
-          </w:tcPr>
-          <w:p>
-            <w:pPr>
-              <w:spacing w:line="276" w:lineRule="auto"/>
-              <w:jc w:val="center"/>
-            </w:pPr>
-            <w:r>
-              <w:t>{{T14_R37_C4}}</w:t>
-            </w:r>
-          </w:p>
-        </w:tc>
-      </w:tr>
-      <w:tr>
-        <w:tc>
-          <w:tcPr>
-            <w:tcW w:w="11096" w:type="dxa"/>
-            <w:gridSpan w:val="19"/>
-            <w:shd w:val="clear" w:color="auto" w:fill="BFBFBF" w:themeFill="background1" w:themeFillShade="BF"/>
-            <w:vAlign w:val="center"/>
-          </w:tcPr>
-          <w:p>
-            <w:pPr>
-              <w:spacing w:line="276" w:lineRule="auto"/>
-            </w:pPr>
-            <w:r>
-              <w:rPr>
-                <w:b/>
-                <w:sz w:val="24"/>
-                <w:szCs w:val="24"/>
-              </w:rPr>
-              <w:t>Service Water Heater Efficiency Requirements</w:t>
-            </w:r>
-          </w:p>
-        </w:tc>
-      </w:tr>
-      <w:tr>
-        <w:tc>
-          <w:tcPr>
-            <w:tcW w:w="1786" w:type="dxa"/>
-            <w:gridSpan w:val="4"/>
-            <w:vAlign w:val="center"/>
-          </w:tcPr>
-          <w:p>
-            <w:pPr>
-              <w:spacing w:line="276" w:lineRule="auto"/>
-              <w:jc w:val="center"/>
-              <w:rPr>
-                <w:b/>
-              </w:rPr>
-            </w:pPr>
-            <w:r>
-              <w:rPr>
-                <w:b/>
-              </w:rPr>
-              <w:t>Equipment</w:t>
-            </w:r>
-          </w:p>
-        </w:tc>
-        <w:tc>
-          <w:tcPr>
-            <w:tcW w:w="1640" w:type="dxa"/>
-            <w:gridSpan w:val="2"/>
-            <w:shd w:val="clear" w:color="auto" w:fill="FFFFFF" w:themeFill="background1"/>
-            <w:vAlign w:val="center"/>
-          </w:tcPr>
-          <w:p>
-            <w:pPr>
-              <w:spacing w:line="276" w:lineRule="auto"/>
-              <w:jc w:val="center"/>
-              <w:rPr>
-                <w:b/>
-              </w:rPr>
-            </w:pPr>
-            <w:r>
-              <w:rPr>
-                <w:b/>
-              </w:rPr>
-              <w:t>Capacity</w:t>
-            </w:r>
-          </w:p>
-        </w:tc>
-        <w:tc>
-          <w:tcPr>
-            <w:tcW w:w="1507" w:type="dxa"/>
-            <w:gridSpan w:val="4"/>
-            <w:shd w:val="clear" w:color="auto" w:fill="FFFFFF" w:themeFill="background1"/>
-            <w:vAlign w:val="center"/>
-          </w:tcPr>
-          <w:p>
-            <w:pPr>
-              <w:spacing w:line="276" w:lineRule="auto"/>
-              <w:jc w:val="center"/>
-              <w:rPr>
-                <w:b/>
-              </w:rPr>
-            </w:pPr>
-            <w:r>
-              <w:rPr>
-                <w:b/>
-              </w:rPr>
-              <w:t>Standard</w:t>
-            </w:r>
-          </w:p>
-        </w:tc>
-        <w:tc>
-          <w:tcPr>
-            <w:tcW w:w="2717" w:type="dxa"/>
-            <w:gridSpan w:val="7"/>
-            <w:shd w:val="clear" w:color="auto" w:fill="FFFFFF" w:themeFill="background1"/>
-            <w:vAlign w:val="center"/>
-          </w:tcPr>
-          <w:p>
-            <w:pPr>
-              <w:spacing w:line="276" w:lineRule="auto"/>
-              <w:jc w:val="center"/>
-              <w:rPr>
-                <w:b/>
-              </w:rPr>
-            </w:pPr>
-            <w:r>
-              <w:rPr>
-                <w:b/>
-              </w:rPr>
-              <w:t>Min. Efficiency</w:t>
-            </w:r>
-          </w:p>
-        </w:tc>
-        <w:tc>
-          <w:tcPr>
-            <w:tcW w:w="3446" w:type="dxa"/>
-            <w:gridSpan w:val="2"/>
-            <w:shd w:val="clear" w:color="auto" w:fill="FFFFFF" w:themeFill="background1"/>
-          </w:tcPr>
-          <w:p>
-            <w:pPr>
-              <w:spacing w:line="276" w:lineRule="auto"/>
-              <w:jc w:val="center"/>
-              <w:rPr>
-                <w:b/>
-              </w:rPr>
-            </w:pPr>
-            <w:r>
-              <w:rPr>
-                <w:b/>
-              </w:rPr>
-              <w:t>Proposed</w:t>
-            </w:r>
-            <w:r>
-              <w:rPr>
-                <w:b/>
-              </w:rPr>
-              <w:t xml:space="preserve"> </w:t>
-            </w:r>
-          </w:p>
-          <w:p>
-            <w:pPr>
-              <w:spacing w:line="276" w:lineRule="auto"/>
-              <w:jc w:val="center"/>
-              <w:rPr>
-                <w:b/>
-              </w:rPr>
-            </w:pPr>
-            <w:r>
-              <w:rPr>
-                <w:b/>
-              </w:rPr>
-              <w:t>(fuel &amp; equipment type, efficiency)</w:t>
-            </w:r>
-          </w:p>
-        </w:tc>
-      </w:tr>
-      <w:tr>
-        <w:trPr>
-          <w:cantSplit/>
-          <w:trHeight w:val="340"/>
-        </w:trPr>
-        <w:tc>
-          <w:tcPr>
-            <w:tcW w:w="631" w:type="dxa"/>
-            <w:gridSpan w:val="2"/>
-            <w:vMerge w:val="restart"/>
-            <w:textDirection w:val="btLr"/>
-            <w:vAlign w:val="center"/>
-          </w:tcPr>
-          <w:p>
-            <w:pPr>
-              <w:ind w:left="113" w:right="113"/>
-              <w:jc w:val="center"/>
-            </w:pPr>
-            <w:r>
-              <w:t>Tank Storage</w:t>
-            </w:r>
-          </w:p>
-        </w:tc>
-        <w:tc>
-          <w:tcPr>
-            <w:tcW w:w="1155" w:type="dxa"/>
-            <w:gridSpan w:val="2"/>
-            <w:vMerge w:val="restart"/>
-            <w:vAlign w:val="center"/>
-          </w:tcPr>
-          <w:p>
-            <w:pPr>
-              <w:spacing w:line="276" w:lineRule="auto"/>
-            </w:pPr>
-            <w:r>
-              <w:t>Electric</w:t>
-            </w:r>
-          </w:p>
-          <w:p>
-            <w:pPr>
-              <w:spacing w:line="276" w:lineRule="auto"/>
-            </w:pPr>
-            <w:r>
-              <w:t>(</w:t>
-            </w:r>
-            <w:r>
-              <w:rPr>
-                <w:rFonts w:cstheme="minorHAnsi"/>
-              </w:rPr>
-              <w:t>≤</w:t>
-            </w:r>
-            <w:r>
-              <w:t xml:space="preserve"> 12 kW)</w:t>
-            </w:r>
-          </w:p>
-        </w:tc>
-        <w:tc>
-          <w:tcPr>
-            <w:tcW w:w="1640" w:type="dxa"/>
-            <w:gridSpan w:val="2"/>
-            <w:vMerge w:val="restart"/>
-            <w:shd w:val="clear" w:color="auto" w:fill="FFFFFF" w:themeFill="background1"/>
-            <w:vAlign w:val="center"/>
-          </w:tcPr>
-          <w:p>
-            <w:pPr>
-              <w:spacing w:line="276" w:lineRule="auto"/>
-              <w:jc w:val="center"/>
-              <w:rPr>
-                <w:rFonts w:cstheme="minorHAnsi"/>
-              </w:rPr>
-            </w:pPr>
-            <w:r>
-              <w:rPr>
-                <w:rFonts w:cstheme="minorHAnsi"/>
-              </w:rPr>
-              <w:t xml:space="preserve"> 50-270L</w:t>
-            </w:r>
-          </w:p>
-        </w:tc>
-        <w:tc>
-          <w:tcPr>
-            <w:tcW w:w="1507" w:type="dxa"/>
-            <w:gridSpan w:val="4"/>
-            <w:vMerge w:val="restart"/>
-            <w:shd w:val="clear" w:color="auto" w:fill="FFFFFF" w:themeFill="background1"/>
-            <w:vAlign w:val="center"/>
-          </w:tcPr>
-          <w:p>
-            <w:pPr>
-              <w:spacing w:line="276" w:lineRule="auto"/>
-              <w:jc w:val="center"/>
-            </w:pPr>
-            <w:r>
-              <w:t>CSA-C191</w:t>
-            </w:r>
-          </w:p>
-        </w:tc>
-        <w:tc>
-          <w:tcPr>
-            <w:tcW w:w="2717" w:type="dxa"/>
-            <w:gridSpan w:val="7"/>
-            <w:shd w:val="clear" w:color="auto" w:fill="FFFFFF" w:themeFill="background1"/>
-            <w:vAlign w:val="center"/>
-          </w:tcPr>
-          <w:p>
-            <w:pPr>
-              <w:spacing w:line="276" w:lineRule="auto"/>
-              <w:jc w:val="center"/>
-              <w:rPr>
-                <w:sz w:val="20"/>
-                <w:szCs w:val="20"/>
-              </w:rPr>
-            </w:pPr>
-            <w:r>
-              <w:rPr>
-                <w:sz w:val="20"/>
-                <w:szCs w:val="20"/>
-              </w:rPr>
-              <w:t>SL</w:t>
-            </w:r>
-            <w:r>
-              <w:rPr>
-                <w:sz w:val="20"/>
-                <w:szCs w:val="20"/>
-              </w:rPr>
-              <w:t xml:space="preserve"> </w:t>
-            </w:r>
-            <w:r>
-              <w:rPr>
-                <w:rFonts w:cstheme="minorHAnsi"/>
-                <w:sz w:val="20"/>
-                <w:szCs w:val="20"/>
-              </w:rPr>
-              <w:t>≤</w:t>
-            </w:r>
-            <w:r>
-              <w:rPr>
-                <w:sz w:val="20"/>
-                <w:szCs w:val="20"/>
-              </w:rPr>
-              <w:t xml:space="preserve"> 35+0.20V (top in</w:t>
-            </w:r>
-            <w:r>
-              <w:rPr>
-                <w:sz w:val="20"/>
-                <w:szCs w:val="20"/>
-              </w:rPr>
-              <w:t>.</w:t>
-            </w:r>
-            <w:r>
-              <w:rPr>
-                <w:sz w:val="20"/>
-                <w:szCs w:val="20"/>
-              </w:rPr>
-              <w:t>)</w:t>
-            </w:r>
-          </w:p>
-        </w:tc>
-        <w:tc>
-          <w:tcPr>
-            <w:tcW w:w="3446" w:type="dxa"/>
-            <w:gridSpan w:val="2"/>
-            <w:shd w:val="clear" w:color="auto" w:fill="DEEAF6" w:themeFill="accent1" w:themeFillTint="33"/>
-            <w:vAlign w:val="center"/>
-          </w:tcPr>
-          <w:p>
-            <w:pPr>
-              <w:spacing w:line="276" w:lineRule="auto"/>
-              <w:jc w:val="center"/>
-            </w:pPr>
-            <w:r>
-              <w:t>{{T14_R40_C5}}</w:t>
-            </w:r>
-          </w:p>
-        </w:tc>
-      </w:tr>
-      <w:tr>
-        <w:trPr>
-          <w:cantSplit/>
-          <w:trHeight w:val="340"/>
-        </w:trPr>
-        <w:tc>
-          <w:tcPr>
-            <w:tcW w:w="631" w:type="dxa"/>
-            <w:gridSpan w:val="2"/>
-            <w:vMerge/>
-            <w:textDirection w:val="btLr"/>
-            <w:vAlign w:val="center"/>
-          </w:tcPr>
-          <w:p>
-            <w:pPr>
-              <w:ind w:left="113" w:right="113"/>
-              <w:jc w:val="center"/>
-            </w:pPr>
-          </w:p>
-        </w:tc>
-        <w:tc>
-          <w:tcPr>
-            <w:tcW w:w="1155" w:type="dxa"/>
-            <w:gridSpan w:val="2"/>
-            <w:vMerge/>
-            <w:vAlign w:val="center"/>
-          </w:tcPr>
-          <w:p>
-            <w:pPr>
-              <w:spacing w:line="276" w:lineRule="auto"/>
-            </w:pPr>
-          </w:p>
-        </w:tc>
-        <w:tc>
-          <w:tcPr>
-            <w:tcW w:w="1640" w:type="dxa"/>
-            <w:gridSpan w:val="2"/>
-            <w:vMerge/>
-            <w:shd w:val="clear" w:color="auto" w:fill="FFFFFF" w:themeFill="background1"/>
-            <w:vAlign w:val="center"/>
-          </w:tcPr>
-          <w:p>
-            <w:pPr>
-              <w:spacing w:line="276" w:lineRule="auto"/>
-              <w:jc w:val="center"/>
-              <w:rPr>
-                <w:rFonts w:cstheme="minorHAnsi"/>
-              </w:rPr>
-            </w:pPr>
-          </w:p>
-        </w:tc>
-        <w:tc>
-          <w:tcPr>
-            <w:tcW w:w="1507" w:type="dxa"/>
-            <w:gridSpan w:val="4"/>
-            <w:vMerge/>
-            <w:shd w:val="clear" w:color="auto" w:fill="FFFFFF" w:themeFill="background1"/>
-            <w:vAlign w:val="center"/>
-          </w:tcPr>
-          <w:p>
-            <w:pPr>
-              <w:spacing w:line="276" w:lineRule="auto"/>
-              <w:jc w:val="center"/>
-            </w:pPr>
-          </w:p>
-        </w:tc>
-        <w:tc>
-          <w:tcPr>
-            <w:tcW w:w="2717" w:type="dxa"/>
-            <w:gridSpan w:val="7"/>
-            <w:shd w:val="clear" w:color="auto" w:fill="FFFFFF" w:themeFill="background1"/>
-            <w:vAlign w:val="center"/>
-          </w:tcPr>
-          <w:p>
-            <w:pPr>
-              <w:spacing w:line="276" w:lineRule="auto"/>
-              <w:jc w:val="center"/>
-              <w:rPr>
-                <w:sz w:val="20"/>
-                <w:szCs w:val="20"/>
-              </w:rPr>
-            </w:pPr>
-            <w:r>
-              <w:rPr>
-                <w:sz w:val="20"/>
-                <w:szCs w:val="20"/>
-              </w:rPr>
-              <w:t xml:space="preserve">SL </w:t>
-            </w:r>
-            <w:r>
-              <w:rPr>
-                <w:rFonts w:cstheme="minorHAnsi"/>
-                <w:sz w:val="20"/>
-                <w:szCs w:val="20"/>
-              </w:rPr>
-              <w:t>≤</w:t>
-            </w:r>
-            <w:r>
-              <w:rPr>
-                <w:sz w:val="20"/>
-                <w:szCs w:val="20"/>
-              </w:rPr>
-              <w:t xml:space="preserve"> 40+0.20V (bottom in</w:t>
-            </w:r>
-            <w:r>
-              <w:rPr>
-                <w:sz w:val="20"/>
-                <w:szCs w:val="20"/>
-              </w:rPr>
-              <w:t>.</w:t>
-            </w:r>
-            <w:r>
-              <w:rPr>
-                <w:sz w:val="20"/>
-                <w:szCs w:val="20"/>
-              </w:rPr>
-              <w:t>)</w:t>
-            </w:r>
-          </w:p>
-        </w:tc>
-        <w:tc>
-          <w:tcPr>
-            <w:tcW w:w="3446" w:type="dxa"/>
-            <w:gridSpan w:val="2"/>
-            <w:shd w:val="clear" w:color="auto" w:fill="DEEAF6" w:themeFill="accent1" w:themeFillTint="33"/>
-            <w:vAlign w:val="center"/>
-          </w:tcPr>
-          <w:p>
-            <w:pPr>
-              <w:spacing w:line="276" w:lineRule="auto"/>
-              <w:jc w:val="center"/>
-            </w:pPr>
-            <w:r>
-              <w:t>{{T14_R41_C5}}</w:t>
-            </w:r>
-          </w:p>
-        </w:tc>
-      </w:tr>
-      <w:tr>
-        <w:trPr>
-          <w:cantSplit/>
-          <w:trHeight w:val="340"/>
-        </w:trPr>
-        <w:tc>
-          <w:tcPr>
-            <w:tcW w:w="631" w:type="dxa"/>
-            <w:gridSpan w:val="2"/>
-            <w:vMerge/>
-            <w:textDirection w:val="btLr"/>
-            <w:vAlign w:val="center"/>
-          </w:tcPr>
-          <w:p>
-            <w:pPr>
-              <w:ind w:left="113" w:right="113"/>
-              <w:jc w:val="center"/>
-            </w:pPr>
-          </w:p>
-        </w:tc>
-        <w:tc>
-          <w:tcPr>
-            <w:tcW w:w="1155" w:type="dxa"/>
-            <w:gridSpan w:val="2"/>
-            <w:vMerge/>
-            <w:vAlign w:val="center"/>
-          </w:tcPr>
-          <w:p>
-            <w:pPr>
-              <w:spacing w:line="276" w:lineRule="auto"/>
-            </w:pPr>
-          </w:p>
-        </w:tc>
-        <w:tc>
-          <w:tcPr>
-            <w:tcW w:w="1640" w:type="dxa"/>
-            <w:gridSpan w:val="2"/>
-            <w:vMerge w:val="restart"/>
-            <w:shd w:val="clear" w:color="auto" w:fill="FFFFFF" w:themeFill="background1"/>
-            <w:vAlign w:val="center"/>
-          </w:tcPr>
-          <w:p>
-            <w:pPr>
-              <w:spacing w:line="276" w:lineRule="auto"/>
-              <w:jc w:val="center"/>
-              <w:rPr>
-                <w:rFonts w:cstheme="minorHAnsi"/>
-              </w:rPr>
-            </w:pPr>
-            <w:r>
-              <w:rPr>
-                <w:rFonts w:cstheme="minorHAnsi"/>
-              </w:rPr>
-              <w:t>270-454L</w:t>
-            </w:r>
-          </w:p>
-        </w:tc>
-        <w:tc>
-          <w:tcPr>
-            <w:tcW w:w="1507" w:type="dxa"/>
-            <w:gridSpan w:val="4"/>
-            <w:vMerge/>
-            <w:shd w:val="clear" w:color="auto" w:fill="FFFFFF" w:themeFill="background1"/>
-            <w:vAlign w:val="center"/>
-          </w:tcPr>
-          <w:p>
-            <w:pPr>
-              <w:spacing w:line="276" w:lineRule="auto"/>
-              <w:jc w:val="center"/>
-            </w:pPr>
-          </w:p>
-        </w:tc>
-        <w:tc>
-          <w:tcPr>
-            <w:tcW w:w="2717" w:type="dxa"/>
-            <w:gridSpan w:val="7"/>
-            <w:shd w:val="clear" w:color="auto" w:fill="FFFFFF" w:themeFill="background1"/>
-            <w:vAlign w:val="center"/>
-          </w:tcPr>
-          <w:p>
-            <w:pPr>
-              <w:spacing w:line="276" w:lineRule="auto"/>
-              <w:jc w:val="center"/>
-              <w:rPr>
-                <w:sz w:val="20"/>
-                <w:szCs w:val="20"/>
-              </w:rPr>
-            </w:pPr>
-            <w:r>
-              <w:rPr>
-                <w:sz w:val="20"/>
-                <w:szCs w:val="20"/>
-              </w:rPr>
-              <w:t>SL</w:t>
-            </w:r>
-            <w:r>
-              <w:rPr>
-                <w:sz w:val="20"/>
-                <w:szCs w:val="20"/>
-              </w:rPr>
-              <w:t xml:space="preserve"> </w:t>
-            </w:r>
-            <w:r>
-              <w:rPr>
-                <w:rFonts w:cstheme="minorHAnsi"/>
-                <w:sz w:val="20"/>
-                <w:szCs w:val="20"/>
-              </w:rPr>
-              <w:t>≤</w:t>
-            </w:r>
-            <w:r>
-              <w:rPr>
-                <w:sz w:val="20"/>
-                <w:szCs w:val="20"/>
-              </w:rPr>
-              <w:t xml:space="preserve"> </w:t>
-            </w:r>
-            <w:r>
-              <w:rPr>
-                <w:sz w:val="20"/>
-                <w:szCs w:val="20"/>
-              </w:rPr>
-              <w:t>0.472V-38.5</w:t>
-            </w:r>
-            <w:r>
-              <w:rPr>
-                <w:sz w:val="20"/>
-                <w:szCs w:val="20"/>
-              </w:rPr>
-              <w:t xml:space="preserve"> (top i</w:t>
-            </w:r>
-            <w:r>
-              <w:rPr>
-                <w:sz w:val="20"/>
-                <w:szCs w:val="20"/>
-              </w:rPr>
-              <w:t>n.</w:t>
-            </w:r>
-            <w:r>
-              <w:rPr>
-                <w:sz w:val="20"/>
-                <w:szCs w:val="20"/>
-              </w:rPr>
-              <w:t>)</w:t>
-            </w:r>
-          </w:p>
-        </w:tc>
-        <w:tc>
-          <w:tcPr>
-            <w:tcW w:w="3446" w:type="dxa"/>
-            <w:gridSpan w:val="2"/>
-            <w:shd w:val="clear" w:color="auto" w:fill="DEEAF6" w:themeFill="accent1" w:themeFillTint="33"/>
-            <w:vAlign w:val="center"/>
-          </w:tcPr>
-          <w:p>
-            <w:pPr>
-              <w:spacing w:line="276" w:lineRule="auto"/>
-              <w:jc w:val="center"/>
-            </w:pPr>
-            <w:r>
-              <w:t>{{T14_R42_C5}}</w:t>
-            </w:r>
-          </w:p>
-        </w:tc>
-      </w:tr>
-      <w:tr>
-        <w:trPr>
-          <w:cantSplit/>
-          <w:trHeight w:val="340"/>
-        </w:trPr>
-        <w:tc>
-          <w:tcPr>
-            <w:tcW w:w="631" w:type="dxa"/>
-            <w:gridSpan w:val="2"/>
-            <w:vMerge/>
-            <w:textDirection w:val="btLr"/>
-            <w:vAlign w:val="center"/>
-          </w:tcPr>
-          <w:p>
-            <w:pPr>
-              <w:ind w:left="113" w:right="113"/>
-              <w:jc w:val="center"/>
-            </w:pPr>
-          </w:p>
-        </w:tc>
-        <w:tc>
-          <w:tcPr>
-            <w:tcW w:w="1155" w:type="dxa"/>
-            <w:gridSpan w:val="2"/>
-            <w:vMerge/>
-            <w:vAlign w:val="center"/>
-          </w:tcPr>
-          <w:p>
-            <w:pPr>
-              <w:spacing w:line="276" w:lineRule="auto"/>
-            </w:pPr>
-          </w:p>
-        </w:tc>
-        <w:tc>
-          <w:tcPr>
-            <w:tcW w:w="1640" w:type="dxa"/>
-            <w:gridSpan w:val="2"/>
-            <w:vMerge/>
-            <w:shd w:val="clear" w:color="auto" w:fill="FFFFFF" w:themeFill="background1"/>
-            <w:vAlign w:val="center"/>
-          </w:tcPr>
-          <w:p>
-            <w:pPr>
-              <w:spacing w:line="276" w:lineRule="auto"/>
-              <w:jc w:val="center"/>
-              <w:rPr>
-                <w:rFonts w:cstheme="minorHAnsi"/>
-              </w:rPr>
-            </w:pPr>
-          </w:p>
-        </w:tc>
-        <w:tc>
-          <w:tcPr>
-            <w:tcW w:w="1507" w:type="dxa"/>
-            <w:gridSpan w:val="4"/>
-            <w:vMerge/>
-            <w:shd w:val="clear" w:color="auto" w:fill="FFFFFF" w:themeFill="background1"/>
-            <w:vAlign w:val="center"/>
-          </w:tcPr>
-          <w:p>
-            <w:pPr>
-              <w:spacing w:line="276" w:lineRule="auto"/>
-              <w:jc w:val="center"/>
-            </w:pPr>
-          </w:p>
-        </w:tc>
-        <w:tc>
-          <w:tcPr>
-            <w:tcW w:w="2717" w:type="dxa"/>
-            <w:gridSpan w:val="7"/>
-            <w:shd w:val="clear" w:color="auto" w:fill="FFFFFF" w:themeFill="background1"/>
-            <w:vAlign w:val="center"/>
-          </w:tcPr>
-          <w:p>
-            <w:pPr>
-              <w:spacing w:line="276" w:lineRule="auto"/>
-              <w:jc w:val="center"/>
-              <w:rPr>
-                <w:sz w:val="20"/>
-                <w:szCs w:val="20"/>
-              </w:rPr>
-            </w:pPr>
-            <w:r>
-              <w:rPr>
-                <w:sz w:val="20"/>
-                <w:szCs w:val="20"/>
-              </w:rPr>
-              <w:t xml:space="preserve">SL </w:t>
-            </w:r>
-            <w:r>
-              <w:rPr>
-                <w:rFonts w:cstheme="minorHAnsi"/>
-                <w:sz w:val="20"/>
-                <w:szCs w:val="20"/>
-              </w:rPr>
-              <w:t>≤</w:t>
-            </w:r>
-            <w:r>
-              <w:rPr>
-                <w:sz w:val="20"/>
-                <w:szCs w:val="20"/>
-              </w:rPr>
-              <w:t xml:space="preserve"> 0.472V-33.5 </w:t>
-            </w:r>
-            <w:r>
-              <w:rPr>
-                <w:sz w:val="20"/>
-                <w:szCs w:val="20"/>
-              </w:rPr>
-              <w:t>(bottom i</w:t>
-            </w:r>
-            <w:r>
-              <w:rPr>
-                <w:sz w:val="20"/>
-                <w:szCs w:val="20"/>
-              </w:rPr>
-              <w:t>n.</w:t>
-            </w:r>
-            <w:r>
-              <w:rPr>
-                <w:sz w:val="20"/>
-                <w:szCs w:val="20"/>
-              </w:rPr>
-              <w:t>)</w:t>
-            </w:r>
-          </w:p>
-        </w:tc>
-        <w:tc>
-          <w:tcPr>
-            <w:tcW w:w="3446" w:type="dxa"/>
-            <w:gridSpan w:val="2"/>
-            <w:shd w:val="clear" w:color="auto" w:fill="DEEAF6" w:themeFill="accent1" w:themeFillTint="33"/>
-            <w:vAlign w:val="center"/>
-          </w:tcPr>
-          <w:p>
-            <w:pPr>
-              <w:spacing w:line="276" w:lineRule="auto"/>
-              <w:jc w:val="center"/>
-            </w:pPr>
-            <w:r>
-              <w:t>{{T14_R43_C5}}</w:t>
-            </w:r>
-          </w:p>
-        </w:tc>
-      </w:tr>
-      <w:tr>
-        <w:trPr>
-          <w:trHeight w:val="340"/>
-        </w:trPr>
-        <w:tc>
-          <w:tcPr>
-            <w:tcW w:w="631" w:type="dxa"/>
-            <w:gridSpan w:val="2"/>
-            <w:vMerge/>
-            <w:vAlign w:val="center"/>
-          </w:tcPr>
-          <w:p>
-            <w:pPr>
-              <w:spacing w:line="276" w:lineRule="auto"/>
-              <w:jc w:val="center"/>
-            </w:pPr>
-          </w:p>
-        </w:tc>
-        <w:tc>
-          <w:tcPr>
-            <w:tcW w:w="1155" w:type="dxa"/>
-            <w:gridSpan w:val="2"/>
-            <w:vMerge w:val="restart"/>
-            <w:vAlign w:val="center"/>
-          </w:tcPr>
-          <w:p>
-            <w:pPr>
-              <w:spacing w:line="276" w:lineRule="auto"/>
-            </w:pPr>
-            <w:r>
-              <w:t>Gas-fired (</w:t>
-            </w:r>
-            <w:r>
-              <w:rPr>
-                <w:rFonts w:cstheme="minorHAnsi"/>
-              </w:rPr>
-              <w:t>≤</w:t>
-            </w:r>
-            <w:r>
-              <w:t xml:space="preserve"> 22 kW)</w:t>
-            </w:r>
-          </w:p>
-        </w:tc>
-        <w:tc>
-          <w:tcPr>
-            <w:tcW w:w="1640" w:type="dxa"/>
-            <w:gridSpan w:val="2"/>
-            <w:shd w:val="clear" w:color="auto" w:fill="FFFFFF" w:themeFill="background1"/>
-            <w:vAlign w:val="center"/>
-          </w:tcPr>
-          <w:p>
-            <w:pPr>
-              <w:spacing w:line="276" w:lineRule="auto"/>
-              <w:jc w:val="center"/>
-              <w:rPr>
-                <w:rFonts w:cstheme="minorHAnsi"/>
-              </w:rPr>
-            </w:pPr>
-            <w:r>
-              <w:rPr>
-                <w:rFonts w:cstheme="minorHAnsi"/>
-              </w:rPr>
-              <w:t>1</w:t>
-            </w:r>
-            <w:r>
-              <w:rPr>
-                <w:rFonts w:cstheme="minorHAnsi"/>
-                <w:vertAlign w:val="superscript"/>
-              </w:rPr>
-              <w:t>st</w:t>
-            </w:r>
-            <w:r>
-              <w:rPr>
-                <w:rFonts w:cstheme="minorHAnsi"/>
-              </w:rPr>
-              <w:t xml:space="preserve"> hr &lt;68 L</w:t>
-            </w:r>
-          </w:p>
-        </w:tc>
-        <w:tc>
-          <w:tcPr>
-            <w:tcW w:w="1507" w:type="dxa"/>
-            <w:gridSpan w:val="4"/>
-            <w:vMerge w:val="restart"/>
-            <w:shd w:val="clear" w:color="auto" w:fill="FFFFFF" w:themeFill="background1"/>
-            <w:vAlign w:val="center"/>
-          </w:tcPr>
-          <w:p>
-            <w:pPr>
-              <w:spacing w:line="276" w:lineRule="auto"/>
-              <w:jc w:val="center"/>
-            </w:pPr>
-            <w:r>
-              <w:t>CSA-P.3</w:t>
-            </w:r>
-          </w:p>
-        </w:tc>
-        <w:tc>
-          <w:tcPr>
-            <w:tcW w:w="2717" w:type="dxa"/>
-            <w:gridSpan w:val="7"/>
-            <w:shd w:val="clear" w:color="auto" w:fill="FFFFFF" w:themeFill="background1"/>
-            <w:vAlign w:val="center"/>
-          </w:tcPr>
-          <w:p>
-            <w:pPr>
-              <w:spacing w:line="276" w:lineRule="auto"/>
-              <w:jc w:val="center"/>
-            </w:pPr>
-            <w:r>
-              <w:t xml:space="preserve">UEF </w:t>
-            </w:r>
-            <w:r>
-              <w:rPr>
-                <w:rFonts w:cstheme="minorHAnsi"/>
-              </w:rPr>
-              <w:t>≥</w:t>
-            </w:r>
-            <w:r>
-              <w:t xml:space="preserve"> 0.3456 – 0.00053V</w:t>
-            </w:r>
-          </w:p>
-        </w:tc>
-        <w:tc>
-          <w:tcPr>
-            <w:tcW w:w="3446" w:type="dxa"/>
-            <w:gridSpan w:val="2"/>
-            <w:shd w:val="clear" w:color="auto" w:fill="DEEAF6" w:themeFill="accent1" w:themeFillTint="33"/>
-            <w:vAlign w:val="center"/>
-          </w:tcPr>
-          <w:p>
-            <w:pPr>
-              <w:spacing w:line="276" w:lineRule="auto"/>
-              <w:jc w:val="center"/>
-            </w:pPr>
-            <w:r>
-              <w:t>{{T14_R44_C5}}</w:t>
-            </w:r>
-          </w:p>
-        </w:tc>
-      </w:tr>
-      <w:tr>
-        <w:trPr>
-          <w:trHeight w:val="340"/>
-        </w:trPr>
-        <w:tc>
-          <w:tcPr>
-            <w:tcW w:w="631" w:type="dxa"/>
-            <w:gridSpan w:val="2"/>
-            <w:vMerge/>
-            <w:vAlign w:val="center"/>
-          </w:tcPr>
-          <w:p>
-            <w:pPr>
-              <w:spacing w:line="276" w:lineRule="auto"/>
-              <w:jc w:val="center"/>
-            </w:pPr>
-          </w:p>
-        </w:tc>
-        <w:tc>
-          <w:tcPr>
-            <w:tcW w:w="1155" w:type="dxa"/>
-            <w:gridSpan w:val="2"/>
-            <w:vMerge/>
-            <w:vAlign w:val="center"/>
-          </w:tcPr>
-          <w:p>
-            <w:pPr>
-              <w:spacing w:line="276" w:lineRule="auto"/>
-            </w:pPr>
-          </w:p>
-        </w:tc>
-        <w:tc>
-          <w:tcPr>
-            <w:tcW w:w="1640" w:type="dxa"/>
-            <w:gridSpan w:val="2"/>
-            <w:shd w:val="clear" w:color="auto" w:fill="FFFFFF" w:themeFill="background1"/>
-            <w:vAlign w:val="center"/>
-          </w:tcPr>
-          <w:p>
-            <w:pPr>
-              <w:spacing w:line="276" w:lineRule="auto"/>
-              <w:jc w:val="center"/>
-              <w:rPr>
-                <w:rFonts w:cstheme="minorHAnsi"/>
-              </w:rPr>
-            </w:pPr>
-            <w:r>
-              <w:rPr>
-                <w:rFonts w:cstheme="minorHAnsi"/>
-              </w:rPr>
-              <w:t>1</w:t>
-            </w:r>
-            <w:r>
-              <w:rPr>
-                <w:rFonts w:cstheme="minorHAnsi"/>
-                <w:vertAlign w:val="superscript"/>
-              </w:rPr>
-              <w:t>st</w:t>
-            </w:r>
-            <w:r>
-              <w:rPr>
-                <w:rFonts w:cstheme="minorHAnsi"/>
-              </w:rPr>
-              <w:t xml:space="preserve"> hr 68-192 L</w:t>
-            </w:r>
-          </w:p>
-        </w:tc>
-        <w:tc>
-          <w:tcPr>
-            <w:tcW w:w="1507" w:type="dxa"/>
-            <w:gridSpan w:val="4"/>
-            <w:vMerge/>
-            <w:shd w:val="clear" w:color="auto" w:fill="FFFFFF" w:themeFill="background1"/>
-            <w:vAlign w:val="center"/>
-          </w:tcPr>
-          <w:p>
-            <w:pPr>
-              <w:spacing w:line="276" w:lineRule="auto"/>
-              <w:jc w:val="center"/>
-            </w:pPr>
-          </w:p>
-        </w:tc>
-        <w:tc>
-          <w:tcPr>
-            <w:tcW w:w="2717" w:type="dxa"/>
-            <w:gridSpan w:val="7"/>
-            <w:shd w:val="clear" w:color="auto" w:fill="FFFFFF" w:themeFill="background1"/>
-            <w:vAlign w:val="center"/>
-          </w:tcPr>
-          <w:p>
-            <w:pPr>
-              <w:spacing w:line="276" w:lineRule="auto"/>
-              <w:jc w:val="center"/>
-            </w:pPr>
-            <w:r>
-              <w:t xml:space="preserve">UEF </w:t>
-            </w:r>
-            <w:r>
-              <w:rPr>
-                <w:rFonts w:cstheme="minorHAnsi"/>
-              </w:rPr>
-              <w:t>≥</w:t>
-            </w:r>
-            <w:r>
-              <w:t xml:space="preserve"> 0.5982 – 0.00050V</w:t>
-            </w:r>
-          </w:p>
-        </w:tc>
-        <w:tc>
-          <w:tcPr>
-            <w:tcW w:w="3446" w:type="dxa"/>
-            <w:gridSpan w:val="2"/>
-            <w:shd w:val="clear" w:color="auto" w:fill="DEEAF6" w:themeFill="accent1" w:themeFillTint="33"/>
-            <w:vAlign w:val="center"/>
-          </w:tcPr>
-          <w:p>
-            <w:pPr>
-              <w:spacing w:line="276" w:lineRule="auto"/>
-              <w:jc w:val="center"/>
-            </w:pPr>
-            <w:r>
-              <w:t>{{T14_R45_C5}}</w:t>
-            </w:r>
-          </w:p>
-        </w:tc>
-      </w:tr>
-      <w:tr>
-        <w:trPr>
-          <w:trHeight w:val="340"/>
-        </w:trPr>
-        <w:tc>
-          <w:tcPr>
-            <w:tcW w:w="631" w:type="dxa"/>
-            <w:gridSpan w:val="2"/>
-            <w:vMerge/>
-            <w:vAlign w:val="center"/>
-          </w:tcPr>
-          <w:p>
-            <w:pPr>
-              <w:spacing w:line="276" w:lineRule="auto"/>
-              <w:jc w:val="center"/>
-            </w:pPr>
-          </w:p>
-        </w:tc>
-        <w:tc>
-          <w:tcPr>
-            <w:tcW w:w="1155" w:type="dxa"/>
-            <w:gridSpan w:val="2"/>
-            <w:vMerge/>
-            <w:vAlign w:val="center"/>
-          </w:tcPr>
-          <w:p>
-            <w:pPr>
-              <w:spacing w:line="276" w:lineRule="auto"/>
-            </w:pPr>
-          </w:p>
-        </w:tc>
-        <w:tc>
-          <w:tcPr>
-            <w:tcW w:w="1640" w:type="dxa"/>
-            <w:gridSpan w:val="2"/>
-            <w:shd w:val="clear" w:color="auto" w:fill="FFFFFF" w:themeFill="background1"/>
-            <w:vAlign w:val="center"/>
-          </w:tcPr>
-          <w:p>
-            <w:pPr>
-              <w:spacing w:line="276" w:lineRule="auto"/>
-              <w:jc w:val="center"/>
-              <w:rPr>
-                <w:rFonts w:cstheme="minorHAnsi"/>
-              </w:rPr>
-            </w:pPr>
-            <w:r>
-              <w:rPr>
-                <w:rFonts w:cstheme="minorHAnsi"/>
-              </w:rPr>
-              <w:t>1</w:t>
-            </w:r>
-            <w:r>
-              <w:rPr>
-                <w:rFonts w:cstheme="minorHAnsi"/>
-                <w:vertAlign w:val="superscript"/>
-              </w:rPr>
-              <w:t>st</w:t>
-            </w:r>
-            <w:r>
-              <w:rPr>
-                <w:rFonts w:cstheme="minorHAnsi"/>
-              </w:rPr>
-              <w:t xml:space="preserve"> hr 193-283 L</w:t>
-            </w:r>
-          </w:p>
-        </w:tc>
-        <w:tc>
-          <w:tcPr>
-            <w:tcW w:w="1507" w:type="dxa"/>
-            <w:gridSpan w:val="4"/>
-            <w:vMerge/>
-            <w:shd w:val="clear" w:color="auto" w:fill="FFFFFF" w:themeFill="background1"/>
-            <w:vAlign w:val="center"/>
-          </w:tcPr>
-          <w:p>
-            <w:pPr>
-              <w:spacing w:line="276" w:lineRule="auto"/>
-              <w:jc w:val="center"/>
-            </w:pPr>
-          </w:p>
-        </w:tc>
-        <w:tc>
-          <w:tcPr>
-            <w:tcW w:w="2717" w:type="dxa"/>
-            <w:gridSpan w:val="7"/>
-            <w:shd w:val="clear" w:color="auto" w:fill="FFFFFF" w:themeFill="background1"/>
-            <w:vAlign w:val="center"/>
-          </w:tcPr>
-          <w:p>
-            <w:pPr>
-              <w:spacing w:line="276" w:lineRule="auto"/>
-              <w:jc w:val="center"/>
-            </w:pPr>
-            <w:r>
-              <w:t xml:space="preserve">UEF </w:t>
-            </w:r>
-            <w:r>
-              <w:rPr>
-                <w:rFonts w:cstheme="minorHAnsi"/>
-              </w:rPr>
-              <w:t>≥</w:t>
-            </w:r>
-            <w:r>
-              <w:t xml:space="preserve"> 0.6483 – 0.00045V</w:t>
-            </w:r>
-          </w:p>
-        </w:tc>
-        <w:tc>
-          <w:tcPr>
-            <w:tcW w:w="3446" w:type="dxa"/>
-            <w:gridSpan w:val="2"/>
-            <w:shd w:val="clear" w:color="auto" w:fill="DEEAF6" w:themeFill="accent1" w:themeFillTint="33"/>
-            <w:vAlign w:val="center"/>
-          </w:tcPr>
-          <w:p>
-            <w:pPr>
-              <w:spacing w:line="276" w:lineRule="auto"/>
-              <w:jc w:val="center"/>
-            </w:pPr>
-            <w:r>
-              <w:t>{{T14_R46_C5}}</w:t>
-            </w:r>
-          </w:p>
-        </w:tc>
-      </w:tr>
-      <w:tr>
-        <w:trPr>
-          <w:trHeight w:val="340"/>
-        </w:trPr>
-        <w:tc>
-          <w:tcPr>
-            <w:tcW w:w="1786" w:type="dxa"/>
-            <w:gridSpan w:val="4"/>
-            <w:vMerge w:val="restart"/>
-            <w:vAlign w:val="center"/>
-          </w:tcPr>
-          <w:p>
-            <w:pPr>
-              <w:spacing w:line="276" w:lineRule="auto"/>
-              <w:rPr>
-                <w:sz w:val="21"/>
-                <w:szCs w:val="21"/>
-              </w:rPr>
-            </w:pPr>
-            <w:r>
-              <w:rPr>
-                <w:sz w:val="21"/>
-                <w:szCs w:val="21"/>
-              </w:rPr>
-              <w:t>Tankless</w:t>
-            </w:r>
-            <w:r>
-              <w:rPr>
-                <w:sz w:val="21"/>
-                <w:szCs w:val="21"/>
-              </w:rPr>
-              <w:t>, g</w:t>
-            </w:r>
-            <w:r>
-              <w:rPr>
-                <w:sz w:val="21"/>
-                <w:szCs w:val="21"/>
-              </w:rPr>
-              <w:t>as-fired</w:t>
-            </w:r>
-            <w:r>
-              <w:rPr>
-                <w:sz w:val="21"/>
-                <w:szCs w:val="21"/>
-              </w:rPr>
-              <w:t xml:space="preserve"> (</w:t>
-            </w:r>
-            <w:r>
-              <w:rPr>
-                <w:rFonts w:cstheme="minorHAnsi"/>
-              </w:rPr>
-              <w:t>≤ 58.6 kW)</w:t>
-            </w:r>
-          </w:p>
-        </w:tc>
-        <w:tc>
-          <w:tcPr>
-            <w:tcW w:w="1640" w:type="dxa"/>
-            <w:gridSpan w:val="2"/>
-            <w:shd w:val="clear" w:color="auto" w:fill="FFFFFF" w:themeFill="background1"/>
-            <w:vAlign w:val="center"/>
-          </w:tcPr>
-          <w:p>
-            <w:pPr>
-              <w:spacing w:line="276" w:lineRule="auto"/>
-              <w:jc w:val="center"/>
-              <w:rPr>
-                <w:rFonts w:cstheme="minorHAnsi"/>
-              </w:rPr>
-            </w:pPr>
-            <w:r>
-              <w:rPr>
-                <w:rFonts w:cstheme="minorHAnsi"/>
-              </w:rPr>
-              <w:t>&lt; 6.4 L/min</w:t>
-            </w:r>
-          </w:p>
-        </w:tc>
-        <w:tc>
-          <w:tcPr>
-            <w:tcW w:w="1507" w:type="dxa"/>
-            <w:gridSpan w:val="4"/>
-            <w:vMerge w:val="restart"/>
-            <w:shd w:val="clear" w:color="auto" w:fill="FFFFFF" w:themeFill="background1"/>
-            <w:vAlign w:val="center"/>
-          </w:tcPr>
-          <w:p>
-            <w:pPr>
-              <w:spacing w:line="276" w:lineRule="auto"/>
-              <w:jc w:val="center"/>
-            </w:pPr>
-            <w:r>
-              <w:t>CSA-P.3</w:t>
-            </w:r>
-          </w:p>
-        </w:tc>
-        <w:tc>
-          <w:tcPr>
-            <w:tcW w:w="2717" w:type="dxa"/>
-            <w:gridSpan w:val="7"/>
-            <w:shd w:val="clear" w:color="auto" w:fill="FFFFFF" w:themeFill="background1"/>
-            <w:vAlign w:val="center"/>
-          </w:tcPr>
-          <w:p>
-            <w:pPr>
-              <w:spacing w:line="276" w:lineRule="auto"/>
-              <w:jc w:val="center"/>
-            </w:pPr>
-            <w:r>
-              <w:t xml:space="preserve">UEF </w:t>
-            </w:r>
-            <w:r>
-              <w:rPr>
-                <w:rFonts w:cstheme="minorHAnsi"/>
-              </w:rPr>
-              <w:t>≥ 0.86</w:t>
-            </w:r>
-            <w:r>
-              <w:t xml:space="preserve"> </w:t>
-            </w:r>
-          </w:p>
-        </w:tc>
-        <w:tc>
-          <w:tcPr>
-            <w:tcW w:w="3446" w:type="dxa"/>
-            <w:gridSpan w:val="2"/>
-            <w:shd w:val="clear" w:color="auto" w:fill="DEEAF6" w:themeFill="accent1" w:themeFillTint="33"/>
-            <w:vAlign w:val="center"/>
-          </w:tcPr>
-          <w:p>
-            <w:pPr>
-              <w:spacing w:line="276" w:lineRule="auto"/>
-              <w:jc w:val="center"/>
-            </w:pPr>
-            <w:r>
-              <w:t>{{T14_R47_C4}}</w:t>
-            </w:r>
-          </w:p>
-        </w:tc>
-      </w:tr>
-      <w:tr>
-        <w:trPr>
-          <w:trHeight w:val="340"/>
-        </w:trPr>
-        <w:tc>
-          <w:tcPr>
-            <w:tcW w:w="1786" w:type="dxa"/>
-            <w:gridSpan w:val="4"/>
-            <w:vMerge/>
-            <w:vAlign w:val="center"/>
-          </w:tcPr>
-          <w:p>
-            <w:pPr>
-              <w:spacing w:line="276" w:lineRule="auto"/>
-              <w:rPr>
-                <w:sz w:val="21"/>
-                <w:szCs w:val="21"/>
-              </w:rPr>
-            </w:pPr>
-          </w:p>
-        </w:tc>
-        <w:tc>
-          <w:tcPr>
-            <w:tcW w:w="1640" w:type="dxa"/>
-            <w:gridSpan w:val="2"/>
-            <w:shd w:val="clear" w:color="auto" w:fill="FFFFFF" w:themeFill="background1"/>
-            <w:vAlign w:val="center"/>
-          </w:tcPr>
-          <w:p>
-            <w:pPr>
-              <w:spacing w:line="276" w:lineRule="auto"/>
-              <w:jc w:val="center"/>
-              <w:rPr>
-                <w:rFonts w:cstheme="minorHAnsi"/>
-              </w:rPr>
-            </w:pPr>
-            <w:r>
-              <w:rPr>
-                <w:rFonts w:cstheme="minorHAnsi"/>
-              </w:rPr>
-              <w:t>≥ 6.4 L/min</w:t>
-            </w:r>
-          </w:p>
-        </w:tc>
-        <w:tc>
-          <w:tcPr>
-            <w:tcW w:w="1507" w:type="dxa"/>
-            <w:gridSpan w:val="4"/>
-            <w:vMerge/>
-            <w:shd w:val="clear" w:color="auto" w:fill="FFFFFF" w:themeFill="background1"/>
-            <w:vAlign w:val="center"/>
-          </w:tcPr>
-          <w:p>
-            <w:pPr>
-              <w:spacing w:line="276" w:lineRule="auto"/>
-              <w:jc w:val="center"/>
-            </w:pPr>
-          </w:p>
-        </w:tc>
-        <w:tc>
-          <w:tcPr>
-            <w:tcW w:w="2717" w:type="dxa"/>
-            <w:gridSpan w:val="7"/>
-            <w:shd w:val="clear" w:color="auto" w:fill="FFFFFF" w:themeFill="background1"/>
-            <w:vAlign w:val="center"/>
-          </w:tcPr>
-          <w:p>
-            <w:pPr>
-              <w:spacing w:line="276" w:lineRule="auto"/>
-              <w:jc w:val="center"/>
-            </w:pPr>
-            <w:r>
-              <w:t xml:space="preserve">UEF </w:t>
-            </w:r>
-            <w:r>
-              <w:rPr>
-                <w:rFonts w:cstheme="minorHAnsi"/>
-              </w:rPr>
-              <w:t>≥ 0.87</w:t>
-            </w:r>
-          </w:p>
-        </w:tc>
-        <w:tc>
-          <w:tcPr>
-            <w:tcW w:w="3446" w:type="dxa"/>
-            <w:gridSpan w:val="2"/>
-            <w:shd w:val="clear" w:color="auto" w:fill="DEEAF6" w:themeFill="accent1" w:themeFillTint="33"/>
-            <w:vAlign w:val="center"/>
-          </w:tcPr>
-          <w:p>
-            <w:pPr>
-              <w:spacing w:line="276" w:lineRule="auto"/>
-              <w:jc w:val="center"/>
-            </w:pPr>
-            <w:r>
-              <w:t>{{T14_R48_C4}}</w:t>
-            </w:r>
-          </w:p>
-        </w:tc>
-      </w:tr>
-      <w:tr>
-        <w:trPr>
-          <w:trHeight w:val="370"/>
-        </w:trPr>
-        <w:tc>
-          <w:tcPr>
-            <w:tcW w:w="1786" w:type="dxa"/>
-            <w:gridSpan w:val="4"/>
-            <w:vAlign w:val="center"/>
-          </w:tcPr>
-          <w:p>
-            <w:pPr>
-              <w:spacing w:line="276" w:lineRule="auto"/>
-              <w:rPr>
-                <w:sz w:val="21"/>
-                <w:szCs w:val="21"/>
-              </w:rPr>
-            </w:pPr>
-            <w:r>
-              <w:rPr>
-                <w:sz w:val="21"/>
-                <w:szCs w:val="21"/>
-              </w:rPr>
-              <w:t>Heat pump water heaters</w:t>
-            </w:r>
-          </w:p>
-        </w:tc>
-        <w:tc>
-          <w:tcPr>
-            <w:tcW w:w="1640" w:type="dxa"/>
-            <w:gridSpan w:val="2"/>
-            <w:shd w:val="clear" w:color="auto" w:fill="FFFFFF" w:themeFill="background1"/>
-            <w:vAlign w:val="center"/>
-          </w:tcPr>
-          <w:p>
-            <w:pPr>
-              <w:spacing w:line="276" w:lineRule="auto"/>
-              <w:jc w:val="center"/>
-              <w:rPr>
-                <w:rFonts w:cstheme="minorHAnsi"/>
-              </w:rPr>
-            </w:pPr>
-            <w:r>
-              <w:rPr>
-                <w:rFonts w:cstheme="minorHAnsi"/>
-              </w:rPr>
-              <w:t>≤24 A and ≤250 V</w:t>
-            </w:r>
-          </w:p>
-        </w:tc>
-        <w:tc>
-          <w:tcPr>
-            <w:tcW w:w="1507" w:type="dxa"/>
-            <w:gridSpan w:val="4"/>
-            <w:shd w:val="clear" w:color="auto" w:fill="FFFFFF" w:themeFill="background1"/>
-            <w:vAlign w:val="center"/>
-          </w:tcPr>
-          <w:p>
-            <w:pPr>
-              <w:spacing w:line="276" w:lineRule="auto"/>
-              <w:jc w:val="center"/>
-            </w:pPr>
-            <w:r>
-              <w:t>CSA-C745</w:t>
-            </w:r>
-          </w:p>
-        </w:tc>
-        <w:tc>
-          <w:tcPr>
-            <w:tcW w:w="2717" w:type="dxa"/>
-            <w:gridSpan w:val="7"/>
-            <w:shd w:val="clear" w:color="auto" w:fill="FFFFFF" w:themeFill="background1"/>
-            <w:vAlign w:val="center"/>
-          </w:tcPr>
-          <w:p>
-            <w:pPr>
-              <w:spacing w:line="276" w:lineRule="auto"/>
-              <w:jc w:val="center"/>
-            </w:pPr>
-            <w:r>
-              <w:t xml:space="preserve">EF </w:t>
-            </w:r>
-            <w:r>
-              <w:rPr>
-                <w:rFonts w:cstheme="minorHAnsi"/>
-              </w:rPr>
-              <w:t>≥</w:t>
-            </w:r>
-            <w:r>
-              <w:t xml:space="preserve"> 2.1</w:t>
-            </w:r>
-          </w:p>
-        </w:tc>
-        <w:tc>
-          <w:tcPr>
-            <w:tcW w:w="3446" w:type="dxa"/>
-            <w:gridSpan w:val="2"/>
-            <w:shd w:val="clear" w:color="auto" w:fill="DEEAF6" w:themeFill="accent1" w:themeFillTint="33"/>
-            <w:vAlign w:val="center"/>
-          </w:tcPr>
-          <w:p>
-            <w:pPr>
-              <w:spacing w:line="276" w:lineRule="auto"/>
-              <w:jc w:val="center"/>
-            </w:pPr>
-            <w:r>
-              <w:t>{{T14_R49_C4}}</w:t>
-            </w:r>
-          </w:p>
-        </w:tc>
-      </w:tr>
-      <w:tr>
-        <w:trPr>
-          <w:trHeight w:val="370"/>
-        </w:trPr>
-        <w:tc>
-          <w:tcPr>
-            <w:tcW w:w="1786" w:type="dxa"/>
-            <w:gridSpan w:val="4"/>
-            <w:vAlign w:val="center"/>
-          </w:tcPr>
-          <w:p>
-            <w:pPr>
-              <w:spacing w:line="276" w:lineRule="auto"/>
-              <w:rPr>
-                <w:sz w:val="21"/>
-                <w:szCs w:val="21"/>
-              </w:rPr>
-            </w:pPr>
-            <w:r>
-              <w:rPr>
-                <w:sz w:val="21"/>
-                <w:szCs w:val="21"/>
-              </w:rPr>
-              <w:t>(Other)</w:t>
-            </w:r>
-          </w:p>
-          <w:p>
-            <w:pPr>
-              <w:spacing w:line="276" w:lineRule="auto"/>
-              <w:rPr>
-                <w:sz w:val="21"/>
-                <w:szCs w:val="21"/>
-              </w:rPr>
-            </w:pPr>
-          </w:p>
-        </w:tc>
-        <w:tc>
-          <w:tcPr>
-            <w:tcW w:w="1640" w:type="dxa"/>
-            <w:gridSpan w:val="2"/>
-            <w:shd w:val="clear" w:color="auto" w:fill="DEEAF6" w:themeFill="accent1" w:themeFillTint="33"/>
-            <w:vAlign w:val="center"/>
-          </w:tcPr>
-          <w:p>
-            <w:pPr>
-              <w:spacing w:line="276" w:lineRule="auto"/>
-              <w:jc w:val="center"/>
-              <w:rPr>
-                <w:rFonts w:cstheme="minorHAnsi"/>
-              </w:rPr>
-            </w:pPr>
-            <w:r>
-              <w:t>{{T14_R50_C1}}</w:t>
-            </w:r>
-          </w:p>
-        </w:tc>
-        <w:tc>
-          <w:tcPr>
-            <w:tcW w:w="1507" w:type="dxa"/>
-            <w:gridSpan w:val="4"/>
-            <w:shd w:val="clear" w:color="auto" w:fill="DEEAF6" w:themeFill="accent1" w:themeFillTint="33"/>
-            <w:vAlign w:val="center"/>
-          </w:tcPr>
-          <w:p>
-            <w:pPr>
-              <w:spacing w:line="276" w:lineRule="auto"/>
-              <w:jc w:val="center"/>
-            </w:pPr>
-            <w:r>
-              <w:t>{{T14_R50_C2}}</w:t>
-            </w:r>
-          </w:p>
-        </w:tc>
-        <w:tc>
-          <w:tcPr>
-            <w:tcW w:w="2717" w:type="dxa"/>
-            <w:gridSpan w:val="7"/>
-            <w:shd w:val="clear" w:color="auto" w:fill="DEEAF6" w:themeFill="accent1" w:themeFillTint="33"/>
-            <w:vAlign w:val="center"/>
-          </w:tcPr>
-          <w:p>
-            <w:pPr>
-              <w:spacing w:line="276" w:lineRule="auto"/>
-              <w:jc w:val="center"/>
-            </w:pPr>
-            <w:r>
-              <w:t>{{T14_R50_C3}}</w:t>
-            </w:r>
-          </w:p>
-        </w:tc>
-        <w:tc>
-          <w:tcPr>
-            <w:tcW w:w="3446" w:type="dxa"/>
-            <w:gridSpan w:val="2"/>
-            <w:shd w:val="clear" w:color="auto" w:fill="DEEAF6" w:themeFill="accent1" w:themeFillTint="33"/>
-            <w:vAlign w:val="center"/>
-          </w:tcPr>
-          <w:p>
-            <w:pPr>
-              <w:spacing w:line="276" w:lineRule="auto"/>
-              <w:jc w:val="center"/>
-            </w:pPr>
-            <w:r>
-              <w:t>{{T14_R50_C4}}</w:t>
-            </w:r>
-          </w:p>
-        </w:tc>
-      </w:tr>
-    </w:tbl>
-    <w:p/>
-    <w:tbl>
-      <w:tblPr>
-        <w:tblStyle w:val="TableGrid"/>
-        <w:tblW w:w="0" w:type="auto"/>
-        <w:tblLook w:val="04A0" w:firstRow="1" w:lastRow="0" w:firstColumn="1" w:lastColumn="0" w:noHBand="0" w:noVBand="1"/>
-      </w:tblPr>
-      <w:tblGrid>
-        <w:gridCol w:w="11052"/>
-      </w:tblGrid>
-      <w:tr>
-        <w:trPr>
-          <w:trHeight w:val="340"/>
-        </w:trPr>
-        <w:tc>
-          <w:tcPr>
-            <w:tcW w:w="11052" w:type="dxa"/>
-            <w:shd w:val="clear" w:color="auto" w:fill="D9D9D9" w:themeFill="background1" w:themeFillShade="D9"/>
-          </w:tcPr>
-          <w:p>
-            <w:pPr>
-              <w:rPr>
-                <w:b/>
-                <w:sz w:val="24"/>
-                <w:szCs w:val="24"/>
-              </w:rPr>
-            </w:pPr>
-            <w:r>
-              <w:rPr>
-                <w:b/>
-                <w:sz w:val="24"/>
-                <w:szCs w:val="24"/>
-              </w:rPr>
-              <w:t>Tiered Energy Compliance – Prescriptive Path</w:t>
-            </w:r>
-          </w:p>
-        </w:tc>
-      </w:tr>
-      <w:tr>
-        <w:trPr>
-          <w:trHeight w:val="508"/>
-        </w:trPr>
-        <w:tc>
-          <w:tcPr>
-            <w:tcW w:w="11052" w:type="dxa"/>
-            <w:vAlign w:val="center"/>
-          </w:tcPr>
-          <w:tbl>
-            <w:tblPr>
-              <w:tblStyle w:val="TableGrid"/>
-              <w:tblW w:w="0" w:type="auto"/>
-              <w:tblBorders>
-                <w:top w:val="none" w:sz="0" w:space="0" w:color="auto"/>
-                <w:left w:val="none" w:sz="0" w:space="0" w:color="auto"/>
-                <w:bottom w:val="none" w:sz="0" w:space="0" w:color="auto"/>
-                <w:right w:val="none" w:sz="0" w:space="0" w:color="auto"/>
-                <w:insideH w:val="none" w:sz="0" w:space="0" w:color="auto"/>
-                <w:insideV w:val="none" w:sz="0" w:space="0" w:color="auto"/>
-              </w:tblBorders>
-              <w:tblLook w:val="04A0" w:firstRow="1" w:lastRow="0" w:firstColumn="1" w:lastColumn="0" w:noHBand="0" w:noVBand="1"/>
-            </w:tblPr>
-            <w:tblGrid>
-              <w:gridCol w:w="4712"/>
-              <w:gridCol w:w="1134"/>
-              <w:gridCol w:w="4678"/>
-            </w:tblGrid>
-            <w:tr>
-              <w:tc>
-                <w:tcPr>
-                  <w:tcW w:w="4712" w:type="dxa"/>
-                  <w:vAlign w:val="center"/>
-                </w:tcPr>
-                <w:p>
-                  <w:pPr>
-                    <w:jc w:val="right"/>
-                  </w:pPr>
-                  <w:r>
-                    <w:t xml:space="preserve">(if pursuing Energy Tier </w:t>
-                  </w:r>
-                  <w:r>
-                    <w:rPr>
-                      <w:rFonts w:cstheme="minorHAnsi"/>
-                    </w:rPr>
-                    <w:t xml:space="preserve">≥ </w:t>
-                  </w:r>
-                  <w:r>
-                    <w:t xml:space="preserve">2) Energy Tier Achieved:  </w:t>
-                  </w:r>
-                </w:p>
-              </w:tc>
-              <w:tc>
-                <w:tcPr>
-                  <w:tcW w:w="1134" w:type="dxa"/>
-                  <w:tcBorders>
-                    <w:bottom w:val="single" w:sz="4" w:space="0" w:color="auto"/>
-                  </w:tcBorders>
-                  <w:shd w:val="clear" w:color="auto" w:fill="DEEAF6" w:themeFill="accent1" w:themeFillTint="33"/>
-                </w:tcPr>
-                <w:p>
-                  <w:pPr>
-                    <w:jc w:val="center"/>
-                    <w:rPr>
-                      <w:highlight w:val="cyan"/>
-                    </w:rPr>
-                  </w:pPr>
-                  <w:r>
-                    <w:t>{{T16_R0_C1}}</w:t>
-                  </w:r>
-                </w:p>
-              </w:tc>
-              <w:tc>
-                <w:tcPr>
-                  <w:tcW w:w="4678" w:type="dxa"/>
-                </w:tcPr>
-                <w:p>
-                  <w:r>
-                    <w:t>(</w:t>
-                  </w:r>
-                  <w:r>
-                    <w:t>from 9.36 Submittal Calculator – 9.36.8 tab)</w:t>
-                  </w:r>
-                </w:p>
-              </w:tc>
-            </w:tr>
-          </w:tbl>
-          <w:p>
-            <w:pPr>
-              <w:jc w:val="center"/>
-            </w:pPr>
-          </w:p>
-        </w:tc>
-      </w:tr>
-    </w:tbl>
-    <w:p/>
-    <w:tbl>
-      <w:tblPr>
-        <w:tblStyle w:val="TableGrid"/>
-        <w:tblW w:w="0" w:type="auto"/>
-        <w:tblLook w:val="04A0" w:firstRow="1" w:lastRow="0" w:firstColumn="1" w:lastColumn="0" w:noHBand="0" w:noVBand="1"/>
-      </w:tblPr>
-      <w:tblGrid>
-        <w:gridCol w:w="846"/>
-        <w:gridCol w:w="283"/>
-        <w:gridCol w:w="2835"/>
-        <w:gridCol w:w="1276"/>
-        <w:gridCol w:w="1559"/>
-        <w:gridCol w:w="4253"/>
-      </w:tblGrid>
-      <w:tr>
-        <w:trPr>
-          <w:trHeight w:val="340"/>
-        </w:trPr>
-        <w:tc>
-          <w:tcPr>
-            <w:tcW w:w="11052" w:type="dxa"/>
-            <w:gridSpan w:val="6"/>
-            <w:shd w:val="clear" w:color="auto" w:fill="D9D9D9" w:themeFill="background1" w:themeFillShade="D9"/>
-            <w:vAlign w:val="center"/>
-          </w:tcPr>
-          <w:p>
-            <w:pPr>
-              <w:spacing w:line="276" w:lineRule="auto"/>
-              <w:rPr>
-                <w:sz w:val="24"/>
-                <w:szCs w:val="24"/>
-              </w:rPr>
-            </w:pPr>
-            <w:r>
-              <w:rPr>
-                <w:b/>
-                <w:sz w:val="24"/>
-                <w:szCs w:val="24"/>
-              </w:rPr>
-              <w:t>Designer(s)</w:t>
-            </w:r>
-            <w:r>
-              <w:rPr>
-                <w:sz w:val="24"/>
-                <w:szCs w:val="24"/>
-              </w:rPr>
-              <w:t xml:space="preserve"> </w:t>
-            </w:r>
-            <w:r>
-              <w:rPr>
-                <w:sz w:val="18"/>
-                <w:szCs w:val="18"/>
-              </w:rPr>
-              <w:t xml:space="preserve">[name(s) &amp; </w:t>
-            </w:r>
-            <w:r>
-              <w:rPr>
-                <w:sz w:val="18"/>
-                <w:szCs w:val="18"/>
-              </w:rPr>
-              <w:t>accreditation</w:t>
-            </w:r>
-            <w:r>
-              <w:rPr>
-                <w:sz w:val="18"/>
-                <w:szCs w:val="18"/>
-              </w:rPr>
-              <w:t>/licensing</w:t>
-            </w:r>
-            <w:r>
-              <w:rPr>
-                <w:sz w:val="18"/>
-                <w:szCs w:val="18"/>
-              </w:rPr>
-              <w:t xml:space="preserve"> of person(s) providing information herein to substantiate that design meets building code]</w:t>
-            </w:r>
-          </w:p>
-        </w:tc>
-      </w:tr>
-      <w:tr>
-        <w:trPr>
-          <w:cantSplit/>
-          <w:trHeight w:val="563"/>
-        </w:trPr>
-        <w:tc>
-          <w:tcPr>
-            <w:tcW w:w="1129" w:type="dxa"/>
-            <w:gridSpan w:val="2"/>
-            <w:shd w:val="clear" w:color="auto" w:fill="FFFFFF" w:themeFill="background1"/>
-            <w:vAlign w:val="center"/>
-          </w:tcPr>
-          <w:p>
-            <w:pPr>
-              <w:jc w:val="right"/>
-            </w:pPr>
-            <w:r>
-              <w:t>Name:</w:t>
-            </w:r>
-          </w:p>
-        </w:tc>
-        <w:tc>
-          <w:tcPr>
-            <w:tcW w:w="2835" w:type="dxa"/>
-            <w:shd w:val="clear" w:color="auto" w:fill="DEEAF6" w:themeFill="accent1" w:themeFillTint="33"/>
-            <w:vAlign w:val="center"/>
-          </w:tcPr>
-          <w:p>
-            <w:r>
-              <w:t>{{T17_R1_C1}}</w:t>
-            </w:r>
-          </w:p>
-        </w:tc>
-        <w:tc>
-          <w:tcPr>
-            <w:tcW w:w="2835" w:type="dxa"/>
-            <w:gridSpan w:val="2"/>
-            <w:tcBorders>
-              <w:top w:val="single" w:sz="4" w:space="0" w:color="auto"/>
-              <w:bottom w:val="single" w:sz="4" w:space="0" w:color="auto"/>
-            </w:tcBorders>
-            <w:shd w:val="clear" w:color="auto" w:fill="FFFFFF" w:themeFill="background1"/>
-            <w:vAlign w:val="center"/>
-          </w:tcPr>
-          <w:p>
-            <w:pPr>
-              <w:jc w:val="right"/>
-            </w:pPr>
-            <w:r>
-              <w:t>Accreditation or licensing #:</w:t>
-            </w:r>
-          </w:p>
-        </w:tc>
-        <w:tc>
-          <w:tcPr>
-            <w:tcW w:w="4253" w:type="dxa"/>
-            <w:tcBorders>
-              <w:top w:val="single" w:sz="4" w:space="0" w:color="auto"/>
-              <w:bottom w:val="single" w:sz="4" w:space="0" w:color="auto"/>
-            </w:tcBorders>
-            <w:shd w:val="clear" w:color="auto" w:fill="DEEAF6" w:themeFill="accent1" w:themeFillTint="33"/>
-            <w:vAlign w:val="center"/>
-          </w:tcPr>
-          <w:p>
-            <w:r>
-              <w:t>{{T17_R1_C3}}</w:t>
-            </w:r>
-          </w:p>
-        </w:tc>
-      </w:tr>
-      <w:tr>
-        <w:trPr>
-          <w:cantSplit/>
-          <w:trHeight w:val="557"/>
-        </w:trPr>
-        <w:tc>
-          <w:tcPr>
-            <w:tcW w:w="1129" w:type="dxa"/>
-            <w:gridSpan w:val="2"/>
-            <w:shd w:val="clear" w:color="auto" w:fill="FFFFFF" w:themeFill="background1"/>
-            <w:vAlign w:val="center"/>
-          </w:tcPr>
-          <w:p>
-            <w:pPr>
-              <w:jc w:val="right"/>
-            </w:pPr>
-            <w:r>
-              <w:t>Phone:</w:t>
-            </w:r>
-          </w:p>
-        </w:tc>
-        <w:tc>
-          <w:tcPr>
-            <w:tcW w:w="2835" w:type="dxa"/>
-            <w:shd w:val="clear" w:color="auto" w:fill="DEEAF6" w:themeFill="accent1" w:themeFillTint="33"/>
-            <w:vAlign w:val="center"/>
-          </w:tcPr>
-          <w:p>
-            <w:r>
-              <w:t>{{T17_R2_C1}}</w:t>
-            </w:r>
-          </w:p>
-        </w:tc>
-        <w:tc>
-          <w:tcPr>
-            <w:tcW w:w="2835" w:type="dxa"/>
-            <w:gridSpan w:val="2"/>
-            <w:tcBorders>
-              <w:top w:val="single" w:sz="4" w:space="0" w:color="auto"/>
-              <w:bottom w:val="single" w:sz="4" w:space="0" w:color="auto"/>
-            </w:tcBorders>
-            <w:shd w:val="clear" w:color="auto" w:fill="FFFFFF" w:themeFill="background1"/>
-            <w:vAlign w:val="center"/>
-          </w:tcPr>
-          <w:p>
-            <w:pPr>
-              <w:jc w:val="right"/>
-              <w:rPr>
-                <w:highlight w:val="cyan"/>
-              </w:rPr>
-            </w:pPr>
-            <w:r>
-              <w:t>Email:</w:t>
-            </w:r>
-          </w:p>
-        </w:tc>
-        <w:tc>
-          <w:tcPr>
-            <w:tcW w:w="4253" w:type="dxa"/>
-            <w:tcBorders>
-              <w:top w:val="single" w:sz="4" w:space="0" w:color="auto"/>
-              <w:bottom w:val="single" w:sz="4" w:space="0" w:color="auto"/>
-            </w:tcBorders>
-            <w:shd w:val="clear" w:color="auto" w:fill="DEEAF6" w:themeFill="accent1" w:themeFillTint="33"/>
-            <w:vAlign w:val="center"/>
-          </w:tcPr>
-          <w:p>
-            <w:pPr>
-              <w:rPr>
-                <w:highlight w:val="cyan"/>
-              </w:rPr>
-            </w:pPr>
-            <w:r>
-              <w:t>{{T17_R2_C3}}</w:t>
-            </w:r>
-          </w:p>
-        </w:tc>
-      </w:tr>
-      <w:tr>
-        <w:trPr>
-          <w:cantSplit/>
-          <w:trHeight w:val="417"/>
-        </w:trPr>
-        <w:tc>
-          <w:tcPr>
-            <w:tcW w:w="11052" w:type="dxa"/>
-            <w:gridSpan w:val="6"/>
-            <w:shd w:val="clear" w:color="auto" w:fill="FFFFFF" w:themeFill="background1"/>
-            <w:vAlign w:val="center"/>
-          </w:tcPr>
-          <w:p>
-            <w:pPr>
-              <w:rPr>
-                <w:i/>
-              </w:rPr>
-            </w:pPr>
-            <w:r>
-              <w:rPr>
-                <w:i/>
-              </w:rPr>
-              <w:t>Declaration of designer to have reviewed and take responsibility for the design work.</w:t>
-            </w:r>
-          </w:p>
-        </w:tc>
-      </w:tr>
-      <w:tr>
-        <w:trPr>
-          <w:cantSplit/>
-          <w:trHeight w:val="557"/>
-        </w:trPr>
-        <w:tc>
-          <w:tcPr>
-            <w:tcW w:w="846" w:type="dxa"/>
-            <w:shd w:val="clear" w:color="auto" w:fill="FFFFFF" w:themeFill="background1"/>
-            <w:vAlign w:val="center"/>
-          </w:tcPr>
-          <w:p>
-            <w:pPr>
-              <w:jc w:val="right"/>
-            </w:pPr>
-            <w:r>
-              <w:rPr>
-                <w:b/>
-              </w:rPr>
-              <w:t>Date</w:t>
-            </w:r>
-            <w:r>
-              <w:t>:</w:t>
-            </w:r>
-          </w:p>
-        </w:tc>
-        <w:tc>
-          <w:tcPr>
-            <w:tcW w:w="3118" w:type="dxa"/>
-            <w:gridSpan w:val="2"/>
-            <w:shd w:val="clear" w:color="auto" w:fill="DEEAF6" w:themeFill="accent1" w:themeFillTint="33"/>
-            <w:vAlign w:val="center"/>
-          </w:tcPr>
-          <w:p>
-            <w:r>
-              <w:t>{{T17_R4_C1}}</w:t>
-            </w:r>
-          </w:p>
-        </w:tc>
-        <w:tc>
-          <w:tcPr>
-            <w:tcW w:w="1276" w:type="dxa"/>
-            <w:shd w:val="clear" w:color="auto" w:fill="FFFFFF" w:themeFill="background1"/>
-            <w:vAlign w:val="center"/>
-          </w:tcPr>
-          <w:p>
-            <w:pPr>
-              <w:jc w:val="right"/>
-            </w:pPr>
-            <w:r>
-              <w:rPr>
-                <w:b/>
-              </w:rPr>
-              <w:t>Signature</w:t>
-            </w:r>
-            <w:r>
-              <w:t>:</w:t>
-            </w:r>
-          </w:p>
-        </w:tc>
-        <w:tc>
-          <w:tcPr>
-            <w:tcW w:w="5812" w:type="dxa"/>
-            <w:gridSpan w:val="2"/>
-            <w:shd w:val="clear" w:color="auto" w:fill="DEEAF6" w:themeFill="accent1" w:themeFillTint="33"/>
-            <w:vAlign w:val="center"/>
-          </w:tcPr>
-          <w:p>
-            <w:r>
-              <w:t>{{T17_R4_C3}}</w:t>
-            </w:r>
-          </w:p>
-        </w:tc>
-      </w:tr>
-    </w:tbl>
-    <w:p/>
     <w:sectPr>
       <w:pgSz w:w="12240" w:h="15840"/>
       <w:pgMar w:top="1021" w:right="567" w:bottom="1021" w:left="567" w:header="709" w:footer="709" w:gutter="0"/>
@@ -13568,54 +6858,6 @@
       </w:r>
       <w:r>
         <w:t xml:space="preserve"> In accordance with Article 9.32.3.3. based on the number of bedrooms in the proposed house</w:t>
-      </w:r>
-    </w:p>
-  </w:footnote>
-  <w:footnote w:id="5">
-    <w:p>
-      <w:pPr>
-        <w:pStyle w:val="FootnoteText"/>
-      </w:pPr>
-      <w:r>
-        <w:rPr>
-          <w:rStyle w:val="FootnoteReference"/>
-        </w:rPr>
-        <w:footnoteRef/>
-      </w:r>
-      <w:r>
-        <w:t xml:space="preserve"> Must be equipped with a high-efficiency constant torque or constant airflow fan motor</w:t>
-      </w:r>
-    </w:p>
-  </w:footnote>
-  <w:footnote w:id="6">
-    <w:p>
-      <w:pPr>
-        <w:pStyle w:val="FootnoteText"/>
-      </w:pPr>
-      <w:r>
-        <w:rPr>
-          <w:rStyle w:val="FootnoteReference"/>
-        </w:rPr>
-        <w:footnoteRef/>
-      </w:r>
-      <w:r>
-        <w:t xml:space="preserve"> Must be equipped with automatic water temperature control</w:t>
-      </w:r>
-    </w:p>
-  </w:footnote>
-  <w:footnote w:id="7">
-    <w:p>
-      <w:pPr>
-        <w:pStyle w:val="FootnoteText"/>
-      </w:pPr>
-      <w:r>
-        <w:rPr>
-          <w:rStyle w:val="FootnoteReference"/>
-        </w:rPr>
-        <w:footnoteRef/>
-      </w:r>
-      <w:r>
-        <w:t xml:space="preserve"> Only required for locations with a 2.5% January design temperature of less than -10°C</w:t>
       </w:r>
     </w:p>
   </w:footnote>
@@ -15616,14 +8858,12 @@
 </file>
 
 <file path=customXml/item1.xml><?xml version="1.0" encoding="utf-8"?>
-<p:properties xmlns:p="http://schemas.microsoft.com/office/2006/metadata/properties" xmlns:xsi="http://www.w3.org/2001/XMLSchema-instance" xmlns:pc="http://schemas.microsoft.com/office/infopath/2007/PartnerControls">
-  <documentManagement>
-    <TaxCatchAll xmlns="6d8d7981-2c7b-4df5-875f-84d256f75a77" xsi:nil="true"/>
-    <lcf76f155ced4ddcb4097134ff3c332f xmlns="5046f78f-85f1-4872-8afc-3e23afcd1143">
-      <Terms xmlns="http://schemas.microsoft.com/office/infopath/2007/PartnerControls"/>
-    </lcf76f155ced4ddcb4097134ff3c332f>
-  </documentManagement>
-</p:properties>
+<?mso-contentType ?>
+<FormTemplates xmlns="http://schemas.microsoft.com/sharepoint/v3/contenttype/forms">
+  <Display>DocumentLibraryForm</Display>
+  <Edit>DocumentLibraryForm</Edit>
+  <New>DocumentLibraryForm</New>
+</FormTemplates>
 </file>
 
 <file path=customXml/item2.xml><?xml version="1.0" encoding="utf-8"?>
@@ -15822,12 +9062,14 @@
 </file>
 
 <file path=customXml/item3.xml><?xml version="1.0" encoding="utf-8"?>
-<?mso-contentType ?>
-<FormTemplates xmlns="http://schemas.microsoft.com/sharepoint/v3/contenttype/forms">
-  <Display>DocumentLibraryForm</Display>
-  <Edit>DocumentLibraryForm</Edit>
-  <New>DocumentLibraryForm</New>
-</FormTemplates>
+<p:properties xmlns:p="http://schemas.microsoft.com/office/2006/metadata/properties" xmlns:xsi="http://www.w3.org/2001/XMLSchema-instance" xmlns:pc="http://schemas.microsoft.com/office/infopath/2007/PartnerControls">
+  <documentManagement>
+    <TaxCatchAll xmlns="6d8d7981-2c7b-4df5-875f-84d256f75a77" xsi:nil="true"/>
+    <lcf76f155ced4ddcb4097134ff3c332f xmlns="5046f78f-85f1-4872-8afc-3e23afcd1143">
+      <Terms xmlns="http://schemas.microsoft.com/office/infopath/2007/PartnerControls"/>
+    </lcf76f155ced4ddcb4097134ff3c332f>
+  </documentManagement>
+</p:properties>
 </file>
 
 <file path=customXml/item4.xml><?xml version="1.0" encoding="utf-8"?>
@@ -15835,14 +9077,9 @@
 </file>
 
 <file path=customXml/itemProps1.xml><?xml version="1.0" encoding="utf-8"?>
-<ds:datastoreItem xmlns:ds="http://schemas.openxmlformats.org/officeDocument/2006/customXml" ds:itemID="{89D6AB34-1745-4A93-B120-D767B1671756}">
+<ds:datastoreItem xmlns:ds="http://schemas.openxmlformats.org/officeDocument/2006/customXml" ds:itemID="{AD2F5A86-7E0F-4EAF-96C2-D40B394D3367}">
   <ds:schemaRefs>
-    <ds:schemaRef ds:uri="http://schemas.microsoft.com/office/2006/metadata/properties"/>
-    <ds:schemaRef ds:uri="http://schemas.microsoft.com/office/infopath/2007/PartnerControls"/>
-    <ds:schemaRef ds:uri="e79f2c24-b2cf-4c62-9c0d-cefe04a922f8"/>
-    <ds:schemaRef ds:uri="3bef47b0-1d27-4bc4-9a58-2839afbbce32"/>
-    <ds:schemaRef ds:uri="6d8d7981-2c7b-4df5-875f-84d256f75a77"/>
-    <ds:schemaRef ds:uri="5046f78f-85f1-4872-8afc-3e23afcd1143"/>
+    <ds:schemaRef ds:uri="http://schemas.microsoft.com/sharepoint/v3/contenttype/forms"/>
   </ds:schemaRefs>
 </ds:datastoreItem>
 </file>
@@ -15867,9 +9104,12 @@
 </file>
 
 <file path=customXml/itemProps3.xml><?xml version="1.0" encoding="utf-8"?>
-<ds:datastoreItem xmlns:ds="http://schemas.openxmlformats.org/officeDocument/2006/customXml" ds:itemID="{AD2F5A86-7E0F-4EAF-96C2-D40B394D3367}">
+<ds:datastoreItem xmlns:ds="http://schemas.openxmlformats.org/officeDocument/2006/customXml" ds:itemID="{89D6AB34-1745-4A93-B120-D767B1671756}">
   <ds:schemaRefs>
-    <ds:schemaRef ds:uri="http://schemas.microsoft.com/sharepoint/v3/contenttype/forms"/>
+    <ds:schemaRef ds:uri="http://schemas.microsoft.com/office/2006/metadata/properties"/>
+    <ds:schemaRef ds:uri="http://schemas.microsoft.com/office/infopath/2007/PartnerControls"/>
+    <ds:schemaRef ds:uri="6d8d7981-2c7b-4df5-875f-84d256f75a77"/>
+    <ds:schemaRef ds:uri="5046f78f-85f1-4872-8afc-3e23afcd1143"/>
   </ds:schemaRefs>
 </ds:datastoreItem>
 </file>
